--- a/10-保护电路/01-过压保护/浪涌吸收电路/浪涌吸收电路.docx
+++ b/10-保护电路/01-过压保护/浪涌吸收电路/浪涌吸收电路.docx
@@ -1866,6 +1866,20 @@
     </w:p>
     <w:bookmarkEnd w:id="26"/>
     <w:bookmarkEnd w:id="27"/>
+    <w:p>
+      <w:pPr>
+        <w:spacing w:before="360"/>
+        <w:jc w:val="center"/>
+      </w:pPr>
+      <w:r>
+        <w:rPr>
+          <w:rFonts w:ascii="Times New Roman" w:hAnsi="Times New Roman"/>
+          <w:color w:val="555555"/>
+          <w:sz w:val="21"/>
+        </w:rPr>
+        <w:t>材料收集者：杜文杰</w:t>
+      </w:r>
+    </w:p>
     <w:sectPr>
       <w:headerReference r:id="rId9" w:type="default"/>
       <w:footerReference r:id="rId10" w:type="default"/>

--- a/10-保护电路/01-过压保护/浪涌吸收电路/浪涌吸收电路.docx
+++ b/10-保护电路/01-过压保护/浪涌吸收电路/浪涌吸收电路.docx
@@ -1,6 +1,6 @@
 
 <file path=word/document.xml><?xml version="1.0" encoding="utf-8"?>
-<w:document xmlns:w="http://schemas.openxmlformats.org/wordprocessingml/2006/main" xmlns:m="http://schemas.openxmlformats.org/officeDocument/2006/math" xmlns:r="http://schemas.openxmlformats.org/officeDocument/2006/relationships" xmlns:o="urn:schemas-microsoft-com:office:office" xmlns:v="urn:schemas-microsoft-com:vml" xmlns:w10="urn:schemas-microsoft-com:office:word" xmlns:a="http://schemas.openxmlformats.org/drawingml/2006/main" xmlns:pic="http://schemas.openxmlformats.org/drawingml/2006/picture" xmlns:wp="http://schemas.openxmlformats.org/drawingml/2006/wordprocessingDrawing">
+<w:document xmlns:m="http://schemas.openxmlformats.org/officeDocument/2006/math" xmlns:r="http://schemas.openxmlformats.org/officeDocument/2006/relationships" xmlns:w="http://schemas.openxmlformats.org/wordprocessingml/2006/main" xmlns:o="urn:schemas-microsoft-com:office:office" xmlns:v="urn:schemas-microsoft-com:vml" xmlns:w10="urn:schemas-microsoft-com:office:word" xmlns:a="http://schemas.openxmlformats.org/drawingml/2006/main" xmlns:pic="http://schemas.openxmlformats.org/drawingml/2006/picture" xmlns:wp="http://schemas.openxmlformats.org/drawingml/2006/wordprocessingDrawing">
   <w:body>
     <w:bookmarkStart w:id="27" w:name="浪涌吸收电路"/>
     <w:p>
@@ -9,7 +9,7 @@
       </w:pPr>
       <w:r>
         <w:rPr>
-          <w:rFonts w:hint="eastAsia"/>
+          <w:rFonts w:hint="eastAsia" w:eastAsia="黑体"/>
         </w:rPr>
         <w:t xml:space="preserve">浪涌吸收电路</w:t>
       </w:r>
@@ -21,7 +21,7 @@
       </w:pPr>
       <w:r>
         <w:rPr>
-          <w:rFonts w:hint="eastAsia"/>
+          <w:rFonts w:hint="eastAsia" w:eastAsia="黑体"/>
         </w:rPr>
         <w:t xml:space="preserve">拓扑描述</w:t>
       </w:r>
@@ -32,16 +32,19 @@
       </w:pPr>
       <w:r>
         <w:rPr>
-          <w:rFonts w:hint="eastAsia"/>
+          <w:rFonts w:hint="eastAsia" w:eastAsia="黑体"/>
         </w:rPr>
         <w:t xml:space="preserve">由</w:t>
       </w:r>
       <w:r>
+        <w:rPr>
+          <w:rFonts w:eastAsia="黑体"/>
+        </w:rPr>
         <w:t xml:space="preserve"> </w:t>
       </w:r>
       <w:r>
         <w:rPr>
-          <w:rFonts w:hint="eastAsia"/>
+          <w:rFonts w:hint="eastAsia" w:eastAsia="黑体"/>
           <w:b/>
           <w:bCs/>
         </w:rPr>
@@ -49,6 +52,7 @@
       </w:r>
       <w:r>
         <w:rPr>
+          <w:rFonts w:eastAsia="黑体"/>
           <w:b/>
           <w:bCs/>
         </w:rPr>
@@ -56,7 +60,7 @@
       </w:r>
       <w:r>
         <w:rPr>
-          <w:rFonts w:hint="eastAsia"/>
+          <w:rFonts w:hint="eastAsia" w:eastAsia="黑体"/>
           <w:b/>
           <w:bCs/>
         </w:rPr>
@@ -64,6 +68,7 @@
       </w:r>
       <w:r>
         <w:rPr>
+          <w:rFonts w:eastAsia="黑体"/>
           <w:b/>
           <w:bCs/>
         </w:rPr>
@@ -71,27 +76,33 @@
       </w:r>
       <w:r>
         <w:rPr>
-          <w:rFonts w:hint="eastAsia"/>
+          <w:rFonts w:hint="eastAsia" w:eastAsia="黑体"/>
           <w:b/>
           <w:bCs/>
         </w:rPr>
         <w:t xml:space="preserve">或复合型，可按多级配置）</w:t>
       </w:r>
       <w:r>
+        <w:rPr>
+          <w:rFonts w:eastAsia="黑体"/>
+        </w:rPr>
         <w:t xml:space="preserve"> </w:t>
       </w:r>
       <w:r>
         <w:rPr>
-          <w:rFonts w:hint="eastAsia"/>
+          <w:rFonts w:hint="eastAsia" w:eastAsia="黑体"/>
         </w:rPr>
         <w:t xml:space="preserve">与</w:t>
       </w:r>
       <w:r>
+        <w:rPr>
+          <w:rFonts w:eastAsia="黑体"/>
+        </w:rPr>
         <w:t xml:space="preserve"> </w:t>
       </w:r>
       <w:r>
         <w:rPr>
-          <w:rFonts w:hint="eastAsia"/>
+          <w:rFonts w:hint="eastAsia" w:eastAsia="黑体"/>
           <w:b/>
           <w:bCs/>
         </w:rPr>
@@ -99,6 +110,7 @@
       </w:r>
       <w:r>
         <w:rPr>
+          <w:rFonts w:eastAsia="黑体"/>
           <w:b/>
           <w:bCs/>
         </w:rPr>
@@ -111,7 +123,7 @@
       </m:oMath>
       <w:r>
         <w:rPr>
-          <w:rFonts w:hint="eastAsia"/>
+          <w:rFonts w:hint="eastAsia" w:eastAsia="黑体"/>
           <w:b/>
           <w:bCs/>
         </w:rPr>
@@ -119,6 +131,7 @@
       </w:r>
       <w:r>
         <w:rPr>
+          <w:rFonts w:eastAsia="黑体"/>
           <w:b/>
           <w:bCs/>
         </w:rPr>
@@ -131,33 +144,39 @@
       </m:oMath>
       <w:r>
         <w:rPr>
-          <w:rFonts w:hint="eastAsia"/>
+          <w:rFonts w:hint="eastAsia" w:eastAsia="黑体"/>
           <w:b/>
           <w:bCs/>
         </w:rPr>
         <w:t xml:space="preserve">）</w:t>
       </w:r>
       <w:r>
+        <w:rPr>
+          <w:rFonts w:eastAsia="黑体"/>
+        </w:rPr>
         <w:t xml:space="preserve"> </w:t>
       </w:r>
       <w:r>
         <w:rPr>
-          <w:rFonts w:hint="eastAsia"/>
+          <w:rFonts w:hint="eastAsia" w:eastAsia="黑体"/>
         </w:rPr>
         <w:t xml:space="preserve">组成，并联在电源输入端。电路共有</w:t>
       </w:r>
       <w:r>
+        <w:rPr>
+          <w:rFonts w:eastAsia="黑体"/>
+        </w:rPr>
         <w:t xml:space="preserve"> 3 </w:t>
       </w:r>
       <w:r>
         <w:rPr>
-          <w:rFonts w:hint="eastAsia"/>
+          <w:rFonts w:hint="eastAsia" w:eastAsia="黑体"/>
         </w:rPr>
         <w:t xml:space="preserve">个关键节点：</w:t>
       </w:r>
       <w:r>
         <w:rPr>
-          <w:rFonts w:hint="eastAsia"/>
+          <w:rFonts w:hint="eastAsia" w:eastAsia="黑体"/>
           <w:b/>
           <w:bCs/>
         </w:rPr>
@@ -165,6 +184,7 @@
       </w:r>
       <w:r>
         <w:rPr>
+          <w:rFonts w:eastAsia="黑体"/>
           <w:b/>
           <w:bCs/>
         </w:rPr>
@@ -172,7 +192,7 @@
       </w:r>
       <w:r>
         <w:rPr>
-          <w:rFonts w:hint="eastAsia"/>
+          <w:rFonts w:hint="eastAsia" w:eastAsia="黑体"/>
           <w:b/>
           <w:bCs/>
         </w:rPr>
@@ -180,13 +200,13 @@
       </w:r>
       <w:r>
         <w:rPr>
-          <w:rFonts w:hint="eastAsia"/>
+          <w:rFonts w:hint="eastAsia" w:eastAsia="黑体"/>
         </w:rPr>
         <w:t xml:space="preserve">（接电源输入端，连第一级保护器件与退耦元件一端）；</w:t>
       </w:r>
       <w:r>
         <w:rPr>
-          <w:rFonts w:hint="eastAsia"/>
+          <w:rFonts w:hint="eastAsia" w:eastAsia="黑体"/>
           <w:b/>
           <w:bCs/>
         </w:rPr>
@@ -194,6 +214,7 @@
       </w:r>
       <w:r>
         <w:rPr>
+          <w:rFonts w:eastAsia="黑体"/>
           <w:b/>
           <w:bCs/>
         </w:rPr>
@@ -201,7 +222,7 @@
       </w:r>
       <w:r>
         <w:rPr>
-          <w:rFonts w:hint="eastAsia"/>
+          <w:rFonts w:hint="eastAsia" w:eastAsia="黑体"/>
           <w:b/>
           <w:bCs/>
         </w:rPr>
@@ -209,13 +230,13 @@
       </w:r>
       <w:r>
         <w:rPr>
-          <w:rFonts w:hint="eastAsia"/>
+          <w:rFonts w:hint="eastAsia" w:eastAsia="黑体"/>
         </w:rPr>
         <w:t xml:space="preserve">（退耦元件另一端，接次级保护器件与后级电源输入）；</w:t>
       </w:r>
       <w:r>
         <w:rPr>
-          <w:rFonts w:hint="eastAsia"/>
+          <w:rFonts w:hint="eastAsia" w:eastAsia="黑体"/>
           <w:b/>
           <w:bCs/>
         </w:rPr>
@@ -223,6 +244,7 @@
       </w:r>
       <w:r>
         <w:rPr>
+          <w:rFonts w:eastAsia="黑体"/>
           <w:b/>
           <w:bCs/>
         </w:rPr>
@@ -230,7 +252,7 @@
       </w:r>
       <w:r>
         <w:rPr>
-          <w:rFonts w:hint="eastAsia"/>
+          <w:rFonts w:hint="eastAsia" w:eastAsia="黑体"/>
           <w:b/>
           <w:bCs/>
         </w:rPr>
@@ -238,6 +260,7 @@
       </w:r>
       <w:r>
         <w:rPr>
+          <w:rFonts w:eastAsia="黑体"/>
           <w:b/>
           <w:bCs/>
         </w:rPr>
@@ -245,7 +268,7 @@
       </w:r>
       <w:r>
         <w:rPr>
-          <w:rFonts w:hint="eastAsia"/>
+          <w:rFonts w:hint="eastAsia" w:eastAsia="黑体"/>
         </w:rPr>
         <w:t xml:space="preserve">（各级保护器件公共接地端）。</w:t>
       </w:r>
@@ -254,13 +277,13 @@
       <w:pPr/>
       <w:r>
         <w:rPr>
-          <w:rFonts w:hint="eastAsia"/>
+          <w:rFonts w:hint="eastAsia" w:eastAsia="黑体"/>
         </w:rPr>
         <w:t xml:space="preserve">各元件管脚连接：</w:t>
       </w:r>
       <w:r>
         <w:rPr>
-          <w:rFonts w:hint="eastAsia"/>
+          <w:rFonts w:hint="eastAsia" w:eastAsia="黑体"/>
           <w:b/>
           <w:bCs/>
         </w:rPr>
@@ -268,23 +291,27 @@
       </w:r>
       <w:r>
         <w:rPr>
+          <w:rFonts w:eastAsia="黑体"/>
           <w:b/>
           <w:bCs/>
         </w:rPr>
         <w:t xml:space="preserve"> GDT/MOV</w:t>
       </w:r>
       <w:r>
+        <w:rPr>
+          <w:rFonts w:eastAsia="黑体"/>
+        </w:rPr>
         <w:t xml:space="preserve"> </w:t>
       </w:r>
       <w:r>
         <w:rPr>
-          <w:rFonts w:hint="eastAsia"/>
+          <w:rFonts w:hint="eastAsia" w:eastAsia="黑体"/>
         </w:rPr>
         <w:t xml:space="preserve">一端接节点①、另一端接节点③；</w:t>
       </w:r>
       <w:r>
         <w:rPr>
-          <w:rFonts w:hint="eastAsia"/>
+          <w:rFonts w:hint="eastAsia" w:eastAsia="黑体"/>
           <w:b/>
           <w:bCs/>
         </w:rPr>
@@ -292,6 +319,7 @@
       </w:r>
       <w:r>
         <w:rPr>
+          <w:rFonts w:eastAsia="黑体"/>
           <w:b/>
           <w:bCs/>
         </w:rPr>
@@ -303,15 +331,21 @@
         </m:r>
       </m:oMath>
       <w:r>
+        <w:rPr>
+          <w:rFonts w:eastAsia="黑体"/>
+        </w:rPr>
         <w:t xml:space="preserve"> </w:t>
       </w:r>
       <w:r>
         <w:rPr>
-          <w:rFonts w:hint="eastAsia"/>
+          <w:rFonts w:hint="eastAsia" w:eastAsia="黑体"/>
         </w:rPr>
         <w:t xml:space="preserve">一端接节点①、另一端接节点②（以电阻</w:t>
       </w:r>
       <w:r>
+        <w:rPr>
+          <w:rFonts w:eastAsia="黑体"/>
+        </w:rPr>
         <w:t xml:space="preserve"> </w:t>
       </w:r>
       <m:oMath>
@@ -320,17 +354,20 @@
         </m:r>
       </m:oMath>
       <w:r>
+        <w:rPr>
+          <w:rFonts w:eastAsia="黑体"/>
+        </w:rPr>
         <w:t xml:space="preserve"> </w:t>
       </w:r>
       <w:r>
         <w:rPr>
-          <w:rFonts w:hint="eastAsia"/>
+          <w:rFonts w:hint="eastAsia" w:eastAsia="黑体"/>
         </w:rPr>
         <w:t xml:space="preserve">退耦时同法接入）；</w:t>
       </w:r>
       <w:r>
         <w:rPr>
-          <w:rFonts w:hint="eastAsia"/>
+          <w:rFonts w:hint="eastAsia" w:eastAsia="黑体"/>
           <w:b/>
           <w:bCs/>
         </w:rPr>
@@ -338,17 +375,21 @@
       </w:r>
       <w:r>
         <w:rPr>
+          <w:rFonts w:eastAsia="黑体"/>
           <w:b/>
           <w:bCs/>
         </w:rPr>
         <w:t xml:space="preserve"> MOV/TVS</w:t>
       </w:r>
       <w:r>
+        <w:rPr>
+          <w:rFonts w:eastAsia="黑体"/>
+        </w:rPr>
         <w:t xml:space="preserve"> </w:t>
       </w:r>
       <w:r>
         <w:rPr>
-          <w:rFonts w:hint="eastAsia"/>
+          <w:rFonts w:hint="eastAsia" w:eastAsia="黑体"/>
         </w:rPr>
         <w:t xml:space="preserve">一端接节点②、另一端接节点③。</w:t>
       </w:r>
@@ -357,7 +398,7 @@
       <w:pPr/>
       <w:r>
         <w:rPr>
-          <w:rFonts w:hint="eastAsia"/>
+          <w:rFonts w:hint="eastAsia" w:eastAsia="黑体"/>
         </w:rPr>
         <w:t xml:space="preserve">由此构成”输入经退耦元件到线路节点、各级保护器件分别并联于输入/线路与地之间”的多级分级泄放浪涌吸收组态，保护器件按阈值逐级动作，把雷击、开关操作产生的瞬态过电压浪涌能量泄放入地，把端电压钳位在残压以内，保护后级电源与设备。</w:t>
       </w:r>
@@ -370,7 +411,7 @@
       </w:pPr>
       <w:r>
         <w:rPr>
-          <w:rFonts w:hint="eastAsia"/>
+          <w:rFonts w:hint="eastAsia" w:eastAsia="黑体"/>
         </w:rPr>
         <w:t xml:space="preserve">工作原理</w:t>
       </w:r>
@@ -381,34 +422,43 @@
       </w:pPr>
       <w:r>
         <w:rPr>
-          <w:rFonts w:hint="eastAsia"/>
+          <w:rFonts w:hint="eastAsia" w:eastAsia="黑体"/>
         </w:rPr>
         <w:t xml:space="preserve">正常电压下保护器件呈高阻不动作；当浪涌（如</w:t>
       </w:r>
       <w:r>
+        <w:rPr>
+          <w:rFonts w:eastAsia="黑体"/>
+        </w:rPr>
         <w:t xml:space="preserve"> 1.2/50 µs </w:t>
       </w:r>
       <w:r>
         <w:rPr>
-          <w:rFonts w:hint="eastAsia"/>
+          <w:rFonts w:hint="eastAsia" w:eastAsia="黑体"/>
         </w:rPr>
         <w:t xml:space="preserve">电压波、8/20</w:t>
       </w:r>
       <w:r>
+        <w:rPr>
+          <w:rFonts w:eastAsia="黑体"/>
+        </w:rPr>
         <w:t xml:space="preserve"> µs </w:t>
       </w:r>
       <w:r>
         <w:rPr>
-          <w:rFonts w:hint="eastAsia"/>
+          <w:rFonts w:hint="eastAsia" w:eastAsia="黑体"/>
         </w:rPr>
         <w:t xml:space="preserve">电流波）到来，器件迅速导通把浪涌电流旁路到地，端电压被钳位在残压（限制电压）以内，能量以热量形式在器件中耗散。多级配合（GDT</w:t>
       </w:r>
       <w:r>
+        <w:rPr>
+          <w:rFonts w:eastAsia="黑体"/>
+        </w:rPr>
         <w:t xml:space="preserve"> + MOV + </w:t>
       </w:r>
       <w:r>
         <w:rPr>
-          <w:rFonts w:hint="eastAsia"/>
+          <w:rFonts w:hint="eastAsia" w:eastAsia="黑体"/>
         </w:rPr>
         <w:t xml:space="preserve">TVS）实现分级泄放。</w:t>
       </w:r>
@@ -421,7 +471,7 @@
       </w:pPr>
       <w:r>
         <w:rPr>
-          <w:rFonts w:hint="eastAsia"/>
+          <w:rFonts w:hint="eastAsia" w:eastAsia="黑体"/>
         </w:rPr>
         <w:t xml:space="preserve">关键计算公式</w:t>
       </w:r>
@@ -435,7 +485,7 @@
       </w:pPr>
       <w:r>
         <w:rPr>
-          <w:rFonts w:hint="eastAsia"/>
+          <w:rFonts w:hint="eastAsia" w:eastAsia="黑体"/>
         </w:rPr>
         <w:t xml:space="preserve">压敏电阻残压/限制电压：</w:t>
       </w:r>
@@ -564,7 +614,7 @@
       </w:pPr>
       <w:r>
         <w:rPr>
-          <w:rFonts w:hint="eastAsia"/>
+          <w:rFonts w:hint="eastAsia" w:eastAsia="黑体"/>
         </w:rPr>
         <w:t xml:space="preserve">浪涌能量：</w:t>
       </w:r>
@@ -731,11 +781,14 @@
         </w:numPr>
       </w:pPr>
       <w:r>
+        <w:rPr>
+          <w:rFonts w:eastAsia="黑体"/>
+        </w:rPr>
         <w:t xml:space="preserve">8/20 </w:t>
       </w:r>
       <w:r>
         <w:rPr>
-          <w:rFonts w:hint="eastAsia"/>
+          <w:rFonts w:hint="eastAsia" w:eastAsia="黑体"/>
         </w:rPr>
         <w:t xml:space="preserve">电流波形峰值与电荷量：</w:t>
       </w:r>
@@ -810,7 +863,7 @@
       </w:pPr>
       <w:r>
         <w:rPr>
-          <w:rFonts w:hint="eastAsia"/>
+          <w:rFonts w:hint="eastAsia" w:eastAsia="黑体"/>
         </w:rPr>
         <w:t xml:space="preserve">器件额定能量裕量：</w:t>
       </w:r>
@@ -913,7 +966,7 @@
             </w:pPr>
             <w:r>
               <w:rPr>
-                <w:rFonts w:hint="eastAsia"/>
+                <w:rFonts w:hint="eastAsia" w:eastAsia="黑体"/>
               </w:rPr>
               <w:t xml:space="preserve">符号</w:t>
             </w:r>
@@ -927,7 +980,7 @@
             </w:pPr>
             <w:r>
               <w:rPr>
-                <w:rFonts w:hint="eastAsia"/>
+                <w:rFonts w:hint="eastAsia" w:eastAsia="黑体"/>
               </w:rPr>
               <w:t xml:space="preserve">含义</w:t>
             </w:r>
@@ -941,7 +994,7 @@
             </w:pPr>
             <w:r>
               <w:rPr>
-                <w:rFonts w:hint="eastAsia"/>
+                <w:rFonts w:hint="eastAsia" w:eastAsia="黑体"/>
               </w:rPr>
               <w:t xml:space="preserve">单位</w:t>
             </w:r>
@@ -982,6 +1035,9 @@
               </m:sSub>
             </m:oMath>
             <w:r>
+              <w:rPr>
+                <w:rFonts w:eastAsia="黑体"/>
+              </w:rPr>
               <w:t xml:space="preserve">​</w:t>
             </w:r>
           </w:p>
@@ -994,7 +1050,7 @@
             </w:pPr>
             <w:r>
               <w:rPr>
-                <w:rFonts w:hint="eastAsia"/>
+                <w:rFonts w:hint="eastAsia" w:eastAsia="黑体"/>
               </w:rPr>
               <w:t xml:space="preserve">限制电压</w:t>
             </w:r>
@@ -1007,6 +1063,9 @@
               <w:pStyle w:val="Compact"/>
             </w:pPr>
             <w:r>
+              <w:rPr>
+                <w:rFonts w:eastAsia="黑体"/>
+              </w:rPr>
               <w:t xml:space="preserve">V</w:t>
             </w:r>
           </w:p>
@@ -1043,6 +1102,9 @@
               </m:sSub>
             </m:oMath>
             <w:r>
+              <w:rPr>
+                <w:rFonts w:eastAsia="黑体"/>
+              </w:rPr>
               <w:t xml:space="preserve">​</w:t>
             </w:r>
           </w:p>
@@ -1055,7 +1117,7 @@
             </w:pPr>
             <w:r>
               <w:rPr>
-                <w:rFonts w:hint="eastAsia"/>
+                <w:rFonts w:hint="eastAsia" w:eastAsia="黑体"/>
               </w:rPr>
               <w:t xml:space="preserve">浪涌峰值电流</w:t>
             </w:r>
@@ -1068,6 +1130,9 @@
               <w:pStyle w:val="Compact"/>
             </w:pPr>
             <w:r>
+              <w:rPr>
+                <w:rFonts w:eastAsia="黑体"/>
+              </w:rPr>
               <w:t xml:space="preserve">A</w:t>
             </w:r>
           </w:p>
@@ -1095,6 +1160,9 @@
               </m:sSub>
             </m:oMath>
             <w:r>
+              <w:rPr>
+                <w:rFonts w:eastAsia="黑体"/>
+              </w:rPr>
               <w:t xml:space="preserve">​</w:t>
             </w:r>
           </w:p>
@@ -1107,7 +1175,7 @@
             </w:pPr>
             <w:r>
               <w:rPr>
-                <w:rFonts w:hint="eastAsia"/>
+                <w:rFonts w:hint="eastAsia" w:eastAsia="黑体"/>
               </w:rPr>
               <w:t xml:space="preserve">浪涌持续时间</w:t>
             </w:r>
@@ -1120,6 +1188,9 @@
               <w:pStyle w:val="Compact"/>
             </w:pPr>
             <w:r>
+              <w:rPr>
+                <w:rFonts w:eastAsia="黑体"/>
+              </w:rPr>
               <w:t xml:space="preserve">s</w:t>
             </w:r>
           </w:p>
@@ -1138,6 +1209,9 @@
               </m:r>
             </m:oMath>
             <w:r>
+              <w:rPr>
+                <w:rFonts w:eastAsia="黑体"/>
+              </w:rPr>
               <w:t xml:space="preserve">​</w:t>
             </w:r>
           </w:p>
@@ -1150,7 +1224,7 @@
             </w:pPr>
             <w:r>
               <w:rPr>
-                <w:rFonts w:hint="eastAsia"/>
+                <w:rFonts w:hint="eastAsia" w:eastAsia="黑体"/>
               </w:rPr>
               <w:t xml:space="preserve">能量</w:t>
             </w:r>
@@ -1163,6 +1237,9 @@
               <w:pStyle w:val="Compact"/>
             </w:pPr>
             <w:r>
+              <w:rPr>
+                <w:rFonts w:eastAsia="黑体"/>
+              </w:rPr>
               <w:t xml:space="preserve">J</w:t>
             </w:r>
           </w:p>
@@ -1181,6 +1258,9 @@
               </m:r>
             </m:oMath>
             <w:r>
+              <w:rPr>
+                <w:rFonts w:eastAsia="黑体"/>
+              </w:rPr>
               <w:t xml:space="preserve">​</w:t>
             </w:r>
           </w:p>
@@ -1193,7 +1273,7 @@
             </w:pPr>
             <w:r>
               <w:rPr>
-                <w:rFonts w:hint="eastAsia"/>
+                <w:rFonts w:hint="eastAsia" w:eastAsia="黑体"/>
               </w:rPr>
               <w:t xml:space="preserve">电荷量</w:t>
             </w:r>
@@ -1206,6 +1286,9 @@
               <w:pStyle w:val="Compact"/>
             </w:pPr>
             <w:r>
+              <w:rPr>
+                <w:rFonts w:eastAsia="黑体"/>
+              </w:rPr>
               <w:t xml:space="preserve">C</w:t>
             </w:r>
           </w:p>
@@ -1220,7 +1303,7 @@
       </w:pPr>
       <w:r>
         <w:rPr>
-          <w:rFonts w:hint="eastAsia"/>
+          <w:rFonts w:hint="eastAsia" w:eastAsia="黑体"/>
         </w:rPr>
         <w:t xml:space="preserve">元件调整影响</w:t>
       </w:r>
@@ -1235,7 +1318,7 @@
       </w:pPr>
       <w:r>
         <w:rPr>
-          <w:rFonts w:hint="eastAsia"/>
+          <w:rFonts w:hint="eastAsia" w:eastAsia="黑体"/>
           <w:b/>
           <w:bCs/>
         </w:rPr>
@@ -1243,20 +1326,27 @@
       </w:r>
       <w:r>
         <w:rPr>
+          <w:rFonts w:eastAsia="黑体"/>
           <w:b/>
           <w:bCs/>
         </w:rPr>
         <w:t xml:space="preserve"> ↑</w:t>
       </w:r>
       <w:r>
+        <w:rPr>
+          <w:rFonts w:eastAsia="黑体"/>
+        </w:rPr>
         <w:t xml:space="preserve"> </w:t>
       </w:r>
       <w:r>
+        <w:rPr>
+          <w:rFonts w:eastAsia="黑体"/>
+        </w:rPr>
         <w:t xml:space="preserve">→ </w:t>
       </w:r>
       <w:r>
         <w:rPr>
-          <w:rFonts w:hint="eastAsia"/>
+          <w:rFonts w:hint="eastAsia" w:eastAsia="黑体"/>
         </w:rPr>
         <w:t xml:space="preserve">残压更高、保护性能下降，但漏电小、寿命长。</w:t>
       </w:r>
@@ -1271,7 +1361,7 @@
       </w:pPr>
       <w:r>
         <w:rPr>
-          <w:rFonts w:hint="eastAsia"/>
+          <w:rFonts w:hint="eastAsia" w:eastAsia="黑体"/>
           <w:b/>
           <w:bCs/>
         </w:rPr>
@@ -1279,6 +1369,7 @@
       </w:r>
       <w:r>
         <w:rPr>
+          <w:rFonts w:eastAsia="黑体"/>
           <w:b/>
           <w:bCs/>
         </w:rPr>
@@ -1286,21 +1377,27 @@
       </w:r>
       <w:r>
         <w:rPr>
-          <w:rFonts w:hint="eastAsia"/>
+          <w:rFonts w:hint="eastAsia" w:eastAsia="黑体"/>
           <w:b/>
           <w:bCs/>
         </w:rPr>
         <w:t xml:space="preserve">↓（接近工作电压）</w:t>
       </w:r>
       <w:r>
+        <w:rPr>
+          <w:rFonts w:eastAsia="黑体"/>
+        </w:rPr>
         <w:t xml:space="preserve"> </w:t>
       </w:r>
       <w:r>
+        <w:rPr>
+          <w:rFonts w:eastAsia="黑体"/>
+        </w:rPr>
         <w:t xml:space="preserve">→ </w:t>
       </w:r>
       <w:r>
         <w:rPr>
-          <w:rFonts w:hint="eastAsia"/>
+          <w:rFonts w:hint="eastAsia" w:eastAsia="黑体"/>
         </w:rPr>
         <w:t xml:space="preserve">残压低保护好，但漏电流与发热增大、易老化。</w:t>
       </w:r>
@@ -1315,7 +1412,7 @@
       </w:pPr>
       <w:r>
         <w:rPr>
-          <w:rFonts w:hint="eastAsia"/>
+          <w:rFonts w:hint="eastAsia" w:eastAsia="黑体"/>
           <w:b/>
           <w:bCs/>
         </w:rPr>
@@ -1323,6 +1420,7 @@
       </w:r>
       <w:r>
         <w:rPr>
+          <w:rFonts w:eastAsia="黑体"/>
           <w:b/>
           <w:bCs/>
         </w:rPr>
@@ -1330,21 +1428,27 @@
       </w:r>
       <w:r>
         <w:rPr>
-          <w:rFonts w:hint="eastAsia"/>
+          <w:rFonts w:hint="eastAsia" w:eastAsia="黑体"/>
           <w:b/>
           <w:bCs/>
         </w:rPr>
         <w:t xml:space="preserve">↑（尺寸大）</w:t>
       </w:r>
       <w:r>
+        <w:rPr>
+          <w:rFonts w:eastAsia="黑体"/>
+        </w:rPr>
         <w:t xml:space="preserve"> </w:t>
       </w:r>
       <w:r>
+        <w:rPr>
+          <w:rFonts w:eastAsia="黑体"/>
+        </w:rPr>
         <w:t xml:space="preserve">→ </w:t>
       </w:r>
       <w:r>
         <w:rPr>
-          <w:rFonts w:hint="eastAsia"/>
+          <w:rFonts w:hint="eastAsia" w:eastAsia="黑体"/>
         </w:rPr>
         <w:t xml:space="preserve">能承受更大浪涌，但寄生电容增大。</w:t>
       </w:r>
@@ -1359,21 +1463,27 @@
       </w:pPr>
       <w:r>
         <w:rPr>
-          <w:rFonts w:hint="eastAsia"/>
+          <w:rFonts w:hint="eastAsia" w:eastAsia="黑体"/>
           <w:b/>
           <w:bCs/>
         </w:rPr>
         <w:t xml:space="preserve">多级配合（GDT+MOV+TVS）</w:t>
       </w:r>
       <w:r>
+        <w:rPr>
+          <w:rFonts w:eastAsia="黑体"/>
+        </w:rPr>
         <w:t xml:space="preserve"> </w:t>
       </w:r>
       <w:r>
+        <w:rPr>
+          <w:rFonts w:eastAsia="黑体"/>
+        </w:rPr>
         <w:t xml:space="preserve">→ </w:t>
       </w:r>
       <w:r>
         <w:rPr>
-          <w:rFonts w:hint="eastAsia"/>
+          <w:rFonts w:hint="eastAsia" w:eastAsia="黑体"/>
         </w:rPr>
         <w:t xml:space="preserve">残压更低、寿命更长，但需退耦元件协调。</w:t>
       </w:r>
@@ -1386,7 +1496,7 @@
       </w:pPr>
       <w:r>
         <w:rPr>
-          <w:rFonts w:hint="eastAsia"/>
+          <w:rFonts w:hint="eastAsia" w:eastAsia="黑体"/>
         </w:rPr>
         <w:t xml:space="preserve">典型参数示例</w:t>
       </w:r>
@@ -1400,42 +1510,57 @@
         </w:numPr>
       </w:pPr>
       <w:r>
+        <w:rPr>
+          <w:rFonts w:eastAsia="黑体"/>
+        </w:rPr>
         <w:t xml:space="preserve">220 V </w:t>
       </w:r>
       <w:r>
         <w:rPr>
-          <w:rFonts w:hint="eastAsia"/>
+          <w:rFonts w:hint="eastAsia" w:eastAsia="黑体"/>
         </w:rPr>
         <w:t xml:space="preserve">交流电源常用</w:t>
       </w:r>
       <w:r>
+        <w:rPr>
+          <w:rFonts w:eastAsia="黑体"/>
+        </w:rPr>
         <w:t xml:space="preserve"> 470 </w:t>
       </w:r>
       <w:r>
         <w:rPr>
-          <w:rFonts w:hint="eastAsia"/>
+          <w:rFonts w:hint="eastAsia" w:eastAsia="黑体"/>
         </w:rPr>
         <w:t xml:space="preserve">V（压敏电压约</w:t>
       </w:r>
       <w:r>
+        <w:rPr>
+          <w:rFonts w:eastAsia="黑体"/>
+        </w:rPr>
         <w:t xml:space="preserve"> 300 Vrms </w:t>
       </w:r>
       <w:r>
         <w:rPr>
-          <w:rFonts w:hint="eastAsia"/>
+          <w:rFonts w:hint="eastAsia" w:eastAsia="黑体"/>
         </w:rPr>
         <w:t xml:space="preserve">对应）的</w:t>
       </w:r>
       <w:r>
+        <w:rPr>
+          <w:rFonts w:eastAsia="黑体"/>
+        </w:rPr>
         <w:t xml:space="preserve"> </w:t>
       </w:r>
       <w:r>
         <w:rPr>
-          <w:rFonts w:hint="eastAsia"/>
+          <w:rFonts w:hint="eastAsia" w:eastAsia="黑体"/>
         </w:rPr>
         <w:t xml:space="preserve">MOV，标准浪涌下限制电压约</w:t>
       </w:r>
       <w:r>
+        <w:rPr>
+          <w:rFonts w:eastAsia="黑体"/>
+        </w:rPr>
         <w:t xml:space="preserve"> 775 V。</w:t>
       </w:r>
     </w:p>
@@ -1449,11 +1574,14 @@
       </w:pPr>
       <w:r>
         <w:rPr>
-          <w:rFonts w:hint="eastAsia"/>
+          <w:rFonts w:hint="eastAsia" w:eastAsia="黑体"/>
         </w:rPr>
         <w:t xml:space="preserve">取</w:t>
       </w:r>
       <w:r>
+        <w:rPr>
+          <w:rFonts w:eastAsia="黑体"/>
+        </w:rPr>
         <w:t xml:space="preserve"> </w:t>
       </w:r>
       <m:oMath>
@@ -1489,9 +1617,15 @@
         </m:r>
       </m:oMath>
       <w:r>
+        <w:rPr>
+          <w:rFonts w:eastAsia="黑体"/>
+        </w:rPr>
         <w:t xml:space="preserve"> </w:t>
       </w:r>
       <w:r>
+        <w:rPr>
+          <w:rFonts w:eastAsia="黑体"/>
+        </w:rPr>
         <w:t xml:space="preserve">kA、</w:t>
       </w:r>
       <m:oMath>
@@ -1527,6 +1661,9 @@
         </m:r>
       </m:oMath>
       <w:r>
+        <w:rPr>
+          <w:rFonts w:eastAsia="黑体"/>
+        </w:rPr>
         <w:t xml:space="preserve">、</w:t>
       </w:r>
       <m:oMath>
@@ -1565,11 +1702,14 @@
         </m:r>
       </m:oMath>
       <w:r>
+        <w:rPr>
+          <w:rFonts w:eastAsia="黑体"/>
+        </w:rPr>
         <w:t xml:space="preserve"> </w:t>
       </w:r>
       <w:r>
         <w:rPr>
-          <w:rFonts w:hint="eastAsia"/>
+          <w:rFonts w:hint="eastAsia" w:eastAsia="黑体"/>
         </w:rPr>
         <w:t xml:space="preserve">V：</w:t>
       </w:r>
@@ -1639,9 +1779,15 @@
         </m:r>
       </m:oMath>
       <w:r>
+        <w:rPr>
+          <w:rFonts w:eastAsia="黑体"/>
+        </w:rPr>
         <w:t xml:space="preserve"> </w:t>
       </w:r>
       <w:r>
+        <w:rPr>
+          <w:rFonts w:eastAsia="黑体"/>
+        </w:rPr>
         <w:t xml:space="preserve">J。</w:t>
       </w:r>
     </w:p>
@@ -1653,7 +1799,7 @@
       </w:pPr>
       <w:r>
         <w:rPr>
-          <w:rFonts w:hint="eastAsia"/>
+          <w:rFonts w:hint="eastAsia" w:eastAsia="黑体"/>
         </w:rPr>
         <w:t xml:space="preserve">常见器件型号</w:t>
       </w:r>
@@ -1668,7 +1814,7 @@
       </w:pPr>
       <w:r>
         <w:rPr>
-          <w:rFonts w:hint="eastAsia"/>
+          <w:rFonts w:hint="eastAsia" w:eastAsia="黑体"/>
         </w:rPr>
         <w:t xml:space="preserve">MOV：14D471K、20D471K、S14K300。</w:t>
       </w:r>
@@ -1683,16 +1829,19 @@
       </w:pPr>
       <w:r>
         <w:rPr>
-          <w:rFonts w:hint="eastAsia"/>
+          <w:rFonts w:hint="eastAsia" w:eastAsia="黑体"/>
         </w:rPr>
         <w:t xml:space="preserve">GDT：B88069X（EPCOS）、90</w:t>
       </w:r>
       <w:r>
+        <w:rPr>
+          <w:rFonts w:eastAsia="黑体"/>
+        </w:rPr>
         <w:t xml:space="preserve"> V~600 V </w:t>
       </w:r>
       <w:r>
         <w:rPr>
-          <w:rFonts w:hint="eastAsia"/>
+          <w:rFonts w:hint="eastAsia" w:eastAsia="黑体"/>
         </w:rPr>
         <w:t xml:space="preserve">系列。</w:t>
       </w:r>
@@ -1707,16 +1856,19 @@
       </w:pPr>
       <w:r>
         <w:rPr>
-          <w:rFonts w:hint="eastAsia"/>
+          <w:rFonts w:hint="eastAsia" w:eastAsia="黑体"/>
         </w:rPr>
         <w:t xml:space="preserve">复合浪涌模块：Littelfuse</w:t>
       </w:r>
       <w:r>
+        <w:rPr>
+          <w:rFonts w:eastAsia="黑体"/>
+        </w:rPr>
         <w:t xml:space="preserve"> / Bourns </w:t>
       </w:r>
       <w:r>
         <w:rPr>
-          <w:rFonts w:hint="eastAsia"/>
+          <w:rFonts w:hint="eastAsia" w:eastAsia="黑体"/>
         </w:rPr>
         <w:t xml:space="preserve">三合一保护器。</w:t>
       </w:r>
@@ -1729,7 +1881,7 @@
       </w:pPr>
       <w:r>
         <w:rPr>
-          <w:rFonts w:hint="eastAsia"/>
+          <w:rFonts w:hint="eastAsia" w:eastAsia="黑体"/>
         </w:rPr>
         <w:t xml:space="preserve">注意事项</w:t>
       </w:r>
@@ -1744,7 +1896,7 @@
       </w:pPr>
       <w:r>
         <w:rPr>
-          <w:rFonts w:hint="eastAsia"/>
+          <w:rFonts w:hint="eastAsia" w:eastAsia="黑体"/>
         </w:rPr>
         <w:t xml:space="preserve">压敏电阻有寿命衰减，反复浪涌后需定期检查或更换。</w:t>
       </w:r>
@@ -1759,16 +1911,19 @@
       </w:pPr>
       <w:r>
         <w:rPr>
-          <w:rFonts w:hint="eastAsia"/>
+          <w:rFonts w:hint="eastAsia" w:eastAsia="黑体"/>
         </w:rPr>
         <w:t xml:space="preserve">必须考虑浪涌等级（IEC</w:t>
       </w:r>
       <w:r>
+        <w:rPr>
+          <w:rFonts w:eastAsia="黑体"/>
+        </w:rPr>
         <w:t xml:space="preserve"> </w:t>
       </w:r>
       <w:r>
         <w:rPr>
-          <w:rFonts w:hint="eastAsia"/>
+          <w:rFonts w:hint="eastAsia" w:eastAsia="黑体"/>
         </w:rPr>
         <w:t xml:space="preserve">61000-4-5）与额定能量匹配。</w:t>
       </w:r>
@@ -1783,7 +1938,7 @@
       </w:pPr>
       <w:r>
         <w:rPr>
-          <w:rFonts w:hint="eastAsia"/>
+          <w:rFonts w:hint="eastAsia" w:eastAsia="黑体"/>
         </w:rPr>
         <w:t xml:space="preserve">多级防护间加退耦电感/电阻，保证各级协同动作。</w:t>
       </w:r>
@@ -1798,7 +1953,7 @@
       </w:pPr>
       <w:r>
         <w:rPr>
-          <w:rFonts w:hint="eastAsia"/>
+          <w:rFonts w:hint="eastAsia" w:eastAsia="黑体"/>
         </w:rPr>
         <w:t xml:space="preserve">器件需加安全泄放与接地，安规隔离距离要满足。</w:t>
       </w:r>
@@ -1811,7 +1966,7 @@
       </w:pPr>
       <w:r>
         <w:rPr>
-          <w:rFonts w:hint="eastAsia"/>
+          <w:rFonts w:hint="eastAsia" w:eastAsia="黑体"/>
         </w:rPr>
         <w:t xml:space="preserve">参考资料</w:t>
       </w:r>
@@ -1825,6 +1980,9 @@
         </w:numPr>
       </w:pPr>
       <w:r>
+        <w:rPr>
+          <w:rFonts w:eastAsia="黑体"/>
+        </w:rPr>
         <w:t xml:space="preserve">Wikipedia: Varistor / Surge protector。</w:t>
       </w:r>
     </w:p>
@@ -1837,11 +1995,14 @@
         </w:numPr>
       </w:pPr>
       <w:r>
+        <w:rPr>
+          <w:rFonts w:eastAsia="黑体"/>
+        </w:rPr>
         <w:t xml:space="preserve">IEC 61000-4-5 </w:t>
       </w:r>
       <w:r>
         <w:rPr>
-          <w:rFonts w:hint="eastAsia"/>
+          <w:rFonts w:hint="eastAsia" w:eastAsia="黑体"/>
         </w:rPr>
         <w:t xml:space="preserve">浪涌抗扰度标准。</w:t>
       </w:r>
@@ -1855,11 +2016,14 @@
         </w:numPr>
       </w:pPr>
       <w:r>
+        <w:rPr>
+          <w:rFonts w:eastAsia="黑体"/>
+        </w:rPr>
         <w:t xml:space="preserve">Littelfuse MOV </w:t>
       </w:r>
       <w:r>
         <w:rPr>
-          <w:rFonts w:hint="eastAsia"/>
+          <w:rFonts w:hint="eastAsia" w:eastAsia="黑体"/>
         </w:rPr>
         <w:t xml:space="preserve">选型应用说明。</w:t>
       </w:r>
@@ -1873,11 +2037,11 @@
       </w:pPr>
       <w:r>
         <w:rPr>
-          <w:rFonts w:ascii="Times New Roman" w:hAnsi="Times New Roman"/>
+          <w:rFonts w:ascii="Times New Roman" w:hAnsi="Times New Roman" w:eastAsia="黑体"/>
           <w:color w:val="555555"/>
           <w:sz w:val="21"/>
         </w:rPr>
-        <w:t>材料收集者：杜文杰</w:t>
+        <w:t>材料收集者：杜文杰，WX手机：19519196569，QQ:3478827729</w:t>
       </w:r>
     </w:p>
     <w:sectPr>
@@ -1897,7 +2061,7 @@
 </file>
 
 <file path=word/footer1.xml><?xml version="1.0" encoding="utf-8"?>
-<w:ftr xmlns:m="http://schemas.openxmlformats.org/officeDocument/2006/math" xmlns:mc="http://schemas.openxmlformats.org/markup-compatibility/2006" xmlns:mo="http://schemas.microsoft.com/office/mac/office/2008/main" xmlns:mv="urn:schemas-microsoft-com:mac:vml" xmlns:o="urn:schemas-microsoft-com:office:office" xmlns:r="http://schemas.openxmlformats.org/officeDocument/2006/relationships" xmlns:v="urn:schemas-microsoft-com:vml" xmlns:w10="urn:schemas-microsoft-com:office:word" xmlns:w14="http://schemas.microsoft.com/office/word/2010/wordml" xmlns:w="http://schemas.openxmlformats.org/wordprocessingml/2006/main" xmlns:wne="http://schemas.microsoft.com/office/word/2006/wordml" xmlns:wp14="http://schemas.microsoft.com/office/word/2010/wordprocessingDrawing" xmlns:wp="http://schemas.openxmlformats.org/drawingml/2006/wordprocessingDrawing" xmlns:wpc="http://schemas.microsoft.com/office/word/2010/wordprocessingCanvas" xmlns:wpg="http://schemas.microsoft.com/office/word/2010/wordprocessingGroup" xmlns:wpi="http://schemas.microsoft.com/office/word/2010/wordprocessingInk" xmlns:wps="http://schemas.microsoft.com/office/word/2010/wordprocessingShape" mc:Ignorable="w14 wp14">
+<w:ftr xmlns:mc="http://schemas.openxmlformats.org/markup-compatibility/2006" xmlns:w="http://schemas.openxmlformats.org/wordprocessingml/2006/main" xmlns:m="http://schemas.openxmlformats.org/officeDocument/2006/math" xmlns:mo="http://schemas.microsoft.com/office/mac/office/2008/main" xmlns:mv="urn:schemas-microsoft-com:mac:vml" xmlns:o="urn:schemas-microsoft-com:office:office" xmlns:r="http://schemas.openxmlformats.org/officeDocument/2006/relationships" xmlns:v="urn:schemas-microsoft-com:vml" xmlns:w10="urn:schemas-microsoft-com:office:word" xmlns:w14="http://schemas.microsoft.com/office/word/2010/wordml" xmlns:wne="http://schemas.microsoft.com/office/word/2006/wordml" xmlns:wp14="http://schemas.microsoft.com/office/word/2010/wordprocessingDrawing" xmlns:wp="http://schemas.openxmlformats.org/drawingml/2006/wordprocessingDrawing" xmlns:wpc="http://schemas.microsoft.com/office/word/2010/wordprocessingCanvas" xmlns:wpg="http://schemas.microsoft.com/office/word/2010/wordprocessingGroup" xmlns:wpi="http://schemas.microsoft.com/office/word/2010/wordprocessingInk" xmlns:wps="http://schemas.microsoft.com/office/word/2010/wordprocessingShape" mc:Ignorable="w14 wp14">
   <w:p>
     <w:pPr>
       <w:pStyle w:val="Footer"/>
@@ -1905,12 +2069,14 @@
     </w:pPr>
     <w:r>
       <w:rPr>
+        <w:rFonts w:eastAsia="黑体"/>
         <w:sz w:val="18"/>
       </w:rPr>
       <w:t xml:space="preserve">第 </w:t>
     </w:r>
     <w:r>
       <w:rPr>
+        <w:rFonts w:eastAsia="黑体"/>
         <w:sz w:val="18"/>
       </w:rPr>
       <w:fldChar w:fldCharType="begin"/>
@@ -1919,6 +2085,7 @@
     </w:r>
     <w:r>
       <w:rPr>
+        <w:rFonts w:eastAsia="黑体"/>
         <w:sz w:val="18"/>
       </w:rPr>
       <w:t xml:space="preserve"> 页</w:t>
@@ -1932,6 +2099,9 @@
   <w:footnote w:type="continuationSeparator" w:id="0">
     <w:p>
       <w:r>
+        <w:rPr>
+          <w:rFonts w:eastAsia="黑体"/>
+        </w:rPr>
         <w:continuationSeparator/>
       </w:r>
     </w:p>
@@ -1939,6 +2109,9 @@
   <w:footnote w:type="separator" w:id="-1">
     <w:p>
       <w:r>
+        <w:rPr>
+          <w:rFonts w:eastAsia="黑体"/>
+        </w:rPr>
         <w:separator/>
       </w:r>
     </w:p>
@@ -1947,7 +2120,7 @@
 </file>
 
 <file path=word/header1.xml><?xml version="1.0" encoding="utf-8"?>
-<w:hdr xmlns:m="http://schemas.openxmlformats.org/officeDocument/2006/math" xmlns:mc="http://schemas.openxmlformats.org/markup-compatibility/2006" xmlns:mo="http://schemas.microsoft.com/office/mac/office/2008/main" xmlns:mv="urn:schemas-microsoft-com:mac:vml" xmlns:o="urn:schemas-microsoft-com:office:office" xmlns:r="http://schemas.openxmlformats.org/officeDocument/2006/relationships" xmlns:v="urn:schemas-microsoft-com:vml" xmlns:w10="urn:schemas-microsoft-com:office:word" xmlns:w14="http://schemas.microsoft.com/office/word/2010/wordml" xmlns:w="http://schemas.openxmlformats.org/wordprocessingml/2006/main" xmlns:wne="http://schemas.microsoft.com/office/word/2006/wordml" xmlns:wp14="http://schemas.microsoft.com/office/word/2010/wordprocessingDrawing" xmlns:wp="http://schemas.openxmlformats.org/drawingml/2006/wordprocessingDrawing" xmlns:wpc="http://schemas.microsoft.com/office/word/2010/wordprocessingCanvas" xmlns:wpg="http://schemas.microsoft.com/office/word/2010/wordprocessingGroup" xmlns:wpi="http://schemas.microsoft.com/office/word/2010/wordprocessingInk" xmlns:wps="http://schemas.microsoft.com/office/word/2010/wordprocessingShape" mc:Ignorable="w14 wp14">
+<w:hdr xmlns:mc="http://schemas.openxmlformats.org/markup-compatibility/2006" xmlns:w="http://schemas.openxmlformats.org/wordprocessingml/2006/main" xmlns:m="http://schemas.openxmlformats.org/officeDocument/2006/math" xmlns:mo="http://schemas.microsoft.com/office/mac/office/2008/main" xmlns:mv="urn:schemas-microsoft-com:mac:vml" xmlns:o="urn:schemas-microsoft-com:office:office" xmlns:r="http://schemas.openxmlformats.org/officeDocument/2006/relationships" xmlns:v="urn:schemas-microsoft-com:vml" xmlns:w10="urn:schemas-microsoft-com:office:word" xmlns:w14="http://schemas.microsoft.com/office/word/2010/wordml" xmlns:wne="http://schemas.microsoft.com/office/word/2006/wordml" xmlns:wp14="http://schemas.microsoft.com/office/word/2010/wordprocessingDrawing" xmlns:wp="http://schemas.openxmlformats.org/drawingml/2006/wordprocessingDrawing" xmlns:wpc="http://schemas.microsoft.com/office/word/2010/wordprocessingCanvas" xmlns:wpg="http://schemas.microsoft.com/office/word/2010/wordprocessingGroup" xmlns:wpi="http://schemas.microsoft.com/office/word/2010/wordprocessingInk" xmlns:wps="http://schemas.microsoft.com/office/word/2010/wordprocessingShape" mc:Ignorable="w14 wp14">
   <w:p>
     <w:pPr>
       <w:pStyle w:val="Header"/>
@@ -1955,7 +2128,7 @@
     </w:pPr>
     <w:r>
       <w:rPr>
-        <w:rFonts w:ascii="Times New Roman" w:hAnsi="Times New Roman"/>
+        <w:rFonts w:ascii="Times New Roman" w:hAnsi="Times New Roman" w:eastAsia="黑体"/>
         <w:sz w:val="18"/>
         <w:rFonts w:eastAsia="黑体"/>
         <w:rFonts w:eastAsia="黑体"/>
@@ -1967,7 +2140,7 @@
 </file>
 
 <file path=word/numbering.xml><?xml version="1.0" encoding="utf-8"?>
-<w:numbering xmlns:m="http://schemas.openxmlformats.org/officeDocument/2006/math" xmlns:mc="http://schemas.openxmlformats.org/markup-compatibility/2006" xmlns:mo="http://schemas.microsoft.com/office/mac/office/2008/main" xmlns:mv="urn:schemas-microsoft-com:mac:vml" xmlns:o="urn:schemas-microsoft-com:office:office" xmlns:r="http://schemas.openxmlformats.org/officeDocument/2006/relationships" xmlns:v="urn:schemas-microsoft-com:vml" xmlns:w="http://schemas.openxmlformats.org/wordprocessingml/2006/main" xmlns:w10="urn:schemas-microsoft-com:office:word" xmlns:w14="http://schemas.microsoft.com/office/word/2010/wordml" xmlns:wne="http://schemas.microsoft.com/office/word/2006/wordml" xmlns:wp="http://schemas.openxmlformats.org/drawingml/2006/wordprocessingDrawing" xmlns:wp14="http://schemas.microsoft.com/office/word/2010/wordprocessingDrawing" xmlns:wpc="http://schemas.microsoft.com/office/word/2010/wordprocessingCanvas" xmlns:wpg="http://schemas.microsoft.com/office/word/2010/wordprocessingGroup" xmlns:wpi="http://schemas.microsoft.com/office/word/2010/wordprocessingInk" xmlns:wps="http://schemas.microsoft.com/office/word/2010/wordprocessingShape" mc:Ignorable="w14 wp14">
+<w:numbering xmlns:mc="http://schemas.openxmlformats.org/markup-compatibility/2006" xmlns:w="http://schemas.openxmlformats.org/wordprocessingml/2006/main" xmlns:m="http://schemas.openxmlformats.org/officeDocument/2006/math" xmlns:mo="http://schemas.microsoft.com/office/mac/office/2008/main" xmlns:mv="urn:schemas-microsoft-com:mac:vml" xmlns:o="urn:schemas-microsoft-com:office:office" xmlns:r="http://schemas.openxmlformats.org/officeDocument/2006/relationships" xmlns:v="urn:schemas-microsoft-com:vml" xmlns:w10="urn:schemas-microsoft-com:office:word" xmlns:w14="http://schemas.microsoft.com/office/word/2010/wordml" xmlns:wne="http://schemas.microsoft.com/office/word/2006/wordml" xmlns:wp="http://schemas.openxmlformats.org/drawingml/2006/wordprocessingDrawing" xmlns:wp14="http://schemas.microsoft.com/office/word/2010/wordprocessingDrawing" xmlns:wpc="http://schemas.microsoft.com/office/word/2010/wordprocessingCanvas" xmlns:wpg="http://schemas.microsoft.com/office/word/2010/wordprocessingGroup" xmlns:wpi="http://schemas.microsoft.com/office/word/2010/wordprocessingInk" xmlns:wps="http://schemas.microsoft.com/office/word/2010/wordprocessingShape" mc:Ignorable="w14 wp14">
   <w:abstractNum w:abstractNumId="0">
     <w:nsid w:val="FFFFFF7C"/>
     <w:multiLevelType w:val="singleLevel"/>
@@ -2054,7 +2227,7 @@
         <w:ind w:hanging="360" w:left="1440"/>
       </w:pPr>
       <w:rPr>
-        <w:rFonts w:ascii="Symbol" w:hAnsi="Symbol" w:hint="default"/>
+        <w:rFonts w:ascii="Symbol" w:hAnsi="Symbol" w:hint="default" w:eastAsia="黑体"/>
       </w:rPr>
     </w:lvl>
   </w:abstractNum>
@@ -2075,7 +2248,7 @@
         <w:ind w:hanging="360" w:left="1080"/>
       </w:pPr>
       <w:rPr>
-        <w:rFonts w:ascii="Symbol" w:hAnsi="Symbol" w:hint="default"/>
+        <w:rFonts w:ascii="Symbol" w:hAnsi="Symbol" w:hint="default" w:eastAsia="黑体"/>
       </w:rPr>
     </w:lvl>
   </w:abstractNum>
@@ -2096,7 +2269,7 @@
         <w:ind w:hanging="360" w:left="720"/>
       </w:pPr>
       <w:rPr>
-        <w:rFonts w:ascii="Symbol" w:hAnsi="Symbol" w:hint="default"/>
+        <w:rFonts w:ascii="Symbol" w:hAnsi="Symbol" w:hint="default" w:eastAsia="黑体"/>
       </w:rPr>
     </w:lvl>
   </w:abstractNum>
@@ -2135,7 +2308,7 @@
         <w:ind w:hanging="360" w:left="360"/>
       </w:pPr>
       <w:rPr>
-        <w:rFonts w:ascii="Symbol" w:hAnsi="Symbol" w:hint="default"/>
+        <w:rFonts w:ascii="Symbol" w:hAnsi="Symbol" w:hint="default" w:eastAsia="黑体"/>
       </w:rPr>
     </w:lvl>
   </w:abstractNum>
@@ -2226,7 +2399,7 @@
         <w:ind w:left="720" w:hanging="360"/>
       </w:pPr>
       <w:rPr>
-        <w:rFonts w:ascii="Symbol" w:hAnsi="Symbol" w:cs="Symbol" w:hint="default"/>
+        <w:rFonts w:ascii="Symbol" w:hAnsi="Symbol" w:cs="Symbol" w:hint="default" w:eastAsia="黑体"/>
       </w:rPr>
     </w:lvl>
     <w:lvl w:ilvl="1">
@@ -2237,7 +2410,7 @@
         <w:ind w:left="1440" w:hanging="360"/>
       </w:pPr>
       <w:rPr>
-        <w:rFonts w:ascii="Courier New" w:hAnsi="Courier New" w:cs="Courier New" w:hint="default"/>
+        <w:rFonts w:ascii="Courier New" w:hAnsi="Courier New" w:cs="Courier New" w:hint="default" w:eastAsia="黑体"/>
       </w:rPr>
     </w:lvl>
     <w:lvl w:ilvl="2">
@@ -2248,7 +2421,7 @@
         <w:ind w:left="2160" w:hanging="360"/>
       </w:pPr>
       <w:rPr>
-        <w:rFonts w:ascii="Wingdings" w:hAnsi="Wingdings" w:cs="Wingdings" w:hint="default"/>
+        <w:rFonts w:ascii="Wingdings" w:hAnsi="Wingdings" w:cs="Wingdings" w:hint="default" w:eastAsia="黑体"/>
       </w:rPr>
     </w:lvl>
     <w:lvl w:ilvl="3">
@@ -2259,7 +2432,7 @@
         <w:ind w:left="2880" w:hanging="360"/>
       </w:pPr>
       <w:rPr>
-        <w:rFonts w:ascii="Symbol" w:hAnsi="Symbol" w:cs="Symbol" w:hint="default"/>
+        <w:rFonts w:ascii="Symbol" w:hAnsi="Symbol" w:cs="Symbol" w:hint="default" w:eastAsia="黑体"/>
       </w:rPr>
     </w:lvl>
     <w:lvl w:ilvl="4">
@@ -2270,7 +2443,7 @@
         <w:ind w:left="3600" w:hanging="360"/>
       </w:pPr>
       <w:rPr>
-        <w:rFonts w:ascii="Courier New" w:hAnsi="Courier New" w:cs="Courier New" w:hint="default"/>
+        <w:rFonts w:ascii="Courier New" w:hAnsi="Courier New" w:cs="Courier New" w:hint="default" w:eastAsia="黑体"/>
       </w:rPr>
     </w:lvl>
     <w:lvl w:ilvl="5">
@@ -2281,7 +2454,7 @@
         <w:ind w:left="4320" w:hanging="360"/>
       </w:pPr>
       <w:rPr>
-        <w:rFonts w:ascii="Wingdings" w:hAnsi="Wingdings" w:cs="Wingdings" w:hint="default"/>
+        <w:rFonts w:ascii="Wingdings" w:hAnsi="Wingdings" w:cs="Wingdings" w:hint="default" w:eastAsia="黑体"/>
       </w:rPr>
     </w:lvl>
     <w:lvl w:ilvl="6">
@@ -2292,7 +2465,7 @@
         <w:ind w:left="5040" w:hanging="360"/>
       </w:pPr>
       <w:rPr>
-        <w:rFonts w:ascii="Symbol" w:hAnsi="Symbol" w:cs="Symbol" w:hint="default"/>
+        <w:rFonts w:ascii="Symbol" w:hAnsi="Symbol" w:cs="Symbol" w:hint="default" w:eastAsia="黑体"/>
       </w:rPr>
     </w:lvl>
     <w:lvl w:ilvl="7">
@@ -2303,7 +2476,7 @@
         <w:ind w:left="5760" w:hanging="360"/>
       </w:pPr>
       <w:rPr>
-        <w:rFonts w:ascii="Courier New" w:hAnsi="Courier New" w:cs="Courier New" w:hint="default"/>
+        <w:rFonts w:ascii="Courier New" w:hAnsi="Courier New" w:cs="Courier New" w:hint="default" w:eastAsia="黑体"/>
       </w:rPr>
     </w:lvl>
     <w:lvl w:ilvl="8">
@@ -2314,7 +2487,7 @@
         <w:ind w:left="6480" w:hanging="360"/>
       </w:pPr>
       <w:rPr>
-        <w:rFonts w:ascii="Wingdings" w:hAnsi="Wingdings" w:cs="Wingdings" w:hint="default"/>
+        <w:rFonts w:ascii="Wingdings" w:hAnsi="Wingdings" w:cs="Wingdings" w:hint="default" w:eastAsia="黑体"/>
       </w:rPr>
     </w:lvl>
   </w:abstractNum>
@@ -2370,11 +2543,11 @@
 </file>
 
 <file path=word/styles.xml><?xml version="1.0" encoding="utf-8"?>
-<w:styles xmlns:mc="http://schemas.openxmlformats.org/markup-compatibility/2006" xmlns:r="http://schemas.openxmlformats.org/officeDocument/2006/relationships" xmlns:w="http://schemas.openxmlformats.org/wordprocessingml/2006/main" xmlns:w14="http://schemas.microsoft.com/office/word/2010/wordml" mc:Ignorable="w14">
+<w:styles xmlns:mc="http://schemas.openxmlformats.org/markup-compatibility/2006" xmlns:w="http://schemas.openxmlformats.org/wordprocessingml/2006/main" xmlns:r="http://schemas.openxmlformats.org/officeDocument/2006/relationships" xmlns:w14="http://schemas.microsoft.com/office/word/2010/wordml" mc:Ignorable="w14">
   <w:docDefaults>
     <w:rPrDefault>
       <w:rPr>
-        <w:rFonts w:asciiTheme="minorHAnsi" w:cstheme="minorBidi" w:eastAsiaTheme="minorEastAsia" w:hAnsiTheme="minorHAnsi"/>
+        <w:rFonts w:asciiTheme="minorHAnsi" w:cstheme="minorBidi" w:hAnsiTheme="minorHAnsi" w:eastAsia="黑体"/>
         <w:sz w:val="22"/>
         <w:szCs w:val="22"/>
         <w:lang w:bidi="ar-SA" w:eastAsia="en-US" w:val="en-US"/>
@@ -2596,7 +2769,7 @@
       <w:outlineLvl w:val="0"/>
     </w:pPr>
     <w:rPr>
-      <w:rFonts w:ascii="Times New Roman" w:asciiTheme="majorHAnsi" w:cstheme="majorBidi" w:eastAsia="黑体" w:eastAsiaTheme="majorEastAsia" w:hAnsi="Times New Roman" w:hAnsiTheme="majorHAnsi"/>
+      <w:rFonts w:ascii="Times New Roman" w:asciiTheme="majorHAnsi" w:cstheme="majorBidi" w:eastAsia="黑体" w:hAnsi="Times New Roman" w:hAnsiTheme="majorHAnsi"/>
       <w:b/>
       <w:bCs/>
       <w:color w:val="1F3864"/>
@@ -2620,7 +2793,7 @@
       <w:outlineLvl w:val="1"/>
     </w:pPr>
     <w:rPr>
-      <w:rFonts w:ascii="Times New Roman" w:asciiTheme="majorHAnsi" w:cstheme="majorBidi" w:eastAsia="黑体" w:eastAsiaTheme="majorEastAsia" w:hAnsi="Times New Roman" w:hAnsiTheme="majorHAnsi"/>
+      <w:rFonts w:ascii="Times New Roman" w:asciiTheme="majorHAnsi" w:cstheme="majorBidi" w:eastAsia="黑体" w:hAnsi="Times New Roman" w:hAnsiTheme="majorHAnsi"/>
       <w:b/>
       <w:bCs/>
       <w:color w:val="2E4E7E"/>
@@ -2644,7 +2817,7 @@
       <w:outlineLvl w:val="2"/>
     </w:pPr>
     <w:rPr>
-      <w:rFonts w:ascii="Times New Roman" w:asciiTheme="majorHAnsi" w:cstheme="majorBidi" w:eastAsia="黑体" w:eastAsiaTheme="majorEastAsia" w:hAnsi="Times New Roman" w:hAnsiTheme="majorHAnsi"/>
+      <w:rFonts w:ascii="Times New Roman" w:asciiTheme="majorHAnsi" w:cstheme="majorBidi" w:eastAsia="黑体" w:hAnsi="Times New Roman" w:hAnsiTheme="majorHAnsi"/>
       <w:b/>
       <w:bCs/>
       <w:color w:val="2E4E7E"/>
@@ -2668,7 +2841,7 @@
       <w:outlineLvl w:val="3"/>
     </w:pPr>
     <w:rPr>
-      <w:rFonts w:ascii="Times New Roman" w:asciiTheme="majorHAnsi" w:cstheme="majorBidi" w:eastAsia="黑体" w:eastAsiaTheme="majorEastAsia" w:hAnsi="Times New Roman" w:hAnsiTheme="majorHAnsi"/>
+      <w:rFonts w:ascii="Times New Roman" w:asciiTheme="majorHAnsi" w:cstheme="majorBidi" w:eastAsia="黑体" w:hAnsi="Times New Roman" w:hAnsiTheme="majorHAnsi"/>
       <w:b/>
       <w:bCs/>
       <w:i/>
@@ -2694,7 +2867,7 @@
       <w:outlineLvl w:val="4"/>
     </w:pPr>
     <w:rPr>
-      <w:rFonts w:ascii="Times New Roman" w:asciiTheme="majorHAnsi" w:cstheme="majorBidi" w:eastAsia="黑体" w:eastAsiaTheme="majorEastAsia" w:hAnsi="Times New Roman" w:hAnsiTheme="majorHAnsi"/>
+      <w:rFonts w:ascii="Times New Roman" w:asciiTheme="majorHAnsi" w:cstheme="majorBidi" w:eastAsia="黑体" w:hAnsi="Times New Roman" w:hAnsiTheme="majorHAnsi"/>
       <w:b/>
       <w:color w:val="333333"/>
       <w:sz w:val="22"/>
@@ -2717,7 +2890,7 @@
       <w:outlineLvl w:val="5"/>
     </w:pPr>
     <w:rPr>
-      <w:rFonts w:asciiTheme="majorHAnsi" w:cstheme="majorBidi" w:eastAsiaTheme="majorEastAsia" w:hAnsiTheme="majorHAnsi"/>
+      <w:rFonts w:asciiTheme="majorHAnsi" w:cstheme="majorBidi" w:hAnsiTheme="majorHAnsi" w:eastAsia="黑体"/>
       <w:i/>
       <w:iCs/>
       <w:color w:themeColor="accent1" w:themeShade="7F" w:val="243F60"/>
@@ -2740,7 +2913,7 @@
       <w:outlineLvl w:val="6"/>
     </w:pPr>
     <w:rPr>
-      <w:rFonts w:asciiTheme="majorHAnsi" w:cstheme="majorBidi" w:eastAsiaTheme="majorEastAsia" w:hAnsiTheme="majorHAnsi"/>
+      <w:rFonts w:asciiTheme="majorHAnsi" w:cstheme="majorBidi" w:hAnsiTheme="majorHAnsi" w:eastAsia="黑体"/>
       <w:i/>
       <w:iCs/>
       <w:color w:themeColor="text1" w:themeTint="BF" w:val="404040"/>
@@ -2763,7 +2936,7 @@
       <w:outlineLvl w:val="7"/>
     </w:pPr>
     <w:rPr>
-      <w:rFonts w:asciiTheme="majorHAnsi" w:cstheme="majorBidi" w:eastAsiaTheme="majorEastAsia" w:hAnsiTheme="majorHAnsi"/>
+      <w:rFonts w:asciiTheme="majorHAnsi" w:cstheme="majorBidi" w:hAnsiTheme="majorHAnsi" w:eastAsia="黑体"/>
       <w:color w:themeColor="accent1" w:val="4F81BD"/>
       <w:sz w:val="20"/>
       <w:szCs w:val="20"/>
@@ -2786,7 +2959,7 @@
       <w:outlineLvl w:val="8"/>
     </w:pPr>
     <w:rPr>
-      <w:rFonts w:asciiTheme="majorHAnsi" w:cstheme="majorBidi" w:eastAsiaTheme="majorEastAsia" w:hAnsiTheme="majorHAnsi"/>
+      <w:rFonts w:asciiTheme="majorHAnsi" w:cstheme="majorBidi" w:hAnsiTheme="majorHAnsi" w:eastAsia="黑体"/>
       <w:i/>
       <w:iCs/>
       <w:color w:themeColor="text1" w:themeTint="BF" w:val="404040"/>
@@ -2837,7 +3010,7 @@
     <w:uiPriority w:val="9"/>
     <w:rsid w:val="00FC693F"/>
     <w:rPr>
-      <w:rFonts w:asciiTheme="majorHAnsi" w:cstheme="majorBidi" w:eastAsiaTheme="majorEastAsia" w:hAnsiTheme="majorHAnsi"/>
+      <w:rFonts w:asciiTheme="majorHAnsi" w:cstheme="majorBidi" w:hAnsiTheme="majorHAnsi" w:eastAsia="黑体"/>
       <w:b/>
       <w:bCs/>
       <w:color w:themeColor="accent1" w:themeShade="BF" w:val="365F91"/>
@@ -2852,7 +3025,7 @@
     <w:uiPriority w:val="9"/>
     <w:rsid w:val="00FC693F"/>
     <w:rPr>
-      <w:rFonts w:asciiTheme="majorHAnsi" w:cstheme="majorBidi" w:eastAsiaTheme="majorEastAsia" w:hAnsiTheme="majorHAnsi"/>
+      <w:rFonts w:asciiTheme="majorHAnsi" w:cstheme="majorBidi" w:hAnsiTheme="majorHAnsi" w:eastAsia="黑体"/>
       <w:b/>
       <w:bCs/>
       <w:color w:themeColor="accent1" w:val="4F81BD"/>
@@ -2867,7 +3040,7 @@
     <w:uiPriority w:val="9"/>
     <w:rsid w:val="00FC693F"/>
     <w:rPr>
-      <w:rFonts w:asciiTheme="majorHAnsi" w:cstheme="majorBidi" w:eastAsiaTheme="majorEastAsia" w:hAnsiTheme="majorHAnsi"/>
+      <w:rFonts w:asciiTheme="majorHAnsi" w:cstheme="majorBidi" w:hAnsiTheme="majorHAnsi" w:eastAsia="黑体"/>
       <w:b/>
       <w:bCs/>
       <w:color w:themeColor="accent1" w:val="4F81BD"/>
@@ -2890,7 +3063,7 @@
       <w:contextualSpacing/>
     </w:pPr>
     <w:rPr>
-      <w:rFonts w:ascii="Times New Roman" w:asciiTheme="majorHAnsi" w:cstheme="majorBidi" w:eastAsia="黑体" w:eastAsiaTheme="majorEastAsia" w:hAnsi="Times New Roman" w:hAnsiTheme="majorHAnsi"/>
+      <w:rFonts w:ascii="Times New Roman" w:asciiTheme="majorHAnsi" w:cstheme="majorBidi" w:eastAsia="黑体" w:hAnsi="Times New Roman" w:hAnsiTheme="majorHAnsi"/>
       <w:b/>
       <w:color w:val="1F3864"/>
       <w:spacing w:val="5"/>
@@ -2906,7 +3079,7 @@
     <w:uiPriority w:val="10"/>
     <w:rsid w:val="00FC693F"/>
     <w:rPr>
-      <w:rFonts w:asciiTheme="majorHAnsi" w:cstheme="majorBidi" w:eastAsiaTheme="majorEastAsia" w:hAnsiTheme="majorHAnsi"/>
+      <w:rFonts w:asciiTheme="majorHAnsi" w:cstheme="majorBidi" w:hAnsiTheme="majorHAnsi" w:eastAsia="黑体"/>
       <w:color w:themeColor="text2" w:themeShade="BF" w:val="17365D"/>
       <w:spacing w:val="5"/>
       <w:kern w:val="28"/>
@@ -2928,7 +3101,7 @@
       </w:numPr>
     </w:pPr>
     <w:rPr>
-      <w:rFonts w:asciiTheme="majorHAnsi" w:cstheme="majorBidi" w:eastAsiaTheme="majorEastAsia" w:hAnsiTheme="majorHAnsi"/>
+      <w:rFonts w:asciiTheme="majorHAnsi" w:cstheme="majorBidi" w:hAnsiTheme="majorHAnsi" w:eastAsia="黑体"/>
       <w:i/>
       <w:iCs/>
       <w:color w:themeColor="accent1" w:val="4F81BD"/>
@@ -2944,7 +3117,7 @@
     <w:uiPriority w:val="11"/>
     <w:rsid w:val="00FC693F"/>
     <w:rPr>
-      <w:rFonts w:asciiTheme="majorHAnsi" w:cstheme="majorBidi" w:eastAsiaTheme="majorEastAsia" w:hAnsiTheme="majorHAnsi"/>
+      <w:rFonts w:asciiTheme="majorHAnsi" w:cstheme="majorBidi" w:hAnsiTheme="majorHAnsi" w:eastAsia="黑体"/>
       <w:i/>
       <w:iCs/>
       <w:color w:themeColor="accent1" w:val="4F81BD"/>
@@ -3011,6 +3184,7 @@
       <w:spacing w:after="120"/>
     </w:pPr>
     <w:rPr>
+      <w:rFonts w:eastAsia="黑体"/>
       <w:sz w:val="16"/>
       <w:szCs w:val="16"/>
     </w:rPr>
@@ -3022,6 +3196,7 @@
     <w:uiPriority w:val="99"/>
     <w:rsid w:val="00AA1D8D"/>
     <w:rPr>
+      <w:rFonts w:eastAsia="黑体"/>
       <w:sz w:val="16"/>
       <w:szCs w:val="16"/>
     </w:rPr>
@@ -3191,7 +3366,7 @@
       </w:tabs>
     </w:pPr>
     <w:rPr>
-      <w:rFonts w:ascii="Courier" w:hAnsi="Courier"/>
+      <w:rFonts w:ascii="Courier" w:hAnsi="Courier" w:eastAsia="黑体"/>
       <w:sz w:val="20"/>
       <w:szCs w:val="20"/>
     </w:rPr>
@@ -3203,7 +3378,7 @@
     <w:uiPriority w:val="99"/>
     <w:rsid w:val="0029639D"/>
     <w:rPr>
-      <w:rFonts w:ascii="Courier" w:hAnsi="Courier"/>
+      <w:rFonts w:ascii="Courier" w:hAnsi="Courier" w:eastAsia="黑体"/>
       <w:sz w:val="20"/>
       <w:szCs w:val="20"/>
     </w:rPr>
@@ -3239,6 +3414,7 @@
     <w:uiPriority w:val="29"/>
     <w:rsid w:val="00FC693F"/>
     <w:rPr>
+      <w:rFonts w:eastAsia="黑体"/>
       <w:i/>
       <w:iCs/>
       <w:color w:themeColor="text1" w:val="000000"/>
@@ -3252,7 +3428,7 @@
     <w:semiHidden/>
     <w:rsid w:val="00FC693F"/>
     <w:rPr>
-      <w:rFonts w:asciiTheme="majorHAnsi" w:cstheme="majorBidi" w:eastAsiaTheme="majorEastAsia" w:hAnsiTheme="majorHAnsi"/>
+      <w:rFonts w:asciiTheme="majorHAnsi" w:cstheme="majorBidi" w:hAnsiTheme="majorHAnsi" w:eastAsia="黑体"/>
       <w:b/>
       <w:bCs/>
       <w:i/>
@@ -3268,7 +3444,7 @@
     <w:semiHidden/>
     <w:rsid w:val="00FC693F"/>
     <w:rPr>
-      <w:rFonts w:asciiTheme="majorHAnsi" w:cstheme="majorBidi" w:eastAsiaTheme="majorEastAsia" w:hAnsiTheme="majorHAnsi"/>
+      <w:rFonts w:asciiTheme="majorHAnsi" w:cstheme="majorBidi" w:hAnsiTheme="majorHAnsi" w:eastAsia="黑体"/>
       <w:color w:themeColor="accent1" w:themeShade="7F" w:val="243F60"/>
     </w:rPr>
   </w:style>
@@ -3280,7 +3456,7 @@
     <w:semiHidden/>
     <w:rsid w:val="00FC693F"/>
     <w:rPr>
-      <w:rFonts w:asciiTheme="majorHAnsi" w:cstheme="majorBidi" w:eastAsiaTheme="majorEastAsia" w:hAnsiTheme="majorHAnsi"/>
+      <w:rFonts w:asciiTheme="majorHAnsi" w:cstheme="majorBidi" w:hAnsiTheme="majorHAnsi" w:eastAsia="黑体"/>
       <w:i/>
       <w:iCs/>
       <w:color w:themeColor="accent1" w:themeShade="7F" w:val="243F60"/>
@@ -3294,7 +3470,7 @@
     <w:semiHidden/>
     <w:rsid w:val="00FC693F"/>
     <w:rPr>
-      <w:rFonts w:asciiTheme="majorHAnsi" w:cstheme="majorBidi" w:eastAsiaTheme="majorEastAsia" w:hAnsiTheme="majorHAnsi"/>
+      <w:rFonts w:asciiTheme="majorHAnsi" w:cstheme="majorBidi" w:hAnsiTheme="majorHAnsi" w:eastAsia="黑体"/>
       <w:i/>
       <w:iCs/>
       <w:color w:themeColor="text1" w:themeTint="BF" w:val="404040"/>
@@ -3308,7 +3484,7 @@
     <w:semiHidden/>
     <w:rsid w:val="00FC693F"/>
     <w:rPr>
-      <w:rFonts w:asciiTheme="majorHAnsi" w:cstheme="majorBidi" w:eastAsiaTheme="majorEastAsia" w:hAnsiTheme="majorHAnsi"/>
+      <w:rFonts w:asciiTheme="majorHAnsi" w:cstheme="majorBidi" w:hAnsiTheme="majorHAnsi" w:eastAsia="黑体"/>
       <w:color w:themeColor="accent1" w:val="4F81BD"/>
       <w:sz w:val="20"/>
       <w:szCs w:val="20"/>
@@ -3322,7 +3498,7 @@
     <w:semiHidden/>
     <w:rsid w:val="00FC693F"/>
     <w:rPr>
-      <w:rFonts w:asciiTheme="majorHAnsi" w:cstheme="majorBidi" w:eastAsiaTheme="majorEastAsia" w:hAnsiTheme="majorHAnsi"/>
+      <w:rFonts w:asciiTheme="majorHAnsi" w:cstheme="majorBidi" w:hAnsiTheme="majorHAnsi" w:eastAsia="黑体"/>
       <w:i/>
       <w:iCs/>
       <w:color w:themeColor="text1" w:themeTint="BF" w:val="404040"/>
@@ -3343,6 +3519,7 @@
       <w:spacing w:line="240" w:lineRule="auto"/>
     </w:pPr>
     <w:rPr>
+      <w:rFonts w:eastAsia="黑体"/>
       <w:b/>
       <w:bCs/>
       <w:color w:themeColor="accent1" w:val="4F81BD"/>
@@ -3357,6 +3534,7 @@
     <w:qFormat/>
     <w:rsid w:val="00FC693F"/>
     <w:rPr>
+      <w:rFonts w:eastAsia="黑体"/>
       <w:b/>
       <w:bCs/>
     </w:rPr>
@@ -3368,6 +3546,7 @@
     <w:qFormat/>
     <w:rsid w:val="00FC693F"/>
     <w:rPr>
+      <w:rFonts w:eastAsia="黑体"/>
       <w:i/>
       <w:iCs/>
     </w:rPr>
@@ -3388,6 +3567,7 @@
       <w:ind w:left="936" w:right="936"/>
     </w:pPr>
     <w:rPr>
+      <w:rFonts w:eastAsia="黑体"/>
       <w:b/>
       <w:bCs/>
       <w:i/>
@@ -3402,6 +3582,7 @@
     <w:uiPriority w:val="30"/>
     <w:rsid w:val="00FC693F"/>
     <w:rPr>
+      <w:rFonts w:eastAsia="黑体"/>
       <w:b/>
       <w:bCs/>
       <w:i/>
@@ -3416,6 +3597,7 @@
     <w:qFormat/>
     <w:rsid w:val="00FC693F"/>
     <w:rPr>
+      <w:rFonts w:eastAsia="黑体"/>
       <w:i/>
       <w:iCs/>
       <w:color w:themeColor="text1" w:themeTint="7F" w:val="808080"/>
@@ -3428,6 +3610,7 @@
     <w:qFormat/>
     <w:rsid w:val="00FC693F"/>
     <w:rPr>
+      <w:rFonts w:eastAsia="黑体"/>
       <w:b/>
       <w:bCs/>
       <w:i/>
@@ -3442,6 +3625,7 @@
     <w:qFormat/>
     <w:rsid w:val="00FC693F"/>
     <w:rPr>
+      <w:rFonts w:eastAsia="黑体"/>
       <w:smallCaps/>
       <w:color w:themeColor="accent2" w:val="C0504D"/>
       <w:u w:val="single"/>
@@ -3454,6 +3638,7 @@
     <w:qFormat/>
     <w:rsid w:val="00FC693F"/>
     <w:rPr>
+      <w:rFonts w:eastAsia="黑体"/>
       <w:b/>
       <w:bCs/>
       <w:smallCaps/>
@@ -3469,6 +3654,7 @@
     <w:qFormat/>
     <w:rsid w:val="00FC693F"/>
     <w:rPr>
+      <w:rFonts w:eastAsia="黑体"/>
       <w:b/>
       <w:bCs/>
       <w:smallCaps/>
@@ -3523,6 +3709,7 @@
       <w:spacing w:after="0" w:line="240" w:lineRule="auto"/>
     </w:pPr>
     <w:rPr>
+      <w:rFonts w:eastAsia="黑体"/>
       <w:color w:themeColor="text1" w:themeShade="BF" w:val="000000"/>
     </w:rPr>
     <w:tblPr>
@@ -3545,6 +3732,7 @@
         <w:spacing w:after="0" w:before="0" w:line="240" w:lineRule="auto"/>
       </w:pPr>
       <w:rPr>
+        <w:rFonts w:eastAsia="黑体"/>
         <w:b/>
         <w:bCs/>
       </w:rPr>
@@ -3565,6 +3753,7 @@
         <w:spacing w:after="0" w:before="0" w:line="240" w:lineRule="auto"/>
       </w:pPr>
       <w:rPr>
+        <w:rFonts w:eastAsia="黑体"/>
         <w:b/>
         <w:bCs/>
       </w:rPr>
@@ -3582,12 +3771,14 @@
     </w:tblStylePr>
     <w:tblStylePr w:type="firstCol">
       <w:rPr>
+        <w:rFonts w:eastAsia="黑体"/>
         <w:b/>
         <w:bCs/>
       </w:rPr>
     </w:tblStylePr>
     <w:tblStylePr w:type="lastCol">
       <w:rPr>
+        <w:rFonts w:eastAsia="黑体"/>
         <w:b/>
         <w:bCs/>
       </w:rPr>
@@ -3626,6 +3817,7 @@
       <w:spacing w:after="0" w:line="240" w:lineRule="auto"/>
     </w:pPr>
     <w:rPr>
+      <w:rFonts w:eastAsia="黑体"/>
       <w:color w:themeColor="accent1" w:themeShade="BF" w:val="365F91"/>
     </w:rPr>
     <w:tblPr>
@@ -3648,6 +3840,7 @@
         <w:spacing w:after="0" w:before="0" w:line="240" w:lineRule="auto"/>
       </w:pPr>
       <w:rPr>
+        <w:rFonts w:eastAsia="黑体"/>
         <w:b/>
         <w:bCs/>
       </w:rPr>
@@ -3668,6 +3861,7 @@
         <w:spacing w:after="0" w:before="0" w:line="240" w:lineRule="auto"/>
       </w:pPr>
       <w:rPr>
+        <w:rFonts w:eastAsia="黑体"/>
         <w:b/>
         <w:bCs/>
       </w:rPr>
@@ -3685,12 +3879,14 @@
     </w:tblStylePr>
     <w:tblStylePr w:type="firstCol">
       <w:rPr>
+        <w:rFonts w:eastAsia="黑体"/>
         <w:b/>
         <w:bCs/>
       </w:rPr>
     </w:tblStylePr>
     <w:tblStylePr w:type="lastCol">
       <w:rPr>
+        <w:rFonts w:eastAsia="黑体"/>
         <w:b/>
         <w:bCs/>
       </w:rPr>
@@ -3729,6 +3925,7 @@
       <w:spacing w:after="0" w:line="240" w:lineRule="auto"/>
     </w:pPr>
     <w:rPr>
+      <w:rFonts w:eastAsia="黑体"/>
       <w:color w:themeColor="accent2" w:themeShade="BF" w:val="943634"/>
     </w:rPr>
     <w:tblPr>
@@ -3751,6 +3948,7 @@
         <w:spacing w:after="0" w:before="0" w:line="240" w:lineRule="auto"/>
       </w:pPr>
       <w:rPr>
+        <w:rFonts w:eastAsia="黑体"/>
         <w:b/>
         <w:bCs/>
       </w:rPr>
@@ -3771,6 +3969,7 @@
         <w:spacing w:after="0" w:before="0" w:line="240" w:lineRule="auto"/>
       </w:pPr>
       <w:rPr>
+        <w:rFonts w:eastAsia="黑体"/>
         <w:b/>
         <w:bCs/>
       </w:rPr>
@@ -3788,12 +3987,14 @@
     </w:tblStylePr>
     <w:tblStylePr w:type="firstCol">
       <w:rPr>
+        <w:rFonts w:eastAsia="黑体"/>
         <w:b/>
         <w:bCs/>
       </w:rPr>
     </w:tblStylePr>
     <w:tblStylePr w:type="lastCol">
       <w:rPr>
+        <w:rFonts w:eastAsia="黑体"/>
         <w:b/>
         <w:bCs/>
       </w:rPr>
@@ -3832,6 +4033,7 @@
       <w:spacing w:after="0" w:line="240" w:lineRule="auto"/>
     </w:pPr>
     <w:rPr>
+      <w:rFonts w:eastAsia="黑体"/>
       <w:color w:themeColor="accent3" w:themeShade="BF" w:val="76923C"/>
     </w:rPr>
     <w:tblPr>
@@ -3854,6 +4056,7 @@
         <w:spacing w:after="0" w:before="0" w:line="240" w:lineRule="auto"/>
       </w:pPr>
       <w:rPr>
+        <w:rFonts w:eastAsia="黑体"/>
         <w:b/>
         <w:bCs/>
       </w:rPr>
@@ -3874,6 +4077,7 @@
         <w:spacing w:after="0" w:before="0" w:line="240" w:lineRule="auto"/>
       </w:pPr>
       <w:rPr>
+        <w:rFonts w:eastAsia="黑体"/>
         <w:b/>
         <w:bCs/>
       </w:rPr>
@@ -3891,12 +4095,14 @@
     </w:tblStylePr>
     <w:tblStylePr w:type="firstCol">
       <w:rPr>
+        <w:rFonts w:eastAsia="黑体"/>
         <w:b/>
         <w:bCs/>
       </w:rPr>
     </w:tblStylePr>
     <w:tblStylePr w:type="lastCol">
       <w:rPr>
+        <w:rFonts w:eastAsia="黑体"/>
         <w:b/>
         <w:bCs/>
       </w:rPr>
@@ -3935,6 +4141,7 @@
       <w:spacing w:after="0" w:line="240" w:lineRule="auto"/>
     </w:pPr>
     <w:rPr>
+      <w:rFonts w:eastAsia="黑体"/>
       <w:color w:themeColor="accent4" w:themeShade="BF" w:val="5F497A"/>
     </w:rPr>
     <w:tblPr>
@@ -3957,6 +4164,7 @@
         <w:spacing w:after="0" w:before="0" w:line="240" w:lineRule="auto"/>
       </w:pPr>
       <w:rPr>
+        <w:rFonts w:eastAsia="黑体"/>
         <w:b/>
         <w:bCs/>
       </w:rPr>
@@ -3977,6 +4185,7 @@
         <w:spacing w:after="0" w:before="0" w:line="240" w:lineRule="auto"/>
       </w:pPr>
       <w:rPr>
+        <w:rFonts w:eastAsia="黑体"/>
         <w:b/>
         <w:bCs/>
       </w:rPr>
@@ -3994,12 +4203,14 @@
     </w:tblStylePr>
     <w:tblStylePr w:type="firstCol">
       <w:rPr>
+        <w:rFonts w:eastAsia="黑体"/>
         <w:b/>
         <w:bCs/>
       </w:rPr>
     </w:tblStylePr>
     <w:tblStylePr w:type="lastCol">
       <w:rPr>
+        <w:rFonts w:eastAsia="黑体"/>
         <w:b/>
         <w:bCs/>
       </w:rPr>
@@ -4038,6 +4249,7 @@
       <w:spacing w:after="0" w:line="240" w:lineRule="auto"/>
     </w:pPr>
     <w:rPr>
+      <w:rFonts w:eastAsia="黑体"/>
       <w:color w:themeColor="accent5" w:themeShade="BF" w:val="31849B"/>
     </w:rPr>
     <w:tblPr>
@@ -4060,6 +4272,7 @@
         <w:spacing w:after="0" w:before="0" w:line="240" w:lineRule="auto"/>
       </w:pPr>
       <w:rPr>
+        <w:rFonts w:eastAsia="黑体"/>
         <w:b/>
         <w:bCs/>
       </w:rPr>
@@ -4080,6 +4293,7 @@
         <w:spacing w:after="0" w:before="0" w:line="240" w:lineRule="auto"/>
       </w:pPr>
       <w:rPr>
+        <w:rFonts w:eastAsia="黑体"/>
         <w:b/>
         <w:bCs/>
       </w:rPr>
@@ -4097,12 +4311,14 @@
     </w:tblStylePr>
     <w:tblStylePr w:type="firstCol">
       <w:rPr>
+        <w:rFonts w:eastAsia="黑体"/>
         <w:b/>
         <w:bCs/>
       </w:rPr>
     </w:tblStylePr>
     <w:tblStylePr w:type="lastCol">
       <w:rPr>
+        <w:rFonts w:eastAsia="黑体"/>
         <w:b/>
         <w:bCs/>
       </w:rPr>
@@ -4141,6 +4357,7 @@
       <w:spacing w:after="0" w:line="240" w:lineRule="auto"/>
     </w:pPr>
     <w:rPr>
+      <w:rFonts w:eastAsia="黑体"/>
       <w:color w:themeColor="accent6" w:themeShade="BF" w:val="E36C0A"/>
     </w:rPr>
     <w:tblPr>
@@ -4163,6 +4380,7 @@
         <w:spacing w:after="0" w:before="0" w:line="240" w:lineRule="auto"/>
       </w:pPr>
       <w:rPr>
+        <w:rFonts w:eastAsia="黑体"/>
         <w:b/>
         <w:bCs/>
       </w:rPr>
@@ -4183,6 +4401,7 @@
         <w:spacing w:after="0" w:before="0" w:line="240" w:lineRule="auto"/>
       </w:pPr>
       <w:rPr>
+        <w:rFonts w:eastAsia="黑体"/>
         <w:b/>
         <w:bCs/>
       </w:rPr>
@@ -4200,12 +4419,14 @@
     </w:tblStylePr>
     <w:tblStylePr w:type="firstCol">
       <w:rPr>
+        <w:rFonts w:eastAsia="黑体"/>
         <w:b/>
         <w:bCs/>
       </w:rPr>
     </w:tblStylePr>
     <w:tblStylePr w:type="lastCol">
       <w:rPr>
+        <w:rFonts w:eastAsia="黑体"/>
         <w:b/>
         <w:bCs/>
       </w:rPr>
@@ -4265,6 +4486,7 @@
         <w:spacing w:after="0" w:before="0" w:line="240" w:lineRule="auto"/>
       </w:pPr>
       <w:rPr>
+        <w:rFonts w:eastAsia="黑体"/>
         <w:b/>
         <w:bCs/>
         <w:color w:themeColor="background1" w:val="FFFFFF"/>
@@ -4279,6 +4501,7 @@
         <w:spacing w:after="0" w:before="0" w:line="240" w:lineRule="auto"/>
       </w:pPr>
       <w:rPr>
+        <w:rFonts w:eastAsia="黑体"/>
         <w:b/>
         <w:bCs/>
       </w:rPr>
@@ -4294,12 +4517,14 @@
     </w:tblStylePr>
     <w:tblStylePr w:type="firstCol">
       <w:rPr>
+        <w:rFonts w:eastAsia="黑体"/>
         <w:b/>
         <w:bCs/>
       </w:rPr>
     </w:tblStylePr>
     <w:tblStylePr w:type="lastCol">
       <w:rPr>
+        <w:rFonts w:eastAsia="黑体"/>
         <w:b/>
         <w:bCs/>
       </w:rPr>
@@ -4357,6 +4582,7 @@
         <w:spacing w:after="0" w:before="0" w:line="240" w:lineRule="auto"/>
       </w:pPr>
       <w:rPr>
+        <w:rFonts w:eastAsia="黑体"/>
         <w:b/>
         <w:bCs/>
         <w:color w:themeColor="background1" w:val="FFFFFF"/>
@@ -4371,6 +4597,7 @@
         <w:spacing w:after="0" w:before="0" w:line="240" w:lineRule="auto"/>
       </w:pPr>
       <w:rPr>
+        <w:rFonts w:eastAsia="黑体"/>
         <w:b/>
         <w:bCs/>
       </w:rPr>
@@ -4386,12 +4613,14 @@
     </w:tblStylePr>
     <w:tblStylePr w:type="firstCol">
       <w:rPr>
+        <w:rFonts w:eastAsia="黑体"/>
         <w:b/>
         <w:bCs/>
       </w:rPr>
     </w:tblStylePr>
     <w:tblStylePr w:type="lastCol">
       <w:rPr>
+        <w:rFonts w:eastAsia="黑体"/>
         <w:b/>
         <w:bCs/>
       </w:rPr>
@@ -4449,6 +4678,7 @@
         <w:spacing w:after="0" w:before="0" w:line="240" w:lineRule="auto"/>
       </w:pPr>
       <w:rPr>
+        <w:rFonts w:eastAsia="黑体"/>
         <w:b/>
         <w:bCs/>
         <w:color w:themeColor="background1" w:val="FFFFFF"/>
@@ -4463,6 +4693,7 @@
         <w:spacing w:after="0" w:before="0" w:line="240" w:lineRule="auto"/>
       </w:pPr>
       <w:rPr>
+        <w:rFonts w:eastAsia="黑体"/>
         <w:b/>
         <w:bCs/>
       </w:rPr>
@@ -4478,12 +4709,14 @@
     </w:tblStylePr>
     <w:tblStylePr w:type="firstCol">
       <w:rPr>
+        <w:rFonts w:eastAsia="黑体"/>
         <w:b/>
         <w:bCs/>
       </w:rPr>
     </w:tblStylePr>
     <w:tblStylePr w:type="lastCol">
       <w:rPr>
+        <w:rFonts w:eastAsia="黑体"/>
         <w:b/>
         <w:bCs/>
       </w:rPr>
@@ -4541,6 +4774,7 @@
         <w:spacing w:after="0" w:before="0" w:line="240" w:lineRule="auto"/>
       </w:pPr>
       <w:rPr>
+        <w:rFonts w:eastAsia="黑体"/>
         <w:b/>
         <w:bCs/>
         <w:color w:themeColor="background1" w:val="FFFFFF"/>
@@ -4555,6 +4789,7 @@
         <w:spacing w:after="0" w:before="0" w:line="240" w:lineRule="auto"/>
       </w:pPr>
       <w:rPr>
+        <w:rFonts w:eastAsia="黑体"/>
         <w:b/>
         <w:bCs/>
       </w:rPr>
@@ -4570,12 +4805,14 @@
     </w:tblStylePr>
     <w:tblStylePr w:type="firstCol">
       <w:rPr>
+        <w:rFonts w:eastAsia="黑体"/>
         <w:b/>
         <w:bCs/>
       </w:rPr>
     </w:tblStylePr>
     <w:tblStylePr w:type="lastCol">
       <w:rPr>
+        <w:rFonts w:eastAsia="黑体"/>
         <w:b/>
         <w:bCs/>
       </w:rPr>
@@ -4633,6 +4870,7 @@
         <w:spacing w:after="0" w:before="0" w:line="240" w:lineRule="auto"/>
       </w:pPr>
       <w:rPr>
+        <w:rFonts w:eastAsia="黑体"/>
         <w:b/>
         <w:bCs/>
         <w:color w:themeColor="background1" w:val="FFFFFF"/>
@@ -4647,6 +4885,7 @@
         <w:spacing w:after="0" w:before="0" w:line="240" w:lineRule="auto"/>
       </w:pPr>
       <w:rPr>
+        <w:rFonts w:eastAsia="黑体"/>
         <w:b/>
         <w:bCs/>
       </w:rPr>
@@ -4662,12 +4901,14 @@
     </w:tblStylePr>
     <w:tblStylePr w:type="firstCol">
       <w:rPr>
+        <w:rFonts w:eastAsia="黑体"/>
         <w:b/>
         <w:bCs/>
       </w:rPr>
     </w:tblStylePr>
     <w:tblStylePr w:type="lastCol">
       <w:rPr>
+        <w:rFonts w:eastAsia="黑体"/>
         <w:b/>
         <w:bCs/>
       </w:rPr>
@@ -4725,6 +4966,7 @@
         <w:spacing w:after="0" w:before="0" w:line="240" w:lineRule="auto"/>
       </w:pPr>
       <w:rPr>
+        <w:rFonts w:eastAsia="黑体"/>
         <w:b/>
         <w:bCs/>
         <w:color w:themeColor="background1" w:val="FFFFFF"/>
@@ -4739,6 +4981,7 @@
         <w:spacing w:after="0" w:before="0" w:line="240" w:lineRule="auto"/>
       </w:pPr>
       <w:rPr>
+        <w:rFonts w:eastAsia="黑体"/>
         <w:b/>
         <w:bCs/>
       </w:rPr>
@@ -4754,12 +4997,14 @@
     </w:tblStylePr>
     <w:tblStylePr w:type="firstCol">
       <w:rPr>
+        <w:rFonts w:eastAsia="黑体"/>
         <w:b/>
         <w:bCs/>
       </w:rPr>
     </w:tblStylePr>
     <w:tblStylePr w:type="lastCol">
       <w:rPr>
+        <w:rFonts w:eastAsia="黑体"/>
         <w:b/>
         <w:bCs/>
       </w:rPr>
@@ -4817,6 +5062,7 @@
         <w:spacing w:after="0" w:before="0" w:line="240" w:lineRule="auto"/>
       </w:pPr>
       <w:rPr>
+        <w:rFonts w:eastAsia="黑体"/>
         <w:b/>
         <w:bCs/>
         <w:color w:themeColor="background1" w:val="FFFFFF"/>
@@ -4831,6 +5077,7 @@
         <w:spacing w:after="0" w:before="0" w:line="240" w:lineRule="auto"/>
       </w:pPr>
       <w:rPr>
+        <w:rFonts w:eastAsia="黑体"/>
         <w:b/>
         <w:bCs/>
       </w:rPr>
@@ -4846,12 +5093,14 @@
     </w:tblStylePr>
     <w:tblStylePr w:type="firstCol">
       <w:rPr>
+        <w:rFonts w:eastAsia="黑体"/>
         <w:b/>
         <w:bCs/>
       </w:rPr>
     </w:tblStylePr>
     <w:tblStylePr w:type="lastCol">
       <w:rPr>
+        <w:rFonts w:eastAsia="黑体"/>
         <w:b/>
         <w:bCs/>
       </w:rPr>
@@ -4911,7 +5160,7 @@
         <w:spacing w:after="0" w:before="0" w:line="240" w:lineRule="auto"/>
       </w:pPr>
       <w:rPr>
-        <w:rFonts w:asciiTheme="majorHAnsi" w:cstheme="majorBidi" w:eastAsiaTheme="majorEastAsia" w:hAnsiTheme="majorHAnsi"/>
+        <w:rFonts w:asciiTheme="majorHAnsi" w:cstheme="majorBidi" w:hAnsiTheme="majorHAnsi" w:eastAsia="黑体"/>
         <w:b/>
         <w:bCs/>
       </w:rPr>
@@ -4932,7 +5181,7 @@
         <w:spacing w:after="0" w:before="0" w:line="240" w:lineRule="auto"/>
       </w:pPr>
       <w:rPr>
-        <w:rFonts w:asciiTheme="majorHAnsi" w:cstheme="majorBidi" w:eastAsiaTheme="majorEastAsia" w:hAnsiTheme="majorHAnsi"/>
+        <w:rFonts w:asciiTheme="majorHAnsi" w:cstheme="majorBidi" w:hAnsiTheme="majorHAnsi" w:eastAsia="黑体"/>
         <w:b/>
         <w:bCs/>
       </w:rPr>
@@ -4950,14 +5199,14 @@
     </w:tblStylePr>
     <w:tblStylePr w:type="firstCol">
       <w:rPr>
-        <w:rFonts w:asciiTheme="majorHAnsi" w:cstheme="majorBidi" w:eastAsiaTheme="majorEastAsia" w:hAnsiTheme="majorHAnsi"/>
+        <w:rFonts w:asciiTheme="majorHAnsi" w:cstheme="majorBidi" w:hAnsiTheme="majorHAnsi" w:eastAsia="黑体"/>
         <w:b/>
         <w:bCs/>
       </w:rPr>
     </w:tblStylePr>
     <w:tblStylePr w:type="lastCol">
       <w:rPr>
-        <w:rFonts w:asciiTheme="majorHAnsi" w:cstheme="majorBidi" w:eastAsiaTheme="majorEastAsia" w:hAnsiTheme="majorHAnsi"/>
+        <w:rFonts w:asciiTheme="majorHAnsi" w:cstheme="majorBidi" w:hAnsiTheme="majorHAnsi" w:eastAsia="黑体"/>
         <w:b/>
         <w:bCs/>
       </w:rPr>
@@ -5041,7 +5290,7 @@
         <w:spacing w:after="0" w:before="0" w:line="240" w:lineRule="auto"/>
       </w:pPr>
       <w:rPr>
-        <w:rFonts w:asciiTheme="majorHAnsi" w:cstheme="majorBidi" w:eastAsiaTheme="majorEastAsia" w:hAnsiTheme="majorHAnsi"/>
+        <w:rFonts w:asciiTheme="majorHAnsi" w:cstheme="majorBidi" w:hAnsiTheme="majorHAnsi" w:eastAsia="黑体"/>
         <w:b/>
         <w:bCs/>
       </w:rPr>
@@ -5062,7 +5311,7 @@
         <w:spacing w:after="0" w:before="0" w:line="240" w:lineRule="auto"/>
       </w:pPr>
       <w:rPr>
-        <w:rFonts w:asciiTheme="majorHAnsi" w:cstheme="majorBidi" w:eastAsiaTheme="majorEastAsia" w:hAnsiTheme="majorHAnsi"/>
+        <w:rFonts w:asciiTheme="majorHAnsi" w:cstheme="majorBidi" w:hAnsiTheme="majorHAnsi" w:eastAsia="黑体"/>
         <w:b/>
         <w:bCs/>
       </w:rPr>
@@ -5080,14 +5329,14 @@
     </w:tblStylePr>
     <w:tblStylePr w:type="firstCol">
       <w:rPr>
-        <w:rFonts w:asciiTheme="majorHAnsi" w:cstheme="majorBidi" w:eastAsiaTheme="majorEastAsia" w:hAnsiTheme="majorHAnsi"/>
+        <w:rFonts w:asciiTheme="majorHAnsi" w:cstheme="majorBidi" w:hAnsiTheme="majorHAnsi" w:eastAsia="黑体"/>
         <w:b/>
         <w:bCs/>
       </w:rPr>
     </w:tblStylePr>
     <w:tblStylePr w:type="lastCol">
       <w:rPr>
-        <w:rFonts w:asciiTheme="majorHAnsi" w:cstheme="majorBidi" w:eastAsiaTheme="majorEastAsia" w:hAnsiTheme="majorHAnsi"/>
+        <w:rFonts w:asciiTheme="majorHAnsi" w:cstheme="majorBidi" w:hAnsiTheme="majorHAnsi" w:eastAsia="黑体"/>
         <w:b/>
         <w:bCs/>
       </w:rPr>
@@ -5171,7 +5420,7 @@
         <w:spacing w:after="0" w:before="0" w:line="240" w:lineRule="auto"/>
       </w:pPr>
       <w:rPr>
-        <w:rFonts w:asciiTheme="majorHAnsi" w:cstheme="majorBidi" w:eastAsiaTheme="majorEastAsia" w:hAnsiTheme="majorHAnsi"/>
+        <w:rFonts w:asciiTheme="majorHAnsi" w:cstheme="majorBidi" w:hAnsiTheme="majorHAnsi" w:eastAsia="黑体"/>
         <w:b/>
         <w:bCs/>
       </w:rPr>
@@ -5192,7 +5441,7 @@
         <w:spacing w:after="0" w:before="0" w:line="240" w:lineRule="auto"/>
       </w:pPr>
       <w:rPr>
-        <w:rFonts w:asciiTheme="majorHAnsi" w:cstheme="majorBidi" w:eastAsiaTheme="majorEastAsia" w:hAnsiTheme="majorHAnsi"/>
+        <w:rFonts w:asciiTheme="majorHAnsi" w:cstheme="majorBidi" w:hAnsiTheme="majorHAnsi" w:eastAsia="黑体"/>
         <w:b/>
         <w:bCs/>
       </w:rPr>
@@ -5210,14 +5459,14 @@
     </w:tblStylePr>
     <w:tblStylePr w:type="firstCol">
       <w:rPr>
-        <w:rFonts w:asciiTheme="majorHAnsi" w:cstheme="majorBidi" w:eastAsiaTheme="majorEastAsia" w:hAnsiTheme="majorHAnsi"/>
+        <w:rFonts w:asciiTheme="majorHAnsi" w:cstheme="majorBidi" w:hAnsiTheme="majorHAnsi" w:eastAsia="黑体"/>
         <w:b/>
         <w:bCs/>
       </w:rPr>
     </w:tblStylePr>
     <w:tblStylePr w:type="lastCol">
       <w:rPr>
-        <w:rFonts w:asciiTheme="majorHAnsi" w:cstheme="majorBidi" w:eastAsiaTheme="majorEastAsia" w:hAnsiTheme="majorHAnsi"/>
+        <w:rFonts w:asciiTheme="majorHAnsi" w:cstheme="majorBidi" w:hAnsiTheme="majorHAnsi" w:eastAsia="黑体"/>
         <w:b/>
         <w:bCs/>
       </w:rPr>
@@ -5301,7 +5550,7 @@
         <w:spacing w:after="0" w:before="0" w:line="240" w:lineRule="auto"/>
       </w:pPr>
       <w:rPr>
-        <w:rFonts w:asciiTheme="majorHAnsi" w:cstheme="majorBidi" w:eastAsiaTheme="majorEastAsia" w:hAnsiTheme="majorHAnsi"/>
+        <w:rFonts w:asciiTheme="majorHAnsi" w:cstheme="majorBidi" w:hAnsiTheme="majorHAnsi" w:eastAsia="黑体"/>
         <w:b/>
         <w:bCs/>
       </w:rPr>
@@ -5322,7 +5571,7 @@
         <w:spacing w:after="0" w:before="0" w:line="240" w:lineRule="auto"/>
       </w:pPr>
       <w:rPr>
-        <w:rFonts w:asciiTheme="majorHAnsi" w:cstheme="majorBidi" w:eastAsiaTheme="majorEastAsia" w:hAnsiTheme="majorHAnsi"/>
+        <w:rFonts w:asciiTheme="majorHAnsi" w:cstheme="majorBidi" w:hAnsiTheme="majorHAnsi" w:eastAsia="黑体"/>
         <w:b/>
         <w:bCs/>
       </w:rPr>
@@ -5340,14 +5589,14 @@
     </w:tblStylePr>
     <w:tblStylePr w:type="firstCol">
       <w:rPr>
-        <w:rFonts w:asciiTheme="majorHAnsi" w:cstheme="majorBidi" w:eastAsiaTheme="majorEastAsia" w:hAnsiTheme="majorHAnsi"/>
+        <w:rFonts w:asciiTheme="majorHAnsi" w:cstheme="majorBidi" w:hAnsiTheme="majorHAnsi" w:eastAsia="黑体"/>
         <w:b/>
         <w:bCs/>
       </w:rPr>
     </w:tblStylePr>
     <w:tblStylePr w:type="lastCol">
       <w:rPr>
-        <w:rFonts w:asciiTheme="majorHAnsi" w:cstheme="majorBidi" w:eastAsiaTheme="majorEastAsia" w:hAnsiTheme="majorHAnsi"/>
+        <w:rFonts w:asciiTheme="majorHAnsi" w:cstheme="majorBidi" w:hAnsiTheme="majorHAnsi" w:eastAsia="黑体"/>
         <w:b/>
         <w:bCs/>
       </w:rPr>
@@ -5431,7 +5680,7 @@
         <w:spacing w:after="0" w:before="0" w:line="240" w:lineRule="auto"/>
       </w:pPr>
       <w:rPr>
-        <w:rFonts w:asciiTheme="majorHAnsi" w:cstheme="majorBidi" w:eastAsiaTheme="majorEastAsia" w:hAnsiTheme="majorHAnsi"/>
+        <w:rFonts w:asciiTheme="majorHAnsi" w:cstheme="majorBidi" w:hAnsiTheme="majorHAnsi" w:eastAsia="黑体"/>
         <w:b/>
         <w:bCs/>
       </w:rPr>
@@ -5452,7 +5701,7 @@
         <w:spacing w:after="0" w:before="0" w:line="240" w:lineRule="auto"/>
       </w:pPr>
       <w:rPr>
-        <w:rFonts w:asciiTheme="majorHAnsi" w:cstheme="majorBidi" w:eastAsiaTheme="majorEastAsia" w:hAnsiTheme="majorHAnsi"/>
+        <w:rFonts w:asciiTheme="majorHAnsi" w:cstheme="majorBidi" w:hAnsiTheme="majorHAnsi" w:eastAsia="黑体"/>
         <w:b/>
         <w:bCs/>
       </w:rPr>
@@ -5470,14 +5719,14 @@
     </w:tblStylePr>
     <w:tblStylePr w:type="firstCol">
       <w:rPr>
-        <w:rFonts w:asciiTheme="majorHAnsi" w:cstheme="majorBidi" w:eastAsiaTheme="majorEastAsia" w:hAnsiTheme="majorHAnsi"/>
+        <w:rFonts w:asciiTheme="majorHAnsi" w:cstheme="majorBidi" w:hAnsiTheme="majorHAnsi" w:eastAsia="黑体"/>
         <w:b/>
         <w:bCs/>
       </w:rPr>
     </w:tblStylePr>
     <w:tblStylePr w:type="lastCol">
       <w:rPr>
-        <w:rFonts w:asciiTheme="majorHAnsi" w:cstheme="majorBidi" w:eastAsiaTheme="majorEastAsia" w:hAnsiTheme="majorHAnsi"/>
+        <w:rFonts w:asciiTheme="majorHAnsi" w:cstheme="majorBidi" w:hAnsiTheme="majorHAnsi" w:eastAsia="黑体"/>
         <w:b/>
         <w:bCs/>
       </w:rPr>
@@ -5561,7 +5810,7 @@
         <w:spacing w:after="0" w:before="0" w:line="240" w:lineRule="auto"/>
       </w:pPr>
       <w:rPr>
-        <w:rFonts w:asciiTheme="majorHAnsi" w:cstheme="majorBidi" w:eastAsiaTheme="majorEastAsia" w:hAnsiTheme="majorHAnsi"/>
+        <w:rFonts w:asciiTheme="majorHAnsi" w:cstheme="majorBidi" w:hAnsiTheme="majorHAnsi" w:eastAsia="黑体"/>
         <w:b/>
         <w:bCs/>
       </w:rPr>
@@ -5582,7 +5831,7 @@
         <w:spacing w:after="0" w:before="0" w:line="240" w:lineRule="auto"/>
       </w:pPr>
       <w:rPr>
-        <w:rFonts w:asciiTheme="majorHAnsi" w:cstheme="majorBidi" w:eastAsiaTheme="majorEastAsia" w:hAnsiTheme="majorHAnsi"/>
+        <w:rFonts w:asciiTheme="majorHAnsi" w:cstheme="majorBidi" w:hAnsiTheme="majorHAnsi" w:eastAsia="黑体"/>
         <w:b/>
         <w:bCs/>
       </w:rPr>
@@ -5600,14 +5849,14 @@
     </w:tblStylePr>
     <w:tblStylePr w:type="firstCol">
       <w:rPr>
-        <w:rFonts w:asciiTheme="majorHAnsi" w:cstheme="majorBidi" w:eastAsiaTheme="majorEastAsia" w:hAnsiTheme="majorHAnsi"/>
+        <w:rFonts w:asciiTheme="majorHAnsi" w:cstheme="majorBidi" w:hAnsiTheme="majorHAnsi" w:eastAsia="黑体"/>
         <w:b/>
         <w:bCs/>
       </w:rPr>
     </w:tblStylePr>
     <w:tblStylePr w:type="lastCol">
       <w:rPr>
-        <w:rFonts w:asciiTheme="majorHAnsi" w:cstheme="majorBidi" w:eastAsiaTheme="majorEastAsia" w:hAnsiTheme="majorHAnsi"/>
+        <w:rFonts w:asciiTheme="majorHAnsi" w:cstheme="majorBidi" w:hAnsiTheme="majorHAnsi" w:eastAsia="黑体"/>
         <w:b/>
         <w:bCs/>
       </w:rPr>
@@ -5691,7 +5940,7 @@
         <w:spacing w:after="0" w:before="0" w:line="240" w:lineRule="auto"/>
       </w:pPr>
       <w:rPr>
-        <w:rFonts w:asciiTheme="majorHAnsi" w:cstheme="majorBidi" w:eastAsiaTheme="majorEastAsia" w:hAnsiTheme="majorHAnsi"/>
+        <w:rFonts w:asciiTheme="majorHAnsi" w:cstheme="majorBidi" w:hAnsiTheme="majorHAnsi" w:eastAsia="黑体"/>
         <w:b/>
         <w:bCs/>
       </w:rPr>
@@ -5712,7 +5961,7 @@
         <w:spacing w:after="0" w:before="0" w:line="240" w:lineRule="auto"/>
       </w:pPr>
       <w:rPr>
-        <w:rFonts w:asciiTheme="majorHAnsi" w:cstheme="majorBidi" w:eastAsiaTheme="majorEastAsia" w:hAnsiTheme="majorHAnsi"/>
+        <w:rFonts w:asciiTheme="majorHAnsi" w:cstheme="majorBidi" w:hAnsiTheme="majorHAnsi" w:eastAsia="黑体"/>
         <w:b/>
         <w:bCs/>
       </w:rPr>
@@ -5730,14 +5979,14 @@
     </w:tblStylePr>
     <w:tblStylePr w:type="firstCol">
       <w:rPr>
-        <w:rFonts w:asciiTheme="majorHAnsi" w:cstheme="majorBidi" w:eastAsiaTheme="majorEastAsia" w:hAnsiTheme="majorHAnsi"/>
+        <w:rFonts w:asciiTheme="majorHAnsi" w:cstheme="majorBidi" w:hAnsiTheme="majorHAnsi" w:eastAsia="黑体"/>
         <w:b/>
         <w:bCs/>
       </w:rPr>
     </w:tblStylePr>
     <w:tblStylePr w:type="lastCol">
       <w:rPr>
-        <w:rFonts w:asciiTheme="majorHAnsi" w:cstheme="majorBidi" w:eastAsiaTheme="majorEastAsia" w:hAnsiTheme="majorHAnsi"/>
+        <w:rFonts w:asciiTheme="majorHAnsi" w:cstheme="majorBidi" w:hAnsiTheme="majorHAnsi" w:eastAsia="黑体"/>
         <w:b/>
         <w:bCs/>
       </w:rPr>
@@ -5820,6 +6069,7 @@
         <w:spacing w:after="0" w:before="0" w:line="240" w:lineRule="auto"/>
       </w:pPr>
       <w:rPr>
+        <w:rFonts w:eastAsia="黑体"/>
         <w:b/>
         <w:bCs/>
         <w:color w:themeColor="background1" w:val="FFFFFF"/>
@@ -5842,6 +6092,7 @@
         <w:spacing w:after="0" w:before="0" w:line="240" w:lineRule="auto"/>
       </w:pPr>
       <w:rPr>
+        <w:rFonts w:eastAsia="黑体"/>
         <w:b/>
         <w:bCs/>
       </w:rPr>
@@ -5859,12 +6110,14 @@
     </w:tblStylePr>
     <w:tblStylePr w:type="firstCol">
       <w:rPr>
+        <w:rFonts w:eastAsia="黑体"/>
         <w:b/>
         <w:bCs/>
       </w:rPr>
     </w:tblStylePr>
     <w:tblStylePr w:type="lastCol">
       <w:rPr>
+        <w:rFonts w:eastAsia="黑体"/>
         <w:b/>
         <w:bCs/>
       </w:rPr>
@@ -5926,6 +6179,7 @@
         <w:spacing w:after="0" w:before="0" w:line="240" w:lineRule="auto"/>
       </w:pPr>
       <w:rPr>
+        <w:rFonts w:eastAsia="黑体"/>
         <w:b/>
         <w:bCs/>
         <w:color w:themeColor="background1" w:val="FFFFFF"/>
@@ -5948,6 +6202,7 @@
         <w:spacing w:after="0" w:before="0" w:line="240" w:lineRule="auto"/>
       </w:pPr>
       <w:rPr>
+        <w:rFonts w:eastAsia="黑体"/>
         <w:b/>
         <w:bCs/>
       </w:rPr>
@@ -5965,12 +6220,14 @@
     </w:tblStylePr>
     <w:tblStylePr w:type="firstCol">
       <w:rPr>
+        <w:rFonts w:eastAsia="黑体"/>
         <w:b/>
         <w:bCs/>
       </w:rPr>
     </w:tblStylePr>
     <w:tblStylePr w:type="lastCol">
       <w:rPr>
+        <w:rFonts w:eastAsia="黑体"/>
         <w:b/>
         <w:bCs/>
       </w:rPr>
@@ -6032,6 +6289,7 @@
         <w:spacing w:after="0" w:before="0" w:line="240" w:lineRule="auto"/>
       </w:pPr>
       <w:rPr>
+        <w:rFonts w:eastAsia="黑体"/>
         <w:b/>
         <w:bCs/>
         <w:color w:themeColor="background1" w:val="FFFFFF"/>
@@ -6054,6 +6312,7 @@
         <w:spacing w:after="0" w:before="0" w:line="240" w:lineRule="auto"/>
       </w:pPr>
       <w:rPr>
+        <w:rFonts w:eastAsia="黑体"/>
         <w:b/>
         <w:bCs/>
       </w:rPr>
@@ -6071,12 +6330,14 @@
     </w:tblStylePr>
     <w:tblStylePr w:type="firstCol">
       <w:rPr>
+        <w:rFonts w:eastAsia="黑体"/>
         <w:b/>
         <w:bCs/>
       </w:rPr>
     </w:tblStylePr>
     <w:tblStylePr w:type="lastCol">
       <w:rPr>
+        <w:rFonts w:eastAsia="黑体"/>
         <w:b/>
         <w:bCs/>
       </w:rPr>
@@ -6138,6 +6399,7 @@
         <w:spacing w:after="0" w:before="0" w:line="240" w:lineRule="auto"/>
       </w:pPr>
       <w:rPr>
+        <w:rFonts w:eastAsia="黑体"/>
         <w:b/>
         <w:bCs/>
         <w:color w:themeColor="background1" w:val="FFFFFF"/>
@@ -6160,6 +6422,7 @@
         <w:spacing w:after="0" w:before="0" w:line="240" w:lineRule="auto"/>
       </w:pPr>
       <w:rPr>
+        <w:rFonts w:eastAsia="黑体"/>
         <w:b/>
         <w:bCs/>
       </w:rPr>
@@ -6177,12 +6440,14 @@
     </w:tblStylePr>
     <w:tblStylePr w:type="firstCol">
       <w:rPr>
+        <w:rFonts w:eastAsia="黑体"/>
         <w:b/>
         <w:bCs/>
       </w:rPr>
     </w:tblStylePr>
     <w:tblStylePr w:type="lastCol">
       <w:rPr>
+        <w:rFonts w:eastAsia="黑体"/>
         <w:b/>
         <w:bCs/>
       </w:rPr>
@@ -6244,6 +6509,7 @@
         <w:spacing w:after="0" w:before="0" w:line="240" w:lineRule="auto"/>
       </w:pPr>
       <w:rPr>
+        <w:rFonts w:eastAsia="黑体"/>
         <w:b/>
         <w:bCs/>
         <w:color w:themeColor="background1" w:val="FFFFFF"/>
@@ -6266,6 +6532,7 @@
         <w:spacing w:after="0" w:before="0" w:line="240" w:lineRule="auto"/>
       </w:pPr>
       <w:rPr>
+        <w:rFonts w:eastAsia="黑体"/>
         <w:b/>
         <w:bCs/>
       </w:rPr>
@@ -6283,12 +6550,14 @@
     </w:tblStylePr>
     <w:tblStylePr w:type="firstCol">
       <w:rPr>
+        <w:rFonts w:eastAsia="黑体"/>
         <w:b/>
         <w:bCs/>
       </w:rPr>
     </w:tblStylePr>
     <w:tblStylePr w:type="lastCol">
       <w:rPr>
+        <w:rFonts w:eastAsia="黑体"/>
         <w:b/>
         <w:bCs/>
       </w:rPr>
@@ -6350,6 +6619,7 @@
         <w:spacing w:after="0" w:before="0" w:line="240" w:lineRule="auto"/>
       </w:pPr>
       <w:rPr>
+        <w:rFonts w:eastAsia="黑体"/>
         <w:b/>
         <w:bCs/>
         <w:color w:themeColor="background1" w:val="FFFFFF"/>
@@ -6372,6 +6642,7 @@
         <w:spacing w:after="0" w:before="0" w:line="240" w:lineRule="auto"/>
       </w:pPr>
       <w:rPr>
+        <w:rFonts w:eastAsia="黑体"/>
         <w:b/>
         <w:bCs/>
       </w:rPr>
@@ -6389,12 +6660,14 @@
     </w:tblStylePr>
     <w:tblStylePr w:type="firstCol">
       <w:rPr>
+        <w:rFonts w:eastAsia="黑体"/>
         <w:b/>
         <w:bCs/>
       </w:rPr>
     </w:tblStylePr>
     <w:tblStylePr w:type="lastCol">
       <w:rPr>
+        <w:rFonts w:eastAsia="黑体"/>
         <w:b/>
         <w:bCs/>
       </w:rPr>
@@ -6456,6 +6729,7 @@
         <w:spacing w:after="0" w:before="0" w:line="240" w:lineRule="auto"/>
       </w:pPr>
       <w:rPr>
+        <w:rFonts w:eastAsia="黑体"/>
         <w:b/>
         <w:bCs/>
         <w:color w:themeColor="background1" w:val="FFFFFF"/>
@@ -6478,6 +6752,7 @@
         <w:spacing w:after="0" w:before="0" w:line="240" w:lineRule="auto"/>
       </w:pPr>
       <w:rPr>
+        <w:rFonts w:eastAsia="黑体"/>
         <w:b/>
         <w:bCs/>
       </w:rPr>
@@ -6495,12 +6770,14 @@
     </w:tblStylePr>
     <w:tblStylePr w:type="firstCol">
       <w:rPr>
+        <w:rFonts w:eastAsia="黑体"/>
         <w:b/>
         <w:bCs/>
       </w:rPr>
     </w:tblStylePr>
     <w:tblStylePr w:type="lastCol">
       <w:rPr>
+        <w:rFonts w:eastAsia="黑体"/>
         <w:b/>
         <w:bCs/>
       </w:rPr>
@@ -6559,6 +6836,7 @@
         <w:spacing w:after="0" w:before="0" w:line="240" w:lineRule="auto"/>
       </w:pPr>
       <w:rPr>
+        <w:rFonts w:eastAsia="黑体"/>
         <w:b/>
         <w:bCs/>
         <w:color w:themeColor="background1" w:val="FFFFFF"/>
@@ -6581,6 +6859,7 @@
         <w:spacing w:after="0" w:before="0" w:line="240" w:lineRule="auto"/>
       </w:pPr>
       <w:rPr>
+        <w:rFonts w:eastAsia="黑体"/>
         <w:color w:val="auto"/>
       </w:rPr>
       <w:tblPr/>
@@ -6598,6 +6877,7 @@
     </w:tblStylePr>
     <w:tblStylePr w:type="firstCol">
       <w:rPr>
+        <w:rFonts w:eastAsia="黑体"/>
         <w:b/>
         <w:bCs/>
         <w:color w:themeColor="background1" w:val="FFFFFF"/>
@@ -6617,6 +6897,7 @@
     </w:tblStylePr>
     <w:tblStylePr w:type="lastCol">
       <w:rPr>
+        <w:rFonts w:eastAsia="黑体"/>
         <w:b/>
         <w:bCs/>
         <w:color w:themeColor="background1" w:val="FFFFFF"/>
@@ -6665,6 +6946,7 @@
     </w:tblStylePr>
     <w:tblStylePr w:type="nwCell">
       <w:rPr>
+        <w:rFonts w:eastAsia="黑体"/>
         <w:color w:themeColor="background1" w:val="FFFFFF"/>
       </w:rPr>
       <w:tblPr/>
@@ -6708,6 +6990,7 @@
         <w:spacing w:after="0" w:before="0" w:line="240" w:lineRule="auto"/>
       </w:pPr>
       <w:rPr>
+        <w:rFonts w:eastAsia="黑体"/>
         <w:b/>
         <w:bCs/>
         <w:color w:themeColor="background1" w:val="FFFFFF"/>
@@ -6730,6 +7013,7 @@
         <w:spacing w:after="0" w:before="0" w:line="240" w:lineRule="auto"/>
       </w:pPr>
       <w:rPr>
+        <w:rFonts w:eastAsia="黑体"/>
         <w:color w:val="auto"/>
       </w:rPr>
       <w:tblPr/>
@@ -6747,6 +7031,7 @@
     </w:tblStylePr>
     <w:tblStylePr w:type="firstCol">
       <w:rPr>
+        <w:rFonts w:eastAsia="黑体"/>
         <w:b/>
         <w:bCs/>
         <w:color w:themeColor="background1" w:val="FFFFFF"/>
@@ -6766,6 +7051,7 @@
     </w:tblStylePr>
     <w:tblStylePr w:type="lastCol">
       <w:rPr>
+        <w:rFonts w:eastAsia="黑体"/>
         <w:b/>
         <w:bCs/>
         <w:color w:themeColor="background1" w:val="FFFFFF"/>
@@ -6814,6 +7100,7 @@
     </w:tblStylePr>
     <w:tblStylePr w:type="nwCell">
       <w:rPr>
+        <w:rFonts w:eastAsia="黑体"/>
         <w:color w:themeColor="background1" w:val="FFFFFF"/>
       </w:rPr>
       <w:tblPr/>
@@ -6857,6 +7144,7 @@
         <w:spacing w:after="0" w:before="0" w:line="240" w:lineRule="auto"/>
       </w:pPr>
       <w:rPr>
+        <w:rFonts w:eastAsia="黑体"/>
         <w:b/>
         <w:bCs/>
         <w:color w:themeColor="background1" w:val="FFFFFF"/>
@@ -6879,6 +7167,7 @@
         <w:spacing w:after="0" w:before="0" w:line="240" w:lineRule="auto"/>
       </w:pPr>
       <w:rPr>
+        <w:rFonts w:eastAsia="黑体"/>
         <w:color w:val="auto"/>
       </w:rPr>
       <w:tblPr/>
@@ -6896,6 +7185,7 @@
     </w:tblStylePr>
     <w:tblStylePr w:type="firstCol">
       <w:rPr>
+        <w:rFonts w:eastAsia="黑体"/>
         <w:b/>
         <w:bCs/>
         <w:color w:themeColor="background1" w:val="FFFFFF"/>
@@ -6915,6 +7205,7 @@
     </w:tblStylePr>
     <w:tblStylePr w:type="lastCol">
       <w:rPr>
+        <w:rFonts w:eastAsia="黑体"/>
         <w:b/>
         <w:bCs/>
         <w:color w:themeColor="background1" w:val="FFFFFF"/>
@@ -6963,6 +7254,7 @@
     </w:tblStylePr>
     <w:tblStylePr w:type="nwCell">
       <w:rPr>
+        <w:rFonts w:eastAsia="黑体"/>
         <w:color w:themeColor="background1" w:val="FFFFFF"/>
       </w:rPr>
       <w:tblPr/>
@@ -7006,6 +7298,7 @@
         <w:spacing w:after="0" w:before="0" w:line="240" w:lineRule="auto"/>
       </w:pPr>
       <w:rPr>
+        <w:rFonts w:eastAsia="黑体"/>
         <w:b/>
         <w:bCs/>
         <w:color w:themeColor="background1" w:val="FFFFFF"/>
@@ -7028,6 +7321,7 @@
         <w:spacing w:after="0" w:before="0" w:line="240" w:lineRule="auto"/>
       </w:pPr>
       <w:rPr>
+        <w:rFonts w:eastAsia="黑体"/>
         <w:color w:val="auto"/>
       </w:rPr>
       <w:tblPr/>
@@ -7045,6 +7339,7 @@
     </w:tblStylePr>
     <w:tblStylePr w:type="firstCol">
       <w:rPr>
+        <w:rFonts w:eastAsia="黑体"/>
         <w:b/>
         <w:bCs/>
         <w:color w:themeColor="background1" w:val="FFFFFF"/>
@@ -7064,6 +7359,7 @@
     </w:tblStylePr>
     <w:tblStylePr w:type="lastCol">
       <w:rPr>
+        <w:rFonts w:eastAsia="黑体"/>
         <w:b/>
         <w:bCs/>
         <w:color w:themeColor="background1" w:val="FFFFFF"/>
@@ -7112,6 +7408,7 @@
     </w:tblStylePr>
     <w:tblStylePr w:type="nwCell">
       <w:rPr>
+        <w:rFonts w:eastAsia="黑体"/>
         <w:color w:themeColor="background1" w:val="FFFFFF"/>
       </w:rPr>
       <w:tblPr/>
@@ -7155,6 +7452,7 @@
         <w:spacing w:after="0" w:before="0" w:line="240" w:lineRule="auto"/>
       </w:pPr>
       <w:rPr>
+        <w:rFonts w:eastAsia="黑体"/>
         <w:b/>
         <w:bCs/>
         <w:color w:themeColor="background1" w:val="FFFFFF"/>
@@ -7177,6 +7475,7 @@
         <w:spacing w:after="0" w:before="0" w:line="240" w:lineRule="auto"/>
       </w:pPr>
       <w:rPr>
+        <w:rFonts w:eastAsia="黑体"/>
         <w:color w:val="auto"/>
       </w:rPr>
       <w:tblPr/>
@@ -7194,6 +7493,7 @@
     </w:tblStylePr>
     <w:tblStylePr w:type="firstCol">
       <w:rPr>
+        <w:rFonts w:eastAsia="黑体"/>
         <w:b/>
         <w:bCs/>
         <w:color w:themeColor="background1" w:val="FFFFFF"/>
@@ -7213,6 +7513,7 @@
     </w:tblStylePr>
     <w:tblStylePr w:type="lastCol">
       <w:rPr>
+        <w:rFonts w:eastAsia="黑体"/>
         <w:b/>
         <w:bCs/>
         <w:color w:themeColor="background1" w:val="FFFFFF"/>
@@ -7261,6 +7562,7 @@
     </w:tblStylePr>
     <w:tblStylePr w:type="nwCell">
       <w:rPr>
+        <w:rFonts w:eastAsia="黑体"/>
         <w:color w:themeColor="background1" w:val="FFFFFF"/>
       </w:rPr>
       <w:tblPr/>
@@ -7304,6 +7606,7 @@
         <w:spacing w:after="0" w:before="0" w:line="240" w:lineRule="auto"/>
       </w:pPr>
       <w:rPr>
+        <w:rFonts w:eastAsia="黑体"/>
         <w:b/>
         <w:bCs/>
         <w:color w:themeColor="background1" w:val="FFFFFF"/>
@@ -7326,6 +7629,7 @@
         <w:spacing w:after="0" w:before="0" w:line="240" w:lineRule="auto"/>
       </w:pPr>
       <w:rPr>
+        <w:rFonts w:eastAsia="黑体"/>
         <w:color w:val="auto"/>
       </w:rPr>
       <w:tblPr/>
@@ -7343,6 +7647,7 @@
     </w:tblStylePr>
     <w:tblStylePr w:type="firstCol">
       <w:rPr>
+        <w:rFonts w:eastAsia="黑体"/>
         <w:b/>
         <w:bCs/>
         <w:color w:themeColor="background1" w:val="FFFFFF"/>
@@ -7362,6 +7667,7 @@
     </w:tblStylePr>
     <w:tblStylePr w:type="lastCol">
       <w:rPr>
+        <w:rFonts w:eastAsia="黑体"/>
         <w:b/>
         <w:bCs/>
         <w:color w:themeColor="background1" w:val="FFFFFF"/>
@@ -7410,6 +7716,7 @@
     </w:tblStylePr>
     <w:tblStylePr w:type="nwCell">
       <w:rPr>
+        <w:rFonts w:eastAsia="黑体"/>
         <w:color w:themeColor="background1" w:val="FFFFFF"/>
       </w:rPr>
       <w:tblPr/>
@@ -7453,6 +7760,7 @@
         <w:spacing w:after="0" w:before="0" w:line="240" w:lineRule="auto"/>
       </w:pPr>
       <w:rPr>
+        <w:rFonts w:eastAsia="黑体"/>
         <w:b/>
         <w:bCs/>
         <w:color w:themeColor="background1" w:val="FFFFFF"/>
@@ -7475,6 +7783,7 @@
         <w:spacing w:after="0" w:before="0" w:line="240" w:lineRule="auto"/>
       </w:pPr>
       <w:rPr>
+        <w:rFonts w:eastAsia="黑体"/>
         <w:color w:val="auto"/>
       </w:rPr>
       <w:tblPr/>
@@ -7492,6 +7801,7 @@
     </w:tblStylePr>
     <w:tblStylePr w:type="firstCol">
       <w:rPr>
+        <w:rFonts w:eastAsia="黑体"/>
         <w:b/>
         <w:bCs/>
         <w:color w:themeColor="background1" w:val="FFFFFF"/>
@@ -7511,6 +7821,7 @@
     </w:tblStylePr>
     <w:tblStylePr w:type="lastCol">
       <w:rPr>
+        <w:rFonts w:eastAsia="黑体"/>
         <w:b/>
         <w:bCs/>
         <w:color w:themeColor="background1" w:val="FFFFFF"/>
@@ -7559,6 +7870,7 @@
     </w:tblStylePr>
     <w:tblStylePr w:type="nwCell">
       <w:rPr>
+        <w:rFonts w:eastAsia="黑体"/>
         <w:color w:themeColor="background1" w:val="FFFFFF"/>
       </w:rPr>
       <w:tblPr/>
@@ -7583,6 +7895,7 @@
       <w:spacing w:after="0" w:line="240" w:lineRule="auto"/>
     </w:pPr>
     <w:rPr>
+      <w:rFonts w:eastAsia="黑体"/>
       <w:color w:themeColor="text1" w:val="000000"/>
     </w:rPr>
     <w:tblPr>
@@ -7602,7 +7915,7 @@
     </w:tblPr>
     <w:tblStylePr w:type="firstRow">
       <w:rPr>
-        <w:rFonts w:asciiTheme="majorHAnsi" w:cstheme="majorBidi" w:eastAsiaTheme="majorEastAsia" w:hAnsiTheme="majorHAnsi"/>
+        <w:rFonts w:asciiTheme="majorHAnsi" w:cstheme="majorBidi" w:hAnsiTheme="majorHAnsi" w:eastAsia="黑体"/>
       </w:rPr>
       <w:tblPr/>
       <w:tcPr>
@@ -7614,6 +7927,7 @@
     </w:tblStylePr>
     <w:tblStylePr w:type="lastRow">
       <w:rPr>
+        <w:rFonts w:eastAsia="黑体"/>
         <w:b/>
         <w:bCs/>
         <w:color w:themeColor="text2" w:val="1F497D"/>
@@ -7628,12 +7942,14 @@
     </w:tblStylePr>
     <w:tblStylePr w:type="firstCol">
       <w:rPr>
+        <w:rFonts w:eastAsia="黑体"/>
         <w:b/>
         <w:bCs/>
       </w:rPr>
     </w:tblStylePr>
     <w:tblStylePr w:type="lastCol">
       <w:rPr>
+        <w:rFonts w:eastAsia="黑体"/>
         <w:b/>
         <w:bCs/>
       </w:rPr>
@@ -7667,6 +7983,7 @@
       <w:spacing w:after="0" w:line="240" w:lineRule="auto"/>
     </w:pPr>
     <w:rPr>
+      <w:rFonts w:eastAsia="黑体"/>
       <w:color w:themeColor="text1" w:val="000000"/>
     </w:rPr>
     <w:tblPr>
@@ -7686,7 +8003,7 @@
     </w:tblPr>
     <w:tblStylePr w:type="firstRow">
       <w:rPr>
-        <w:rFonts w:asciiTheme="majorHAnsi" w:cstheme="majorBidi" w:eastAsiaTheme="majorEastAsia" w:hAnsiTheme="majorHAnsi"/>
+        <w:rFonts w:asciiTheme="majorHAnsi" w:cstheme="majorBidi" w:hAnsiTheme="majorHAnsi" w:eastAsia="黑体"/>
       </w:rPr>
       <w:tblPr/>
       <w:tcPr>
@@ -7698,6 +8015,7 @@
     </w:tblStylePr>
     <w:tblStylePr w:type="lastRow">
       <w:rPr>
+        <w:rFonts w:eastAsia="黑体"/>
         <w:b/>
         <w:bCs/>
         <w:color w:themeColor="text2" w:val="1F497D"/>
@@ -7712,12 +8030,14 @@
     </w:tblStylePr>
     <w:tblStylePr w:type="firstCol">
       <w:rPr>
+        <w:rFonts w:eastAsia="黑体"/>
         <w:b/>
         <w:bCs/>
       </w:rPr>
     </w:tblStylePr>
     <w:tblStylePr w:type="lastCol">
       <w:rPr>
+        <w:rFonts w:eastAsia="黑体"/>
         <w:b/>
         <w:bCs/>
       </w:rPr>
@@ -7751,6 +8071,7 @@
       <w:spacing w:after="0" w:line="240" w:lineRule="auto"/>
     </w:pPr>
     <w:rPr>
+      <w:rFonts w:eastAsia="黑体"/>
       <w:color w:themeColor="text1" w:val="000000"/>
     </w:rPr>
     <w:tblPr>
@@ -7770,7 +8091,7 @@
     </w:tblPr>
     <w:tblStylePr w:type="firstRow">
       <w:rPr>
-        <w:rFonts w:asciiTheme="majorHAnsi" w:cstheme="majorBidi" w:eastAsiaTheme="majorEastAsia" w:hAnsiTheme="majorHAnsi"/>
+        <w:rFonts w:asciiTheme="majorHAnsi" w:cstheme="majorBidi" w:hAnsiTheme="majorHAnsi" w:eastAsia="黑体"/>
       </w:rPr>
       <w:tblPr/>
       <w:tcPr>
@@ -7782,6 +8103,7 @@
     </w:tblStylePr>
     <w:tblStylePr w:type="lastRow">
       <w:rPr>
+        <w:rFonts w:eastAsia="黑体"/>
         <w:b/>
         <w:bCs/>
         <w:color w:themeColor="text2" w:val="1F497D"/>
@@ -7796,12 +8118,14 @@
     </w:tblStylePr>
     <w:tblStylePr w:type="firstCol">
       <w:rPr>
+        <w:rFonts w:eastAsia="黑体"/>
         <w:b/>
         <w:bCs/>
       </w:rPr>
     </w:tblStylePr>
     <w:tblStylePr w:type="lastCol">
       <w:rPr>
+        <w:rFonts w:eastAsia="黑体"/>
         <w:b/>
         <w:bCs/>
       </w:rPr>
@@ -7835,6 +8159,7 @@
       <w:spacing w:after="0" w:line="240" w:lineRule="auto"/>
     </w:pPr>
     <w:rPr>
+      <w:rFonts w:eastAsia="黑体"/>
       <w:color w:themeColor="text1" w:val="000000"/>
     </w:rPr>
     <w:tblPr>
@@ -7854,7 +8179,7 @@
     </w:tblPr>
     <w:tblStylePr w:type="firstRow">
       <w:rPr>
-        <w:rFonts w:asciiTheme="majorHAnsi" w:cstheme="majorBidi" w:eastAsiaTheme="majorEastAsia" w:hAnsiTheme="majorHAnsi"/>
+        <w:rFonts w:asciiTheme="majorHAnsi" w:cstheme="majorBidi" w:hAnsiTheme="majorHAnsi" w:eastAsia="黑体"/>
       </w:rPr>
       <w:tblPr/>
       <w:tcPr>
@@ -7866,6 +8191,7 @@
     </w:tblStylePr>
     <w:tblStylePr w:type="lastRow">
       <w:rPr>
+        <w:rFonts w:eastAsia="黑体"/>
         <w:b/>
         <w:bCs/>
         <w:color w:themeColor="text2" w:val="1F497D"/>
@@ -7880,12 +8206,14 @@
     </w:tblStylePr>
     <w:tblStylePr w:type="firstCol">
       <w:rPr>
+        <w:rFonts w:eastAsia="黑体"/>
         <w:b/>
         <w:bCs/>
       </w:rPr>
     </w:tblStylePr>
     <w:tblStylePr w:type="lastCol">
       <w:rPr>
+        <w:rFonts w:eastAsia="黑体"/>
         <w:b/>
         <w:bCs/>
       </w:rPr>
@@ -7919,6 +8247,7 @@
       <w:spacing w:after="0" w:line="240" w:lineRule="auto"/>
     </w:pPr>
     <w:rPr>
+      <w:rFonts w:eastAsia="黑体"/>
       <w:color w:themeColor="text1" w:val="000000"/>
     </w:rPr>
     <w:tblPr>
@@ -7938,7 +8267,7 @@
     </w:tblPr>
     <w:tblStylePr w:type="firstRow">
       <w:rPr>
-        <w:rFonts w:asciiTheme="majorHAnsi" w:cstheme="majorBidi" w:eastAsiaTheme="majorEastAsia" w:hAnsiTheme="majorHAnsi"/>
+        <w:rFonts w:asciiTheme="majorHAnsi" w:cstheme="majorBidi" w:hAnsiTheme="majorHAnsi" w:eastAsia="黑体"/>
       </w:rPr>
       <w:tblPr/>
       <w:tcPr>
@@ -7950,6 +8279,7 @@
     </w:tblStylePr>
     <w:tblStylePr w:type="lastRow">
       <w:rPr>
+        <w:rFonts w:eastAsia="黑体"/>
         <w:b/>
         <w:bCs/>
         <w:color w:themeColor="text2" w:val="1F497D"/>
@@ -7964,12 +8294,14 @@
     </w:tblStylePr>
     <w:tblStylePr w:type="firstCol">
       <w:rPr>
+        <w:rFonts w:eastAsia="黑体"/>
         <w:b/>
         <w:bCs/>
       </w:rPr>
     </w:tblStylePr>
     <w:tblStylePr w:type="lastCol">
       <w:rPr>
+        <w:rFonts w:eastAsia="黑体"/>
         <w:b/>
         <w:bCs/>
       </w:rPr>
@@ -8003,6 +8335,7 @@
       <w:spacing w:after="0" w:line="240" w:lineRule="auto"/>
     </w:pPr>
     <w:rPr>
+      <w:rFonts w:eastAsia="黑体"/>
       <w:color w:themeColor="text1" w:val="000000"/>
     </w:rPr>
     <w:tblPr>
@@ -8022,7 +8355,7 @@
     </w:tblPr>
     <w:tblStylePr w:type="firstRow">
       <w:rPr>
-        <w:rFonts w:asciiTheme="majorHAnsi" w:cstheme="majorBidi" w:eastAsiaTheme="majorEastAsia" w:hAnsiTheme="majorHAnsi"/>
+        <w:rFonts w:asciiTheme="majorHAnsi" w:cstheme="majorBidi" w:hAnsiTheme="majorHAnsi" w:eastAsia="黑体"/>
       </w:rPr>
       <w:tblPr/>
       <w:tcPr>
@@ -8034,6 +8367,7 @@
     </w:tblStylePr>
     <w:tblStylePr w:type="lastRow">
       <w:rPr>
+        <w:rFonts w:eastAsia="黑体"/>
         <w:b/>
         <w:bCs/>
         <w:color w:themeColor="text2" w:val="1F497D"/>
@@ -8048,12 +8382,14 @@
     </w:tblStylePr>
     <w:tblStylePr w:type="firstCol">
       <w:rPr>
+        <w:rFonts w:eastAsia="黑体"/>
         <w:b/>
         <w:bCs/>
       </w:rPr>
     </w:tblStylePr>
     <w:tblStylePr w:type="lastCol">
       <w:rPr>
+        <w:rFonts w:eastAsia="黑体"/>
         <w:b/>
         <w:bCs/>
       </w:rPr>
@@ -8087,6 +8423,7 @@
       <w:spacing w:after="0" w:line="240" w:lineRule="auto"/>
     </w:pPr>
     <w:rPr>
+      <w:rFonts w:eastAsia="黑体"/>
       <w:color w:themeColor="text1" w:val="000000"/>
     </w:rPr>
     <w:tblPr>
@@ -8106,7 +8443,7 @@
     </w:tblPr>
     <w:tblStylePr w:type="firstRow">
       <w:rPr>
-        <w:rFonts w:asciiTheme="majorHAnsi" w:cstheme="majorBidi" w:eastAsiaTheme="majorEastAsia" w:hAnsiTheme="majorHAnsi"/>
+        <w:rFonts w:asciiTheme="majorHAnsi" w:cstheme="majorBidi" w:hAnsiTheme="majorHAnsi" w:eastAsia="黑体"/>
       </w:rPr>
       <w:tblPr/>
       <w:tcPr>
@@ -8118,6 +8455,7 @@
     </w:tblStylePr>
     <w:tblStylePr w:type="lastRow">
       <w:rPr>
+        <w:rFonts w:eastAsia="黑体"/>
         <w:b/>
         <w:bCs/>
         <w:color w:themeColor="text2" w:val="1F497D"/>
@@ -8132,12 +8470,14 @@
     </w:tblStylePr>
     <w:tblStylePr w:type="firstCol">
       <w:rPr>
+        <w:rFonts w:eastAsia="黑体"/>
         <w:b/>
         <w:bCs/>
       </w:rPr>
     </w:tblStylePr>
     <w:tblStylePr w:type="lastCol">
       <w:rPr>
+        <w:rFonts w:eastAsia="黑体"/>
         <w:b/>
         <w:bCs/>
       </w:rPr>
@@ -8171,7 +8511,7 @@
       <w:spacing w:after="0" w:line="240" w:lineRule="auto"/>
     </w:pPr>
     <w:rPr>
-      <w:rFonts w:asciiTheme="majorHAnsi" w:cstheme="majorBidi" w:eastAsiaTheme="majorEastAsia" w:hAnsiTheme="majorHAnsi"/>
+      <w:rFonts w:asciiTheme="majorHAnsi" w:cstheme="majorBidi" w:hAnsiTheme="majorHAnsi" w:eastAsia="黑体"/>
       <w:color w:themeColor="text1" w:val="000000"/>
     </w:rPr>
     <w:tblPr>
@@ -8193,6 +8533,7 @@
     </w:tblPr>
     <w:tblStylePr w:type="firstRow">
       <w:rPr>
+        <w:rFonts w:eastAsia="黑体"/>
         <w:sz w:val="24"/>
         <w:szCs w:val="24"/>
       </w:rPr>
@@ -8299,7 +8640,7 @@
       <w:spacing w:after="0" w:line="240" w:lineRule="auto"/>
     </w:pPr>
     <w:rPr>
-      <w:rFonts w:asciiTheme="majorHAnsi" w:cstheme="majorBidi" w:eastAsiaTheme="majorEastAsia" w:hAnsiTheme="majorHAnsi"/>
+      <w:rFonts w:asciiTheme="majorHAnsi" w:cstheme="majorBidi" w:hAnsiTheme="majorHAnsi" w:eastAsia="黑体"/>
       <w:color w:themeColor="text1" w:val="000000"/>
     </w:rPr>
     <w:tblPr>
@@ -8321,6 +8662,7 @@
     </w:tblPr>
     <w:tblStylePr w:type="firstRow">
       <w:rPr>
+        <w:rFonts w:eastAsia="黑体"/>
         <w:sz w:val="24"/>
         <w:szCs w:val="24"/>
       </w:rPr>
@@ -8427,7 +8769,7 @@
       <w:spacing w:after="0" w:line="240" w:lineRule="auto"/>
     </w:pPr>
     <w:rPr>
-      <w:rFonts w:asciiTheme="majorHAnsi" w:cstheme="majorBidi" w:eastAsiaTheme="majorEastAsia" w:hAnsiTheme="majorHAnsi"/>
+      <w:rFonts w:asciiTheme="majorHAnsi" w:cstheme="majorBidi" w:hAnsiTheme="majorHAnsi" w:eastAsia="黑体"/>
       <w:color w:themeColor="text1" w:val="000000"/>
     </w:rPr>
     <w:tblPr>
@@ -8449,6 +8791,7 @@
     </w:tblPr>
     <w:tblStylePr w:type="firstRow">
       <w:rPr>
+        <w:rFonts w:eastAsia="黑体"/>
         <w:sz w:val="24"/>
         <w:szCs w:val="24"/>
       </w:rPr>
@@ -8555,7 +8898,7 @@
       <w:spacing w:after="0" w:line="240" w:lineRule="auto"/>
     </w:pPr>
     <w:rPr>
-      <w:rFonts w:asciiTheme="majorHAnsi" w:cstheme="majorBidi" w:eastAsiaTheme="majorEastAsia" w:hAnsiTheme="majorHAnsi"/>
+      <w:rFonts w:asciiTheme="majorHAnsi" w:cstheme="majorBidi" w:hAnsiTheme="majorHAnsi" w:eastAsia="黑体"/>
       <w:color w:themeColor="text1" w:val="000000"/>
     </w:rPr>
     <w:tblPr>
@@ -8577,6 +8920,7 @@
     </w:tblPr>
     <w:tblStylePr w:type="firstRow">
       <w:rPr>
+        <w:rFonts w:eastAsia="黑体"/>
         <w:sz w:val="24"/>
         <w:szCs w:val="24"/>
       </w:rPr>
@@ -8683,7 +9027,7 @@
       <w:spacing w:after="0" w:line="240" w:lineRule="auto"/>
     </w:pPr>
     <w:rPr>
-      <w:rFonts w:asciiTheme="majorHAnsi" w:cstheme="majorBidi" w:eastAsiaTheme="majorEastAsia" w:hAnsiTheme="majorHAnsi"/>
+      <w:rFonts w:asciiTheme="majorHAnsi" w:cstheme="majorBidi" w:hAnsiTheme="majorHAnsi" w:eastAsia="黑体"/>
       <w:color w:themeColor="text1" w:val="000000"/>
     </w:rPr>
     <w:tblPr>
@@ -8705,6 +9049,7 @@
     </w:tblPr>
     <w:tblStylePr w:type="firstRow">
       <w:rPr>
+        <w:rFonts w:eastAsia="黑体"/>
         <w:sz w:val="24"/>
         <w:szCs w:val="24"/>
       </w:rPr>
@@ -8811,7 +9156,7 @@
       <w:spacing w:after="0" w:line="240" w:lineRule="auto"/>
     </w:pPr>
     <w:rPr>
-      <w:rFonts w:asciiTheme="majorHAnsi" w:cstheme="majorBidi" w:eastAsiaTheme="majorEastAsia" w:hAnsiTheme="majorHAnsi"/>
+      <w:rFonts w:asciiTheme="majorHAnsi" w:cstheme="majorBidi" w:hAnsiTheme="majorHAnsi" w:eastAsia="黑体"/>
       <w:color w:themeColor="text1" w:val="000000"/>
     </w:rPr>
     <w:tblPr>
@@ -8833,6 +9178,7 @@
     </w:tblPr>
     <w:tblStylePr w:type="firstRow">
       <w:rPr>
+        <w:rFonts w:eastAsia="黑体"/>
         <w:sz w:val="24"/>
         <w:szCs w:val="24"/>
       </w:rPr>
@@ -8939,7 +9285,7 @@
       <w:spacing w:after="0" w:line="240" w:lineRule="auto"/>
     </w:pPr>
     <w:rPr>
-      <w:rFonts w:asciiTheme="majorHAnsi" w:cstheme="majorBidi" w:eastAsiaTheme="majorEastAsia" w:hAnsiTheme="majorHAnsi"/>
+      <w:rFonts w:asciiTheme="majorHAnsi" w:cstheme="majorBidi" w:hAnsiTheme="majorHAnsi" w:eastAsia="黑体"/>
       <w:color w:themeColor="text1" w:val="000000"/>
     </w:rPr>
     <w:tblPr>
@@ -8961,6 +9307,7 @@
     </w:tblPr>
     <w:tblStylePr w:type="firstRow">
       <w:rPr>
+        <w:rFonts w:eastAsia="黑体"/>
         <w:sz w:val="24"/>
         <w:szCs w:val="24"/>
       </w:rPr>
@@ -9090,12 +9437,14 @@
     </w:tcPr>
     <w:tblStylePr w:type="firstRow">
       <w:rPr>
+        <w:rFonts w:eastAsia="黑体"/>
         <w:b/>
         <w:bCs/>
       </w:rPr>
     </w:tblStylePr>
     <w:tblStylePr w:type="lastRow">
       <w:rPr>
+        <w:rFonts w:eastAsia="黑体"/>
         <w:b/>
         <w:bCs/>
       </w:rPr>
@@ -9108,12 +9457,14 @@
     </w:tblStylePr>
     <w:tblStylePr w:type="firstCol">
       <w:rPr>
+        <w:rFonts w:eastAsia="黑体"/>
         <w:b/>
         <w:bCs/>
       </w:rPr>
     </w:tblStylePr>
     <w:tblStylePr w:type="lastCol">
       <w:rPr>
+        <w:rFonts w:eastAsia="黑体"/>
         <w:b/>
         <w:bCs/>
       </w:rPr>
@@ -9163,12 +9514,14 @@
     </w:tcPr>
     <w:tblStylePr w:type="firstRow">
       <w:rPr>
+        <w:rFonts w:eastAsia="黑体"/>
         <w:b/>
         <w:bCs/>
       </w:rPr>
     </w:tblStylePr>
     <w:tblStylePr w:type="lastRow">
       <w:rPr>
+        <w:rFonts w:eastAsia="黑体"/>
         <w:b/>
         <w:bCs/>
       </w:rPr>
@@ -9181,12 +9534,14 @@
     </w:tblStylePr>
     <w:tblStylePr w:type="firstCol">
       <w:rPr>
+        <w:rFonts w:eastAsia="黑体"/>
         <w:b/>
         <w:bCs/>
       </w:rPr>
     </w:tblStylePr>
     <w:tblStylePr w:type="lastCol">
       <w:rPr>
+        <w:rFonts w:eastAsia="黑体"/>
         <w:b/>
         <w:bCs/>
       </w:rPr>
@@ -9236,12 +9591,14 @@
     </w:tcPr>
     <w:tblStylePr w:type="firstRow">
       <w:rPr>
+        <w:rFonts w:eastAsia="黑体"/>
         <w:b/>
         <w:bCs/>
       </w:rPr>
     </w:tblStylePr>
     <w:tblStylePr w:type="lastRow">
       <w:rPr>
+        <w:rFonts w:eastAsia="黑体"/>
         <w:b/>
         <w:bCs/>
       </w:rPr>
@@ -9254,12 +9611,14 @@
     </w:tblStylePr>
     <w:tblStylePr w:type="firstCol">
       <w:rPr>
+        <w:rFonts w:eastAsia="黑体"/>
         <w:b/>
         <w:bCs/>
       </w:rPr>
     </w:tblStylePr>
     <w:tblStylePr w:type="lastCol">
       <w:rPr>
+        <w:rFonts w:eastAsia="黑体"/>
         <w:b/>
         <w:bCs/>
       </w:rPr>
@@ -9309,12 +9668,14 @@
     </w:tcPr>
     <w:tblStylePr w:type="firstRow">
       <w:rPr>
+        <w:rFonts w:eastAsia="黑体"/>
         <w:b/>
         <w:bCs/>
       </w:rPr>
     </w:tblStylePr>
     <w:tblStylePr w:type="lastRow">
       <w:rPr>
+        <w:rFonts w:eastAsia="黑体"/>
         <w:b/>
         <w:bCs/>
       </w:rPr>
@@ -9327,12 +9688,14 @@
     </w:tblStylePr>
     <w:tblStylePr w:type="firstCol">
       <w:rPr>
+        <w:rFonts w:eastAsia="黑体"/>
         <w:b/>
         <w:bCs/>
       </w:rPr>
     </w:tblStylePr>
     <w:tblStylePr w:type="lastCol">
       <w:rPr>
+        <w:rFonts w:eastAsia="黑体"/>
         <w:b/>
         <w:bCs/>
       </w:rPr>
@@ -9382,12 +9745,14 @@
     </w:tcPr>
     <w:tblStylePr w:type="firstRow">
       <w:rPr>
+        <w:rFonts w:eastAsia="黑体"/>
         <w:b/>
         <w:bCs/>
       </w:rPr>
     </w:tblStylePr>
     <w:tblStylePr w:type="lastRow">
       <w:rPr>
+        <w:rFonts w:eastAsia="黑体"/>
         <w:b/>
         <w:bCs/>
       </w:rPr>
@@ -9400,12 +9765,14 @@
     </w:tblStylePr>
     <w:tblStylePr w:type="firstCol">
       <w:rPr>
+        <w:rFonts w:eastAsia="黑体"/>
         <w:b/>
         <w:bCs/>
       </w:rPr>
     </w:tblStylePr>
     <w:tblStylePr w:type="lastCol">
       <w:rPr>
+        <w:rFonts w:eastAsia="黑体"/>
         <w:b/>
         <w:bCs/>
       </w:rPr>
@@ -9455,12 +9822,14 @@
     </w:tcPr>
     <w:tblStylePr w:type="firstRow">
       <w:rPr>
+        <w:rFonts w:eastAsia="黑体"/>
         <w:b/>
         <w:bCs/>
       </w:rPr>
     </w:tblStylePr>
     <w:tblStylePr w:type="lastRow">
       <w:rPr>
+        <w:rFonts w:eastAsia="黑体"/>
         <w:b/>
         <w:bCs/>
       </w:rPr>
@@ -9473,12 +9842,14 @@
     </w:tblStylePr>
     <w:tblStylePr w:type="firstCol">
       <w:rPr>
+        <w:rFonts w:eastAsia="黑体"/>
         <w:b/>
         <w:bCs/>
       </w:rPr>
     </w:tblStylePr>
     <w:tblStylePr w:type="lastCol">
       <w:rPr>
+        <w:rFonts w:eastAsia="黑体"/>
         <w:b/>
         <w:bCs/>
       </w:rPr>
@@ -9528,12 +9899,14 @@
     </w:tcPr>
     <w:tblStylePr w:type="firstRow">
       <w:rPr>
+        <w:rFonts w:eastAsia="黑体"/>
         <w:b/>
         <w:bCs/>
       </w:rPr>
     </w:tblStylePr>
     <w:tblStylePr w:type="lastRow">
       <w:rPr>
+        <w:rFonts w:eastAsia="黑体"/>
         <w:b/>
         <w:bCs/>
       </w:rPr>
@@ -9546,12 +9919,14 @@
     </w:tblStylePr>
     <w:tblStylePr w:type="firstCol">
       <w:rPr>
+        <w:rFonts w:eastAsia="黑体"/>
         <w:b/>
         <w:bCs/>
       </w:rPr>
     </w:tblStylePr>
     <w:tblStylePr w:type="lastCol">
       <w:rPr>
+        <w:rFonts w:eastAsia="黑体"/>
         <w:b/>
         <w:bCs/>
       </w:rPr>
@@ -9578,7 +9953,7 @@
       <w:spacing w:after="0" w:line="240" w:lineRule="auto"/>
     </w:pPr>
     <w:rPr>
-      <w:rFonts w:asciiTheme="majorHAnsi" w:cstheme="majorBidi" w:eastAsiaTheme="majorEastAsia" w:hAnsiTheme="majorHAnsi"/>
+      <w:rFonts w:asciiTheme="majorHAnsi" w:cstheme="majorBidi" w:hAnsiTheme="majorHAnsi" w:eastAsia="黑体"/>
       <w:color w:themeColor="text1" w:val="000000"/>
     </w:rPr>
     <w:tblPr>
@@ -9605,6 +9980,7 @@
     </w:tcPr>
     <w:tblStylePr w:type="firstRow">
       <w:rPr>
+        <w:rFonts w:eastAsia="黑体"/>
         <w:b/>
         <w:bCs/>
         <w:color w:themeColor="text1" w:val="000000"/>
@@ -9616,6 +9992,7 @@
     </w:tblStylePr>
     <w:tblStylePr w:type="lastRow">
       <w:rPr>
+        <w:rFonts w:eastAsia="黑体"/>
         <w:b/>
         <w:bCs/>
         <w:color w:themeColor="text1" w:val="000000"/>
@@ -9635,6 +10012,7 @@
     </w:tblStylePr>
     <w:tblStylePr w:type="firstCol">
       <w:rPr>
+        <w:rFonts w:eastAsia="黑体"/>
         <w:b/>
         <w:bCs/>
         <w:color w:themeColor="text1" w:val="000000"/>
@@ -9654,6 +10032,7 @@
     </w:tblStylePr>
     <w:tblStylePr w:type="lastCol">
       <w:rPr>
+        <w:rFonts w:eastAsia="黑体"/>
         <w:b w:val="0"/>
         <w:bCs w:val="0"/>
         <w:color w:themeColor="text1" w:val="000000"/>
@@ -9703,7 +10082,7 @@
       <w:spacing w:after="0" w:line="240" w:lineRule="auto"/>
     </w:pPr>
     <w:rPr>
-      <w:rFonts w:asciiTheme="majorHAnsi" w:cstheme="majorBidi" w:eastAsiaTheme="majorEastAsia" w:hAnsiTheme="majorHAnsi"/>
+      <w:rFonts w:asciiTheme="majorHAnsi" w:cstheme="majorBidi" w:hAnsiTheme="majorHAnsi" w:eastAsia="黑体"/>
       <w:color w:themeColor="text1" w:val="000000"/>
     </w:rPr>
     <w:tblPr>
@@ -9730,6 +10109,7 @@
     </w:tcPr>
     <w:tblStylePr w:type="firstRow">
       <w:rPr>
+        <w:rFonts w:eastAsia="黑体"/>
         <w:b/>
         <w:bCs/>
         <w:color w:themeColor="text1" w:val="000000"/>
@@ -9741,6 +10121,7 @@
     </w:tblStylePr>
     <w:tblStylePr w:type="lastRow">
       <w:rPr>
+        <w:rFonts w:eastAsia="黑体"/>
         <w:b/>
         <w:bCs/>
         <w:color w:themeColor="text1" w:val="000000"/>
@@ -9760,6 +10141,7 @@
     </w:tblStylePr>
     <w:tblStylePr w:type="firstCol">
       <w:rPr>
+        <w:rFonts w:eastAsia="黑体"/>
         <w:b/>
         <w:bCs/>
         <w:color w:themeColor="text1" w:val="000000"/>
@@ -9779,6 +10161,7 @@
     </w:tblStylePr>
     <w:tblStylePr w:type="lastCol">
       <w:rPr>
+        <w:rFonts w:eastAsia="黑体"/>
         <w:b w:val="0"/>
         <w:bCs w:val="0"/>
         <w:color w:themeColor="text1" w:val="000000"/>
@@ -9828,7 +10211,7 @@
       <w:spacing w:after="0" w:line="240" w:lineRule="auto"/>
     </w:pPr>
     <w:rPr>
-      <w:rFonts w:asciiTheme="majorHAnsi" w:cstheme="majorBidi" w:eastAsiaTheme="majorEastAsia" w:hAnsiTheme="majorHAnsi"/>
+      <w:rFonts w:asciiTheme="majorHAnsi" w:cstheme="majorBidi" w:hAnsiTheme="majorHAnsi" w:eastAsia="黑体"/>
       <w:color w:themeColor="text1" w:val="000000"/>
     </w:rPr>
     <w:tblPr>
@@ -9855,6 +10238,7 @@
     </w:tcPr>
     <w:tblStylePr w:type="firstRow">
       <w:rPr>
+        <w:rFonts w:eastAsia="黑体"/>
         <w:b/>
         <w:bCs/>
         <w:color w:themeColor="text1" w:val="000000"/>
@@ -9866,6 +10250,7 @@
     </w:tblStylePr>
     <w:tblStylePr w:type="lastRow">
       <w:rPr>
+        <w:rFonts w:eastAsia="黑体"/>
         <w:b/>
         <w:bCs/>
         <w:color w:themeColor="text1" w:val="000000"/>
@@ -9885,6 +10270,7 @@
     </w:tblStylePr>
     <w:tblStylePr w:type="firstCol">
       <w:rPr>
+        <w:rFonts w:eastAsia="黑体"/>
         <w:b/>
         <w:bCs/>
         <w:color w:themeColor="text1" w:val="000000"/>
@@ -9904,6 +10290,7 @@
     </w:tblStylePr>
     <w:tblStylePr w:type="lastCol">
       <w:rPr>
+        <w:rFonts w:eastAsia="黑体"/>
         <w:b w:val="0"/>
         <w:bCs w:val="0"/>
         <w:color w:themeColor="text1" w:val="000000"/>
@@ -9953,7 +10340,7 @@
       <w:spacing w:after="0" w:line="240" w:lineRule="auto"/>
     </w:pPr>
     <w:rPr>
-      <w:rFonts w:asciiTheme="majorHAnsi" w:cstheme="majorBidi" w:eastAsiaTheme="majorEastAsia" w:hAnsiTheme="majorHAnsi"/>
+      <w:rFonts w:asciiTheme="majorHAnsi" w:cstheme="majorBidi" w:hAnsiTheme="majorHAnsi" w:eastAsia="黑体"/>
       <w:color w:themeColor="text1" w:val="000000"/>
     </w:rPr>
     <w:tblPr>
@@ -9980,6 +10367,7 @@
     </w:tcPr>
     <w:tblStylePr w:type="firstRow">
       <w:rPr>
+        <w:rFonts w:eastAsia="黑体"/>
         <w:b/>
         <w:bCs/>
         <w:color w:themeColor="text1" w:val="000000"/>
@@ -9991,6 +10379,7 @@
     </w:tblStylePr>
     <w:tblStylePr w:type="lastRow">
       <w:rPr>
+        <w:rFonts w:eastAsia="黑体"/>
         <w:b/>
         <w:bCs/>
         <w:color w:themeColor="text1" w:val="000000"/>
@@ -10010,6 +10399,7 @@
     </w:tblStylePr>
     <w:tblStylePr w:type="firstCol">
       <w:rPr>
+        <w:rFonts w:eastAsia="黑体"/>
         <w:b/>
         <w:bCs/>
         <w:color w:themeColor="text1" w:val="000000"/>
@@ -10029,6 +10419,7 @@
     </w:tblStylePr>
     <w:tblStylePr w:type="lastCol">
       <w:rPr>
+        <w:rFonts w:eastAsia="黑体"/>
         <w:b w:val="0"/>
         <w:bCs w:val="0"/>
         <w:color w:themeColor="text1" w:val="000000"/>
@@ -10078,7 +10469,7 @@
       <w:spacing w:after="0" w:line="240" w:lineRule="auto"/>
     </w:pPr>
     <w:rPr>
-      <w:rFonts w:asciiTheme="majorHAnsi" w:cstheme="majorBidi" w:eastAsiaTheme="majorEastAsia" w:hAnsiTheme="majorHAnsi"/>
+      <w:rFonts w:asciiTheme="majorHAnsi" w:cstheme="majorBidi" w:hAnsiTheme="majorHAnsi" w:eastAsia="黑体"/>
       <w:color w:themeColor="text1" w:val="000000"/>
     </w:rPr>
     <w:tblPr>
@@ -10105,6 +10496,7 @@
     </w:tcPr>
     <w:tblStylePr w:type="firstRow">
       <w:rPr>
+        <w:rFonts w:eastAsia="黑体"/>
         <w:b/>
         <w:bCs/>
         <w:color w:themeColor="text1" w:val="000000"/>
@@ -10116,6 +10508,7 @@
     </w:tblStylePr>
     <w:tblStylePr w:type="lastRow">
       <w:rPr>
+        <w:rFonts w:eastAsia="黑体"/>
         <w:b/>
         <w:bCs/>
         <w:color w:themeColor="text1" w:val="000000"/>
@@ -10135,6 +10528,7 @@
     </w:tblStylePr>
     <w:tblStylePr w:type="firstCol">
       <w:rPr>
+        <w:rFonts w:eastAsia="黑体"/>
         <w:b/>
         <w:bCs/>
         <w:color w:themeColor="text1" w:val="000000"/>
@@ -10154,6 +10548,7 @@
     </w:tblStylePr>
     <w:tblStylePr w:type="lastCol">
       <w:rPr>
+        <w:rFonts w:eastAsia="黑体"/>
         <w:b w:val="0"/>
         <w:bCs w:val="0"/>
         <w:color w:themeColor="text1" w:val="000000"/>
@@ -10203,7 +10598,7 @@
       <w:spacing w:after="0" w:line="240" w:lineRule="auto"/>
     </w:pPr>
     <w:rPr>
-      <w:rFonts w:asciiTheme="majorHAnsi" w:cstheme="majorBidi" w:eastAsiaTheme="majorEastAsia" w:hAnsiTheme="majorHAnsi"/>
+      <w:rFonts w:asciiTheme="majorHAnsi" w:cstheme="majorBidi" w:hAnsiTheme="majorHAnsi" w:eastAsia="黑体"/>
       <w:color w:themeColor="text1" w:val="000000"/>
     </w:rPr>
     <w:tblPr>
@@ -10230,6 +10625,7 @@
     </w:tcPr>
     <w:tblStylePr w:type="firstRow">
       <w:rPr>
+        <w:rFonts w:eastAsia="黑体"/>
         <w:b/>
         <w:bCs/>
         <w:color w:themeColor="text1" w:val="000000"/>
@@ -10241,6 +10637,7 @@
     </w:tblStylePr>
     <w:tblStylePr w:type="lastRow">
       <w:rPr>
+        <w:rFonts w:eastAsia="黑体"/>
         <w:b/>
         <w:bCs/>
         <w:color w:themeColor="text1" w:val="000000"/>
@@ -10260,6 +10657,7 @@
     </w:tblStylePr>
     <w:tblStylePr w:type="firstCol">
       <w:rPr>
+        <w:rFonts w:eastAsia="黑体"/>
         <w:b/>
         <w:bCs/>
         <w:color w:themeColor="text1" w:val="000000"/>
@@ -10279,6 +10677,7 @@
     </w:tblStylePr>
     <w:tblStylePr w:type="lastCol">
       <w:rPr>
+        <w:rFonts w:eastAsia="黑体"/>
         <w:b w:val="0"/>
         <w:bCs w:val="0"/>
         <w:color w:themeColor="text1" w:val="000000"/>
@@ -10328,7 +10727,7 @@
       <w:spacing w:after="0" w:line="240" w:lineRule="auto"/>
     </w:pPr>
     <w:rPr>
-      <w:rFonts w:asciiTheme="majorHAnsi" w:cstheme="majorBidi" w:eastAsiaTheme="majorEastAsia" w:hAnsiTheme="majorHAnsi"/>
+      <w:rFonts w:asciiTheme="majorHAnsi" w:cstheme="majorBidi" w:hAnsiTheme="majorHAnsi" w:eastAsia="黑体"/>
       <w:color w:themeColor="text1" w:val="000000"/>
     </w:rPr>
     <w:tblPr>
@@ -10355,6 +10754,7 @@
     </w:tcPr>
     <w:tblStylePr w:type="firstRow">
       <w:rPr>
+        <w:rFonts w:eastAsia="黑体"/>
         <w:b/>
         <w:bCs/>
         <w:color w:themeColor="text1" w:val="000000"/>
@@ -10366,6 +10766,7 @@
     </w:tblStylePr>
     <w:tblStylePr w:type="lastRow">
       <w:rPr>
+        <w:rFonts w:eastAsia="黑体"/>
         <w:b/>
         <w:bCs/>
         <w:color w:themeColor="text1" w:val="000000"/>
@@ -10385,6 +10786,7 @@
     </w:tblStylePr>
     <w:tblStylePr w:type="firstCol">
       <w:rPr>
+        <w:rFonts w:eastAsia="黑体"/>
         <w:b/>
         <w:bCs/>
         <w:color w:themeColor="text1" w:val="000000"/>
@@ -10404,6 +10806,7 @@
     </w:tblStylePr>
     <w:tblStylePr w:type="lastCol">
       <w:rPr>
+        <w:rFonts w:eastAsia="黑体"/>
         <w:b w:val="0"/>
         <w:bCs w:val="0"/>
         <w:color w:themeColor="text1" w:val="000000"/>
@@ -10476,6 +10879,7 @@
     </w:tcPr>
     <w:tblStylePr w:type="firstRow">
       <w:rPr>
+        <w:rFonts w:eastAsia="黑体"/>
         <w:b/>
         <w:bCs/>
         <w:i w:val="0"/>
@@ -10497,6 +10901,7 @@
     </w:tblStylePr>
     <w:tblStylePr w:type="lastRow">
       <w:rPr>
+        <w:rFonts w:eastAsia="黑体"/>
         <w:b/>
         <w:bCs/>
         <w:i w:val="0"/>
@@ -10518,6 +10923,7 @@
     </w:tblStylePr>
     <w:tblStylePr w:type="firstCol">
       <w:rPr>
+        <w:rFonts w:eastAsia="黑体"/>
         <w:b/>
         <w:bCs/>
         <w:i w:val="0"/>
@@ -10537,6 +10943,7 @@
     </w:tblStylePr>
     <w:tblStylePr w:type="lastCol">
       <w:rPr>
+        <w:rFonts w:eastAsia="黑体"/>
         <w:b/>
         <w:bCs/>
         <w:i w:val="0"/>
@@ -10617,6 +11024,7 @@
     </w:tcPr>
     <w:tblStylePr w:type="firstRow">
       <w:rPr>
+        <w:rFonts w:eastAsia="黑体"/>
         <w:b/>
         <w:bCs/>
         <w:i w:val="0"/>
@@ -10638,6 +11046,7 @@
     </w:tblStylePr>
     <w:tblStylePr w:type="lastRow">
       <w:rPr>
+        <w:rFonts w:eastAsia="黑体"/>
         <w:b/>
         <w:bCs/>
         <w:i w:val="0"/>
@@ -10659,6 +11068,7 @@
     </w:tblStylePr>
     <w:tblStylePr w:type="firstCol">
       <w:rPr>
+        <w:rFonts w:eastAsia="黑体"/>
         <w:b/>
         <w:bCs/>
         <w:i w:val="0"/>
@@ -10678,6 +11088,7 @@
     </w:tblStylePr>
     <w:tblStylePr w:type="lastCol">
       <w:rPr>
+        <w:rFonts w:eastAsia="黑体"/>
         <w:b/>
         <w:bCs/>
         <w:i w:val="0"/>
@@ -10758,6 +11169,7 @@
     </w:tcPr>
     <w:tblStylePr w:type="firstRow">
       <w:rPr>
+        <w:rFonts w:eastAsia="黑体"/>
         <w:b/>
         <w:bCs/>
         <w:i w:val="0"/>
@@ -10779,6 +11191,7 @@
     </w:tblStylePr>
     <w:tblStylePr w:type="lastRow">
       <w:rPr>
+        <w:rFonts w:eastAsia="黑体"/>
         <w:b/>
         <w:bCs/>
         <w:i w:val="0"/>
@@ -10800,6 +11213,7 @@
     </w:tblStylePr>
     <w:tblStylePr w:type="firstCol">
       <w:rPr>
+        <w:rFonts w:eastAsia="黑体"/>
         <w:b/>
         <w:bCs/>
         <w:i w:val="0"/>
@@ -10819,6 +11233,7 @@
     </w:tblStylePr>
     <w:tblStylePr w:type="lastCol">
       <w:rPr>
+        <w:rFonts w:eastAsia="黑体"/>
         <w:b/>
         <w:bCs/>
         <w:i w:val="0"/>
@@ -10899,6 +11314,7 @@
     </w:tcPr>
     <w:tblStylePr w:type="firstRow">
       <w:rPr>
+        <w:rFonts w:eastAsia="黑体"/>
         <w:b/>
         <w:bCs/>
         <w:i w:val="0"/>
@@ -10920,6 +11336,7 @@
     </w:tblStylePr>
     <w:tblStylePr w:type="lastRow">
       <w:rPr>
+        <w:rFonts w:eastAsia="黑体"/>
         <w:b/>
         <w:bCs/>
         <w:i w:val="0"/>
@@ -10941,6 +11358,7 @@
     </w:tblStylePr>
     <w:tblStylePr w:type="firstCol">
       <w:rPr>
+        <w:rFonts w:eastAsia="黑体"/>
         <w:b/>
         <w:bCs/>
         <w:i w:val="0"/>
@@ -10960,6 +11378,7 @@
     </w:tblStylePr>
     <w:tblStylePr w:type="lastCol">
       <w:rPr>
+        <w:rFonts w:eastAsia="黑体"/>
         <w:b/>
         <w:bCs/>
         <w:i w:val="0"/>
@@ -11040,6 +11459,7 @@
     </w:tcPr>
     <w:tblStylePr w:type="firstRow">
       <w:rPr>
+        <w:rFonts w:eastAsia="黑体"/>
         <w:b/>
         <w:bCs/>
         <w:i w:val="0"/>
@@ -11061,6 +11481,7 @@
     </w:tblStylePr>
     <w:tblStylePr w:type="lastRow">
       <w:rPr>
+        <w:rFonts w:eastAsia="黑体"/>
         <w:b/>
         <w:bCs/>
         <w:i w:val="0"/>
@@ -11082,6 +11503,7 @@
     </w:tblStylePr>
     <w:tblStylePr w:type="firstCol">
       <w:rPr>
+        <w:rFonts w:eastAsia="黑体"/>
         <w:b/>
         <w:bCs/>
         <w:i w:val="0"/>
@@ -11101,6 +11523,7 @@
     </w:tblStylePr>
     <w:tblStylePr w:type="lastCol">
       <w:rPr>
+        <w:rFonts w:eastAsia="黑体"/>
         <w:b/>
         <w:bCs/>
         <w:i w:val="0"/>
@@ -11181,6 +11604,7 @@
     </w:tcPr>
     <w:tblStylePr w:type="firstRow">
       <w:rPr>
+        <w:rFonts w:eastAsia="黑体"/>
         <w:b/>
         <w:bCs/>
         <w:i w:val="0"/>
@@ -11202,6 +11626,7 @@
     </w:tblStylePr>
     <w:tblStylePr w:type="lastRow">
       <w:rPr>
+        <w:rFonts w:eastAsia="黑体"/>
         <w:b/>
         <w:bCs/>
         <w:i w:val="0"/>
@@ -11223,6 +11648,7 @@
     </w:tblStylePr>
     <w:tblStylePr w:type="firstCol">
       <w:rPr>
+        <w:rFonts w:eastAsia="黑体"/>
         <w:b/>
         <w:bCs/>
         <w:i w:val="0"/>
@@ -11242,6 +11668,7 @@
     </w:tblStylePr>
     <w:tblStylePr w:type="lastCol">
       <w:rPr>
+        <w:rFonts w:eastAsia="黑体"/>
         <w:b/>
         <w:bCs/>
         <w:i w:val="0"/>
@@ -11322,6 +11749,7 @@
     </w:tcPr>
     <w:tblStylePr w:type="firstRow">
       <w:rPr>
+        <w:rFonts w:eastAsia="黑体"/>
         <w:b/>
         <w:bCs/>
         <w:i w:val="0"/>
@@ -11343,6 +11771,7 @@
     </w:tblStylePr>
     <w:tblStylePr w:type="lastRow">
       <w:rPr>
+        <w:rFonts w:eastAsia="黑体"/>
         <w:b/>
         <w:bCs/>
         <w:i w:val="0"/>
@@ -11364,6 +11793,7 @@
     </w:tblStylePr>
     <w:tblStylePr w:type="firstCol">
       <w:rPr>
+        <w:rFonts w:eastAsia="黑体"/>
         <w:b/>
         <w:bCs/>
         <w:i w:val="0"/>
@@ -11383,6 +11813,7 @@
     </w:tblStylePr>
     <w:tblStylePr w:type="lastCol">
       <w:rPr>
+        <w:rFonts w:eastAsia="黑体"/>
         <w:b/>
         <w:bCs/>
         <w:i w:val="0"/>
@@ -11440,6 +11871,7 @@
       <w:spacing w:after="0" w:line="240" w:lineRule="auto"/>
     </w:pPr>
     <w:rPr>
+      <w:rFonts w:eastAsia="黑体"/>
       <w:color w:themeColor="background1" w:val="FFFFFF"/>
     </w:rPr>
     <w:tblPr>
@@ -11458,6 +11890,7 @@
     </w:tcPr>
     <w:tblStylePr w:type="firstRow">
       <w:rPr>
+        <w:rFonts w:eastAsia="黑体"/>
         <w:b/>
         <w:bCs/>
       </w:rPr>
@@ -11554,6 +11987,7 @@
       <w:spacing w:after="0" w:line="240" w:lineRule="auto"/>
     </w:pPr>
     <w:rPr>
+      <w:rFonts w:eastAsia="黑体"/>
       <w:color w:themeColor="background1" w:val="FFFFFF"/>
     </w:rPr>
     <w:tblPr>
@@ -11572,6 +12006,7 @@
     </w:tcPr>
     <w:tblStylePr w:type="firstRow">
       <w:rPr>
+        <w:rFonts w:eastAsia="黑体"/>
         <w:b/>
         <w:bCs/>
       </w:rPr>
@@ -11668,6 +12103,7 @@
       <w:spacing w:after="0" w:line="240" w:lineRule="auto"/>
     </w:pPr>
     <w:rPr>
+      <w:rFonts w:eastAsia="黑体"/>
       <w:color w:themeColor="background1" w:val="FFFFFF"/>
     </w:rPr>
     <w:tblPr>
@@ -11686,6 +12122,7 @@
     </w:tcPr>
     <w:tblStylePr w:type="firstRow">
       <w:rPr>
+        <w:rFonts w:eastAsia="黑体"/>
         <w:b/>
         <w:bCs/>
       </w:rPr>
@@ -11782,6 +12219,7 @@
       <w:spacing w:after="0" w:line="240" w:lineRule="auto"/>
     </w:pPr>
     <w:rPr>
+      <w:rFonts w:eastAsia="黑体"/>
       <w:color w:themeColor="background1" w:val="FFFFFF"/>
     </w:rPr>
     <w:tblPr>
@@ -11800,6 +12238,7 @@
     </w:tcPr>
     <w:tblStylePr w:type="firstRow">
       <w:rPr>
+        <w:rFonts w:eastAsia="黑体"/>
         <w:b/>
         <w:bCs/>
       </w:rPr>
@@ -11896,6 +12335,7 @@
       <w:spacing w:after="0" w:line="240" w:lineRule="auto"/>
     </w:pPr>
     <w:rPr>
+      <w:rFonts w:eastAsia="黑体"/>
       <w:color w:themeColor="background1" w:val="FFFFFF"/>
     </w:rPr>
     <w:tblPr>
@@ -11914,6 +12354,7 @@
     </w:tcPr>
     <w:tblStylePr w:type="firstRow">
       <w:rPr>
+        <w:rFonts w:eastAsia="黑体"/>
         <w:b/>
         <w:bCs/>
       </w:rPr>
@@ -12010,6 +12451,7 @@
       <w:spacing w:after="0" w:line="240" w:lineRule="auto"/>
     </w:pPr>
     <w:rPr>
+      <w:rFonts w:eastAsia="黑体"/>
       <w:color w:themeColor="background1" w:val="FFFFFF"/>
     </w:rPr>
     <w:tblPr>
@@ -12028,6 +12470,7 @@
     </w:tcPr>
     <w:tblStylePr w:type="firstRow">
       <w:rPr>
+        <w:rFonts w:eastAsia="黑体"/>
         <w:b/>
         <w:bCs/>
       </w:rPr>
@@ -12124,6 +12567,7 @@
       <w:spacing w:after="0" w:line="240" w:lineRule="auto"/>
     </w:pPr>
     <w:rPr>
+      <w:rFonts w:eastAsia="黑体"/>
       <w:color w:themeColor="background1" w:val="FFFFFF"/>
     </w:rPr>
     <w:tblPr>
@@ -12142,6 +12586,7 @@
     </w:tcPr>
     <w:tblStylePr w:type="firstRow">
       <w:rPr>
+        <w:rFonts w:eastAsia="黑体"/>
         <w:b/>
         <w:bCs/>
       </w:rPr>
@@ -12238,6 +12683,7 @@
       <w:spacing w:after="0" w:line="240" w:lineRule="auto"/>
     </w:pPr>
     <w:rPr>
+      <w:rFonts w:eastAsia="黑体"/>
       <w:color w:themeColor="text1" w:val="000000"/>
     </w:rPr>
     <w:tblPr>
@@ -12264,6 +12710,7 @@
     </w:tcPr>
     <w:tblStylePr w:type="firstRow">
       <w:rPr>
+        <w:rFonts w:eastAsia="黑体"/>
         <w:b/>
         <w:bCs/>
       </w:rPr>
@@ -12282,6 +12729,7 @@
     </w:tblStylePr>
     <w:tblStylePr w:type="lastRow">
       <w:rPr>
+        <w:rFonts w:eastAsia="黑体"/>
         <w:b/>
         <w:bCs/>
         <w:color w:themeColor="background1" w:val="FFFFFF"/>
@@ -12296,6 +12744,7 @@
     </w:tblStylePr>
     <w:tblStylePr w:type="firstCol">
       <w:rPr>
+        <w:rFonts w:eastAsia="黑体"/>
         <w:color w:themeColor="background1" w:val="FFFFFF"/>
       </w:rPr>
       <w:tblPr/>
@@ -12313,6 +12762,7 @@
     </w:tblStylePr>
     <w:tblStylePr w:type="lastCol">
       <w:rPr>
+        <w:rFonts w:eastAsia="黑体"/>
         <w:color w:themeColor="background1" w:val="FFFFFF"/>
       </w:rPr>
       <w:tblPr/>
@@ -12342,11 +12792,13 @@
     </w:tblStylePr>
     <w:tblStylePr w:type="neCell">
       <w:rPr>
+        <w:rFonts w:eastAsia="黑体"/>
         <w:color w:themeColor="text1" w:val="000000"/>
       </w:rPr>
     </w:tblStylePr>
     <w:tblStylePr w:type="nwCell">
       <w:rPr>
+        <w:rFonts w:eastAsia="黑体"/>
         <w:color w:themeColor="text1" w:val="000000"/>
       </w:rPr>
     </w:tblStylePr>
@@ -12360,6 +12812,7 @@
       <w:spacing w:after="0" w:line="240" w:lineRule="auto"/>
     </w:pPr>
     <w:rPr>
+      <w:rFonts w:eastAsia="黑体"/>
       <w:color w:themeColor="text1" w:val="000000"/>
     </w:rPr>
     <w:tblPr>
@@ -12386,6 +12839,7 @@
     </w:tcPr>
     <w:tblStylePr w:type="firstRow">
       <w:rPr>
+        <w:rFonts w:eastAsia="黑体"/>
         <w:b/>
         <w:bCs/>
       </w:rPr>
@@ -12404,6 +12858,7 @@
     </w:tblStylePr>
     <w:tblStylePr w:type="lastRow">
       <w:rPr>
+        <w:rFonts w:eastAsia="黑体"/>
         <w:b/>
         <w:bCs/>
         <w:color w:themeColor="background1" w:val="FFFFFF"/>
@@ -12418,6 +12873,7 @@
     </w:tblStylePr>
     <w:tblStylePr w:type="firstCol">
       <w:rPr>
+        <w:rFonts w:eastAsia="黑体"/>
         <w:color w:themeColor="background1" w:val="FFFFFF"/>
       </w:rPr>
       <w:tblPr/>
@@ -12435,6 +12891,7 @@
     </w:tblStylePr>
     <w:tblStylePr w:type="lastCol">
       <w:rPr>
+        <w:rFonts w:eastAsia="黑体"/>
         <w:color w:themeColor="background1" w:val="FFFFFF"/>
       </w:rPr>
       <w:tblPr/>
@@ -12464,11 +12921,13 @@
     </w:tblStylePr>
     <w:tblStylePr w:type="neCell">
       <w:rPr>
+        <w:rFonts w:eastAsia="黑体"/>
         <w:color w:themeColor="text1" w:val="000000"/>
       </w:rPr>
     </w:tblStylePr>
     <w:tblStylePr w:type="nwCell">
       <w:rPr>
+        <w:rFonts w:eastAsia="黑体"/>
         <w:color w:themeColor="text1" w:val="000000"/>
       </w:rPr>
     </w:tblStylePr>
@@ -12482,6 +12941,7 @@
       <w:spacing w:after="0" w:line="240" w:lineRule="auto"/>
     </w:pPr>
     <w:rPr>
+      <w:rFonts w:eastAsia="黑体"/>
       <w:color w:themeColor="text1" w:val="000000"/>
     </w:rPr>
     <w:tblPr>
@@ -12508,6 +12968,7 @@
     </w:tcPr>
     <w:tblStylePr w:type="firstRow">
       <w:rPr>
+        <w:rFonts w:eastAsia="黑体"/>
         <w:b/>
         <w:bCs/>
       </w:rPr>
@@ -12526,6 +12987,7 @@
     </w:tblStylePr>
     <w:tblStylePr w:type="lastRow">
       <w:rPr>
+        <w:rFonts w:eastAsia="黑体"/>
         <w:b/>
         <w:bCs/>
         <w:color w:themeColor="background1" w:val="FFFFFF"/>
@@ -12540,6 +13002,7 @@
     </w:tblStylePr>
     <w:tblStylePr w:type="firstCol">
       <w:rPr>
+        <w:rFonts w:eastAsia="黑体"/>
         <w:color w:themeColor="background1" w:val="FFFFFF"/>
       </w:rPr>
       <w:tblPr/>
@@ -12557,6 +13020,7 @@
     </w:tblStylePr>
     <w:tblStylePr w:type="lastCol">
       <w:rPr>
+        <w:rFonts w:eastAsia="黑体"/>
         <w:color w:themeColor="background1" w:val="FFFFFF"/>
       </w:rPr>
       <w:tblPr/>
@@ -12586,11 +13050,13 @@
     </w:tblStylePr>
     <w:tblStylePr w:type="neCell">
       <w:rPr>
+        <w:rFonts w:eastAsia="黑体"/>
         <w:color w:themeColor="text1" w:val="000000"/>
       </w:rPr>
     </w:tblStylePr>
     <w:tblStylePr w:type="nwCell">
       <w:rPr>
+        <w:rFonts w:eastAsia="黑体"/>
         <w:color w:themeColor="text1" w:val="000000"/>
       </w:rPr>
     </w:tblStylePr>
@@ -12604,6 +13070,7 @@
       <w:spacing w:after="0" w:line="240" w:lineRule="auto"/>
     </w:pPr>
     <w:rPr>
+      <w:rFonts w:eastAsia="黑体"/>
       <w:color w:themeColor="text1" w:val="000000"/>
     </w:rPr>
     <w:tblPr>
@@ -12630,6 +13097,7 @@
     </w:tcPr>
     <w:tblStylePr w:type="firstRow">
       <w:rPr>
+        <w:rFonts w:eastAsia="黑体"/>
         <w:b/>
         <w:bCs/>
       </w:rPr>
@@ -12648,6 +13116,7 @@
     </w:tblStylePr>
     <w:tblStylePr w:type="lastRow">
       <w:rPr>
+        <w:rFonts w:eastAsia="黑体"/>
         <w:b/>
         <w:bCs/>
         <w:color w:themeColor="background1" w:val="FFFFFF"/>
@@ -12662,6 +13131,7 @@
     </w:tblStylePr>
     <w:tblStylePr w:type="firstCol">
       <w:rPr>
+        <w:rFonts w:eastAsia="黑体"/>
         <w:color w:themeColor="background1" w:val="FFFFFF"/>
       </w:rPr>
       <w:tblPr/>
@@ -12679,6 +13149,7 @@
     </w:tblStylePr>
     <w:tblStylePr w:type="lastCol">
       <w:rPr>
+        <w:rFonts w:eastAsia="黑体"/>
         <w:color w:themeColor="background1" w:val="FFFFFF"/>
       </w:rPr>
       <w:tblPr/>
@@ -12716,6 +13187,7 @@
       <w:spacing w:after="0" w:line="240" w:lineRule="auto"/>
     </w:pPr>
     <w:rPr>
+      <w:rFonts w:eastAsia="黑体"/>
       <w:color w:themeColor="text1" w:val="000000"/>
     </w:rPr>
     <w:tblPr>
@@ -12742,6 +13214,7 @@
     </w:tcPr>
     <w:tblStylePr w:type="firstRow">
       <w:rPr>
+        <w:rFonts w:eastAsia="黑体"/>
         <w:b/>
         <w:bCs/>
       </w:rPr>
@@ -12760,6 +13233,7 @@
     </w:tblStylePr>
     <w:tblStylePr w:type="lastRow">
       <w:rPr>
+        <w:rFonts w:eastAsia="黑体"/>
         <w:b/>
         <w:bCs/>
         <w:color w:themeColor="background1" w:val="FFFFFF"/>
@@ -12774,6 +13248,7 @@
     </w:tblStylePr>
     <w:tblStylePr w:type="firstCol">
       <w:rPr>
+        <w:rFonts w:eastAsia="黑体"/>
         <w:color w:themeColor="background1" w:val="FFFFFF"/>
       </w:rPr>
       <w:tblPr/>
@@ -12791,6 +13266,7 @@
     </w:tblStylePr>
     <w:tblStylePr w:type="lastCol">
       <w:rPr>
+        <w:rFonts w:eastAsia="黑体"/>
         <w:color w:themeColor="background1" w:val="FFFFFF"/>
       </w:rPr>
       <w:tblPr/>
@@ -12820,11 +13296,13 @@
     </w:tblStylePr>
     <w:tblStylePr w:type="neCell">
       <w:rPr>
+        <w:rFonts w:eastAsia="黑体"/>
         <w:color w:themeColor="text1" w:val="000000"/>
       </w:rPr>
     </w:tblStylePr>
     <w:tblStylePr w:type="nwCell">
       <w:rPr>
+        <w:rFonts w:eastAsia="黑体"/>
         <w:color w:themeColor="text1" w:val="000000"/>
       </w:rPr>
     </w:tblStylePr>
@@ -12838,6 +13316,7 @@
       <w:spacing w:after="0" w:line="240" w:lineRule="auto"/>
     </w:pPr>
     <w:rPr>
+      <w:rFonts w:eastAsia="黑体"/>
       <w:color w:themeColor="text1" w:val="000000"/>
     </w:rPr>
     <w:tblPr>
@@ -12864,6 +13343,7 @@
     </w:tcPr>
     <w:tblStylePr w:type="firstRow">
       <w:rPr>
+        <w:rFonts w:eastAsia="黑体"/>
         <w:b/>
         <w:bCs/>
       </w:rPr>
@@ -12882,6 +13362,7 @@
     </w:tblStylePr>
     <w:tblStylePr w:type="lastRow">
       <w:rPr>
+        <w:rFonts w:eastAsia="黑体"/>
         <w:b/>
         <w:bCs/>
         <w:color w:themeColor="background1" w:val="FFFFFF"/>
@@ -12896,6 +13377,7 @@
     </w:tblStylePr>
     <w:tblStylePr w:type="firstCol">
       <w:rPr>
+        <w:rFonts w:eastAsia="黑体"/>
         <w:color w:themeColor="background1" w:val="FFFFFF"/>
       </w:rPr>
       <w:tblPr/>
@@ -12913,6 +13395,7 @@
     </w:tblStylePr>
     <w:tblStylePr w:type="lastCol">
       <w:rPr>
+        <w:rFonts w:eastAsia="黑体"/>
         <w:color w:themeColor="background1" w:val="FFFFFF"/>
       </w:rPr>
       <w:tblPr/>
@@ -12942,11 +13425,13 @@
     </w:tblStylePr>
     <w:tblStylePr w:type="neCell">
       <w:rPr>
+        <w:rFonts w:eastAsia="黑体"/>
         <w:color w:themeColor="text1" w:val="000000"/>
       </w:rPr>
     </w:tblStylePr>
     <w:tblStylePr w:type="nwCell">
       <w:rPr>
+        <w:rFonts w:eastAsia="黑体"/>
         <w:color w:themeColor="text1" w:val="000000"/>
       </w:rPr>
     </w:tblStylePr>
@@ -12960,6 +13445,7 @@
       <w:spacing w:after="0" w:line="240" w:lineRule="auto"/>
     </w:pPr>
     <w:rPr>
+      <w:rFonts w:eastAsia="黑体"/>
       <w:color w:themeColor="text1" w:val="000000"/>
     </w:rPr>
     <w:tblPr>
@@ -12986,6 +13472,7 @@
     </w:tcPr>
     <w:tblStylePr w:type="firstRow">
       <w:rPr>
+        <w:rFonts w:eastAsia="黑体"/>
         <w:b/>
         <w:bCs/>
       </w:rPr>
@@ -13004,6 +13491,7 @@
     </w:tblStylePr>
     <w:tblStylePr w:type="lastRow">
       <w:rPr>
+        <w:rFonts w:eastAsia="黑体"/>
         <w:b/>
         <w:bCs/>
         <w:color w:themeColor="background1" w:val="FFFFFF"/>
@@ -13018,6 +13506,7 @@
     </w:tblStylePr>
     <w:tblStylePr w:type="firstCol">
       <w:rPr>
+        <w:rFonts w:eastAsia="黑体"/>
         <w:color w:themeColor="background1" w:val="FFFFFF"/>
       </w:rPr>
       <w:tblPr/>
@@ -13035,6 +13524,7 @@
     </w:tblStylePr>
     <w:tblStylePr w:type="lastCol">
       <w:rPr>
+        <w:rFonts w:eastAsia="黑体"/>
         <w:color w:themeColor="background1" w:val="FFFFFF"/>
       </w:rPr>
       <w:tblPr/>
@@ -13064,11 +13554,13 @@
     </w:tblStylePr>
     <w:tblStylePr w:type="neCell">
       <w:rPr>
+        <w:rFonts w:eastAsia="黑体"/>
         <w:color w:themeColor="text1" w:val="000000"/>
       </w:rPr>
     </w:tblStylePr>
     <w:tblStylePr w:type="nwCell">
       <w:rPr>
+        <w:rFonts w:eastAsia="黑体"/>
         <w:color w:themeColor="text1" w:val="000000"/>
       </w:rPr>
     </w:tblStylePr>
@@ -13082,6 +13574,7 @@
       <w:spacing w:after="0" w:line="240" w:lineRule="auto"/>
     </w:pPr>
     <w:rPr>
+      <w:rFonts w:eastAsia="黑体"/>
       <w:color w:themeColor="text1" w:val="000000"/>
     </w:rPr>
     <w:tblPr>
@@ -13100,6 +13593,7 @@
     </w:tcPr>
     <w:tblStylePr w:type="firstRow">
       <w:rPr>
+        <w:rFonts w:eastAsia="黑体"/>
         <w:b/>
         <w:bCs/>
         <w:color w:themeColor="background1" w:val="FFFFFF"/>
@@ -13114,6 +13608,7 @@
     </w:tblStylePr>
     <w:tblStylePr w:type="lastRow">
       <w:rPr>
+        <w:rFonts w:eastAsia="黑体"/>
         <w:b/>
         <w:bCs/>
         <w:color w:themeColor="accent2" w:themeShade="CC" w:val="9E3A38"/>
@@ -13128,12 +13623,14 @@
     </w:tblStylePr>
     <w:tblStylePr w:type="firstCol">
       <w:rPr>
+        <w:rFonts w:eastAsia="黑体"/>
         <w:b/>
         <w:bCs/>
       </w:rPr>
     </w:tblStylePr>
     <w:tblStylePr w:type="lastCol">
       <w:rPr>
+        <w:rFonts w:eastAsia="黑体"/>
         <w:b/>
         <w:bCs/>
       </w:rPr>
@@ -13168,6 +13665,7 @@
       <w:spacing w:after="0" w:line="240" w:lineRule="auto"/>
     </w:pPr>
     <w:rPr>
+      <w:rFonts w:eastAsia="黑体"/>
       <w:color w:themeColor="text1" w:val="000000"/>
     </w:rPr>
     <w:tblPr>
@@ -13186,6 +13684,7 @@
     </w:tcPr>
     <w:tblStylePr w:type="firstRow">
       <w:rPr>
+        <w:rFonts w:eastAsia="黑体"/>
         <w:b/>
         <w:bCs/>
         <w:color w:themeColor="background1" w:val="FFFFFF"/>
@@ -13200,6 +13699,7 @@
     </w:tblStylePr>
     <w:tblStylePr w:type="lastRow">
       <w:rPr>
+        <w:rFonts w:eastAsia="黑体"/>
         <w:b/>
         <w:bCs/>
         <w:color w:themeColor="accent2" w:themeShade="CC" w:val="9E3A38"/>
@@ -13214,12 +13714,14 @@
     </w:tblStylePr>
     <w:tblStylePr w:type="firstCol">
       <w:rPr>
+        <w:rFonts w:eastAsia="黑体"/>
         <w:b/>
         <w:bCs/>
       </w:rPr>
     </w:tblStylePr>
     <w:tblStylePr w:type="lastCol">
       <w:rPr>
+        <w:rFonts w:eastAsia="黑体"/>
         <w:b/>
         <w:bCs/>
       </w:rPr>
@@ -13254,6 +13756,7 @@
       <w:spacing w:after="0" w:line="240" w:lineRule="auto"/>
     </w:pPr>
     <w:rPr>
+      <w:rFonts w:eastAsia="黑体"/>
       <w:color w:themeColor="text1" w:val="000000"/>
     </w:rPr>
     <w:tblPr>
@@ -13272,6 +13775,7 @@
     </w:tcPr>
     <w:tblStylePr w:type="firstRow">
       <w:rPr>
+        <w:rFonts w:eastAsia="黑体"/>
         <w:b/>
         <w:bCs/>
         <w:color w:themeColor="background1" w:val="FFFFFF"/>
@@ -13286,6 +13790,7 @@
     </w:tblStylePr>
     <w:tblStylePr w:type="lastRow">
       <w:rPr>
+        <w:rFonts w:eastAsia="黑体"/>
         <w:b/>
         <w:bCs/>
         <w:color w:themeColor="accent2" w:themeShade="CC" w:val="9E3A38"/>
@@ -13300,12 +13805,14 @@
     </w:tblStylePr>
     <w:tblStylePr w:type="firstCol">
       <w:rPr>
+        <w:rFonts w:eastAsia="黑体"/>
         <w:b/>
         <w:bCs/>
       </w:rPr>
     </w:tblStylePr>
     <w:tblStylePr w:type="lastCol">
       <w:rPr>
+        <w:rFonts w:eastAsia="黑体"/>
         <w:b/>
         <w:bCs/>
       </w:rPr>
@@ -13340,6 +13847,7 @@
       <w:spacing w:after="0" w:line="240" w:lineRule="auto"/>
     </w:pPr>
     <w:rPr>
+      <w:rFonts w:eastAsia="黑体"/>
       <w:color w:themeColor="text1" w:val="000000"/>
     </w:rPr>
     <w:tblPr>
@@ -13358,6 +13866,7 @@
     </w:tcPr>
     <w:tblStylePr w:type="firstRow">
       <w:rPr>
+        <w:rFonts w:eastAsia="黑体"/>
         <w:b/>
         <w:bCs/>
         <w:color w:themeColor="background1" w:val="FFFFFF"/>
@@ -13372,6 +13881,7 @@
     </w:tblStylePr>
     <w:tblStylePr w:type="lastRow">
       <w:rPr>
+        <w:rFonts w:eastAsia="黑体"/>
         <w:b/>
         <w:bCs/>
         <w:color w:themeColor="accent4" w:themeShade="CC" w:val="664E82"/>
@@ -13386,12 +13896,14 @@
     </w:tblStylePr>
     <w:tblStylePr w:type="firstCol">
       <w:rPr>
+        <w:rFonts w:eastAsia="黑体"/>
         <w:b/>
         <w:bCs/>
       </w:rPr>
     </w:tblStylePr>
     <w:tblStylePr w:type="lastCol">
       <w:rPr>
+        <w:rFonts w:eastAsia="黑体"/>
         <w:b/>
         <w:bCs/>
       </w:rPr>
@@ -13426,6 +13938,7 @@
       <w:spacing w:after="0" w:line="240" w:lineRule="auto"/>
     </w:pPr>
     <w:rPr>
+      <w:rFonts w:eastAsia="黑体"/>
       <w:color w:themeColor="text1" w:val="000000"/>
     </w:rPr>
     <w:tblPr>
@@ -13444,6 +13957,7 @@
     </w:tcPr>
     <w:tblStylePr w:type="firstRow">
       <w:rPr>
+        <w:rFonts w:eastAsia="黑体"/>
         <w:b/>
         <w:bCs/>
         <w:color w:themeColor="background1" w:val="FFFFFF"/>
@@ -13458,6 +13972,7 @@
     </w:tblStylePr>
     <w:tblStylePr w:type="lastRow">
       <w:rPr>
+        <w:rFonts w:eastAsia="黑体"/>
         <w:b/>
         <w:bCs/>
         <w:color w:themeColor="accent3" w:themeShade="CC" w:val="7E9C40"/>
@@ -13472,12 +13987,14 @@
     </w:tblStylePr>
     <w:tblStylePr w:type="firstCol">
       <w:rPr>
+        <w:rFonts w:eastAsia="黑体"/>
         <w:b/>
         <w:bCs/>
       </w:rPr>
     </w:tblStylePr>
     <w:tblStylePr w:type="lastCol">
       <w:rPr>
+        <w:rFonts w:eastAsia="黑体"/>
         <w:b/>
         <w:bCs/>
       </w:rPr>
@@ -13512,6 +14029,7 @@
       <w:spacing w:after="0" w:line="240" w:lineRule="auto"/>
     </w:pPr>
     <w:rPr>
+      <w:rFonts w:eastAsia="黑体"/>
       <w:color w:themeColor="text1" w:val="000000"/>
     </w:rPr>
     <w:tblPr>
@@ -13530,6 +14048,7 @@
     </w:tcPr>
     <w:tblStylePr w:type="firstRow">
       <w:rPr>
+        <w:rFonts w:eastAsia="黑体"/>
         <w:b/>
         <w:bCs/>
         <w:color w:themeColor="background1" w:val="FFFFFF"/>
@@ -13544,6 +14063,7 @@
     </w:tblStylePr>
     <w:tblStylePr w:type="lastRow">
       <w:rPr>
+        <w:rFonts w:eastAsia="黑体"/>
         <w:b/>
         <w:bCs/>
         <w:color w:themeColor="accent6" w:themeShade="CC" w:val="F2730A"/>
@@ -13558,12 +14078,14 @@
     </w:tblStylePr>
     <w:tblStylePr w:type="firstCol">
       <w:rPr>
+        <w:rFonts w:eastAsia="黑体"/>
         <w:b/>
         <w:bCs/>
       </w:rPr>
     </w:tblStylePr>
     <w:tblStylePr w:type="lastCol">
       <w:rPr>
+        <w:rFonts w:eastAsia="黑体"/>
         <w:b/>
         <w:bCs/>
       </w:rPr>
@@ -13598,6 +14120,7 @@
       <w:spacing w:after="0" w:line="240" w:lineRule="auto"/>
     </w:pPr>
     <w:rPr>
+      <w:rFonts w:eastAsia="黑体"/>
       <w:color w:themeColor="text1" w:val="000000"/>
     </w:rPr>
     <w:tblPr>
@@ -13616,6 +14139,7 @@
     </w:tcPr>
     <w:tblStylePr w:type="firstRow">
       <w:rPr>
+        <w:rFonts w:eastAsia="黑体"/>
         <w:b/>
         <w:bCs/>
         <w:color w:themeColor="background1" w:val="FFFFFF"/>
@@ -13630,6 +14154,7 @@
     </w:tblStylePr>
     <w:tblStylePr w:type="lastRow">
       <w:rPr>
+        <w:rFonts w:eastAsia="黑体"/>
         <w:b/>
         <w:bCs/>
         <w:color w:themeColor="accent5" w:themeShade="CC" w:val="348DA5"/>
@@ -13644,12 +14169,14 @@
     </w:tblStylePr>
     <w:tblStylePr w:type="firstCol">
       <w:rPr>
+        <w:rFonts w:eastAsia="黑体"/>
         <w:b/>
         <w:bCs/>
       </w:rPr>
     </w:tblStylePr>
     <w:tblStylePr w:type="lastCol">
       <w:rPr>
+        <w:rFonts w:eastAsia="黑体"/>
         <w:b/>
         <w:bCs/>
       </w:rPr>
@@ -13684,6 +14211,7 @@
       <w:spacing w:after="0" w:line="240" w:lineRule="auto"/>
     </w:pPr>
     <w:rPr>
+      <w:rFonts w:eastAsia="黑体"/>
       <w:color w:themeColor="text1" w:val="000000"/>
     </w:rPr>
     <w:tblPr>
@@ -13705,6 +14233,7 @@
     </w:tcPr>
     <w:tblStylePr w:type="firstRow">
       <w:rPr>
+        <w:rFonts w:eastAsia="黑体"/>
         <w:b/>
         <w:bCs/>
       </w:rPr>
@@ -13715,6 +14244,7 @@
     </w:tblStylePr>
     <w:tblStylePr w:type="lastRow">
       <w:rPr>
+        <w:rFonts w:eastAsia="黑体"/>
         <w:b/>
         <w:bCs/>
         <w:color w:themeColor="text1" w:val="000000"/>
@@ -13726,6 +14256,7 @@
     </w:tblStylePr>
     <w:tblStylePr w:type="firstCol">
       <w:rPr>
+        <w:rFonts w:eastAsia="黑体"/>
         <w:color w:themeColor="background1" w:val="FFFFFF"/>
       </w:rPr>
       <w:tblPr/>
@@ -13735,6 +14266,7 @@
     </w:tblStylePr>
     <w:tblStylePr w:type="lastCol">
       <w:rPr>
+        <w:rFonts w:eastAsia="黑体"/>
         <w:color w:themeColor="background1" w:val="FFFFFF"/>
       </w:rPr>
       <w:tblPr/>
@@ -13764,6 +14296,7 @@
       <w:spacing w:after="0" w:line="240" w:lineRule="auto"/>
     </w:pPr>
     <w:rPr>
+      <w:rFonts w:eastAsia="黑体"/>
       <w:color w:themeColor="text1" w:val="000000"/>
     </w:rPr>
     <w:tblPr>
@@ -13785,6 +14318,7 @@
     </w:tcPr>
     <w:tblStylePr w:type="firstRow">
       <w:rPr>
+        <w:rFonts w:eastAsia="黑体"/>
         <w:b/>
         <w:bCs/>
       </w:rPr>
@@ -13795,6 +14329,7 @@
     </w:tblStylePr>
     <w:tblStylePr w:type="lastRow">
       <w:rPr>
+        <w:rFonts w:eastAsia="黑体"/>
         <w:b/>
         <w:bCs/>
         <w:color w:themeColor="text1" w:val="000000"/>
@@ -13806,6 +14341,7 @@
     </w:tblStylePr>
     <w:tblStylePr w:type="firstCol">
       <w:rPr>
+        <w:rFonts w:eastAsia="黑体"/>
         <w:color w:themeColor="background1" w:val="FFFFFF"/>
       </w:rPr>
       <w:tblPr/>
@@ -13815,6 +14351,7 @@
     </w:tblStylePr>
     <w:tblStylePr w:type="lastCol">
       <w:rPr>
+        <w:rFonts w:eastAsia="黑体"/>
         <w:color w:themeColor="background1" w:val="FFFFFF"/>
       </w:rPr>
       <w:tblPr/>
@@ -13844,6 +14381,7 @@
       <w:spacing w:after="0" w:line="240" w:lineRule="auto"/>
     </w:pPr>
     <w:rPr>
+      <w:rFonts w:eastAsia="黑体"/>
       <w:color w:themeColor="text1" w:val="000000"/>
     </w:rPr>
     <w:tblPr>
@@ -13865,6 +14403,7 @@
     </w:tcPr>
     <w:tblStylePr w:type="firstRow">
       <w:rPr>
+        <w:rFonts w:eastAsia="黑体"/>
         <w:b/>
         <w:bCs/>
       </w:rPr>
@@ -13875,6 +14414,7 @@
     </w:tblStylePr>
     <w:tblStylePr w:type="lastRow">
       <w:rPr>
+        <w:rFonts w:eastAsia="黑体"/>
         <w:b/>
         <w:bCs/>
         <w:color w:themeColor="text1" w:val="000000"/>
@@ -13886,6 +14426,7 @@
     </w:tblStylePr>
     <w:tblStylePr w:type="firstCol">
       <w:rPr>
+        <w:rFonts w:eastAsia="黑体"/>
         <w:color w:themeColor="background1" w:val="FFFFFF"/>
       </w:rPr>
       <w:tblPr/>
@@ -13895,6 +14436,7 @@
     </w:tblStylePr>
     <w:tblStylePr w:type="lastCol">
       <w:rPr>
+        <w:rFonts w:eastAsia="黑体"/>
         <w:color w:themeColor="background1" w:val="FFFFFF"/>
       </w:rPr>
       <w:tblPr/>
@@ -13924,6 +14466,7 @@
       <w:spacing w:after="0" w:line="240" w:lineRule="auto"/>
     </w:pPr>
     <w:rPr>
+      <w:rFonts w:eastAsia="黑体"/>
       <w:color w:themeColor="text1" w:val="000000"/>
     </w:rPr>
     <w:tblPr>
@@ -13945,6 +14488,7 @@
     </w:tcPr>
     <w:tblStylePr w:type="firstRow">
       <w:rPr>
+        <w:rFonts w:eastAsia="黑体"/>
         <w:b/>
         <w:bCs/>
       </w:rPr>
@@ -13955,6 +14499,7 @@
     </w:tblStylePr>
     <w:tblStylePr w:type="lastRow">
       <w:rPr>
+        <w:rFonts w:eastAsia="黑体"/>
         <w:b/>
         <w:bCs/>
         <w:color w:themeColor="text1" w:val="000000"/>
@@ -13966,6 +14511,7 @@
     </w:tblStylePr>
     <w:tblStylePr w:type="firstCol">
       <w:rPr>
+        <w:rFonts w:eastAsia="黑体"/>
         <w:color w:themeColor="background1" w:val="FFFFFF"/>
       </w:rPr>
       <w:tblPr/>
@@ -13975,6 +14521,7 @@
     </w:tblStylePr>
     <w:tblStylePr w:type="lastCol">
       <w:rPr>
+        <w:rFonts w:eastAsia="黑体"/>
         <w:color w:themeColor="background1" w:val="FFFFFF"/>
       </w:rPr>
       <w:tblPr/>
@@ -14004,6 +14551,7 @@
       <w:spacing w:after="0" w:line="240" w:lineRule="auto"/>
     </w:pPr>
     <w:rPr>
+      <w:rFonts w:eastAsia="黑体"/>
       <w:color w:themeColor="text1" w:val="000000"/>
     </w:rPr>
     <w:tblPr>
@@ -14025,6 +14573,7 @@
     </w:tcPr>
     <w:tblStylePr w:type="firstRow">
       <w:rPr>
+        <w:rFonts w:eastAsia="黑体"/>
         <w:b/>
         <w:bCs/>
       </w:rPr>
@@ -14035,6 +14584,7 @@
     </w:tblStylePr>
     <w:tblStylePr w:type="lastRow">
       <w:rPr>
+        <w:rFonts w:eastAsia="黑体"/>
         <w:b/>
         <w:bCs/>
         <w:color w:themeColor="text1" w:val="000000"/>
@@ -14046,6 +14596,7 @@
     </w:tblStylePr>
     <w:tblStylePr w:type="firstCol">
       <w:rPr>
+        <w:rFonts w:eastAsia="黑体"/>
         <w:color w:themeColor="background1" w:val="FFFFFF"/>
       </w:rPr>
       <w:tblPr/>
@@ -14055,6 +14606,7 @@
     </w:tblStylePr>
     <w:tblStylePr w:type="lastCol">
       <w:rPr>
+        <w:rFonts w:eastAsia="黑体"/>
         <w:color w:themeColor="background1" w:val="FFFFFF"/>
       </w:rPr>
       <w:tblPr/>
@@ -14084,6 +14636,7 @@
       <w:spacing w:after="0" w:line="240" w:lineRule="auto"/>
     </w:pPr>
     <w:rPr>
+      <w:rFonts w:eastAsia="黑体"/>
       <w:color w:themeColor="text1" w:val="000000"/>
     </w:rPr>
     <w:tblPr>
@@ -14105,6 +14658,7 @@
     </w:tcPr>
     <w:tblStylePr w:type="firstRow">
       <w:rPr>
+        <w:rFonts w:eastAsia="黑体"/>
         <w:b/>
         <w:bCs/>
       </w:rPr>
@@ -14115,6 +14669,7 @@
     </w:tblStylePr>
     <w:tblStylePr w:type="lastRow">
       <w:rPr>
+        <w:rFonts w:eastAsia="黑体"/>
         <w:b/>
         <w:bCs/>
         <w:color w:themeColor="text1" w:val="000000"/>
@@ -14126,6 +14681,7 @@
     </w:tblStylePr>
     <w:tblStylePr w:type="firstCol">
       <w:rPr>
+        <w:rFonts w:eastAsia="黑体"/>
         <w:color w:themeColor="background1" w:val="FFFFFF"/>
       </w:rPr>
       <w:tblPr/>
@@ -14135,6 +14691,7 @@
     </w:tblStylePr>
     <w:tblStylePr w:type="lastCol">
       <w:rPr>
+        <w:rFonts w:eastAsia="黑体"/>
         <w:color w:themeColor="background1" w:val="FFFFFF"/>
       </w:rPr>
       <w:tblPr/>
@@ -14164,6 +14721,7 @@
       <w:spacing w:after="0" w:line="240" w:lineRule="auto"/>
     </w:pPr>
     <w:rPr>
+      <w:rFonts w:eastAsia="黑体"/>
       <w:color w:themeColor="text1" w:val="000000"/>
     </w:rPr>
     <w:tblPr>
@@ -14185,6 +14743,7 @@
     </w:tcPr>
     <w:tblStylePr w:type="firstRow">
       <w:rPr>
+        <w:rFonts w:eastAsia="黑体"/>
         <w:b/>
         <w:bCs/>
       </w:rPr>
@@ -14195,6 +14754,7 @@
     </w:tblStylePr>
     <w:tblStylePr w:type="lastRow">
       <w:rPr>
+        <w:rFonts w:eastAsia="黑体"/>
         <w:b/>
         <w:bCs/>
         <w:color w:themeColor="text1" w:val="000000"/>
@@ -14206,6 +14766,7 @@
     </w:tblStylePr>
     <w:tblStylePr w:type="firstCol">
       <w:rPr>
+        <w:rFonts w:eastAsia="黑体"/>
         <w:color w:themeColor="background1" w:val="FFFFFF"/>
       </w:rPr>
       <w:tblPr/>
@@ -14215,6 +14776,7 @@
     </w:tblStylePr>
     <w:tblStylePr w:type="lastCol">
       <w:rPr>
+        <w:rFonts w:eastAsia="黑体"/>
         <w:color w:themeColor="background1" w:val="FFFFFF"/>
       </w:rPr>
       <w:tblPr/>
@@ -14247,6 +14809,7 @@
     <w:name w:val="KeywordTok"/>
     <w:basedOn w:val="VerbatimChar"/>
     <w:rPr>
+      <w:rFonts w:eastAsia="黑体"/>
       <w:b/>
       <w:color w:val="007020"/>
     </w:rPr>
@@ -14255,6 +14818,7 @@
     <w:name w:val="DataTypeTok"/>
     <w:basedOn w:val="VerbatimChar"/>
     <w:rPr>
+      <w:rFonts w:eastAsia="黑体"/>
       <w:color w:val="902000"/>
     </w:rPr>
   </w:style>
@@ -14262,6 +14826,7 @@
     <w:name w:val="DecValTok"/>
     <w:basedOn w:val="VerbatimChar"/>
     <w:rPr>
+      <w:rFonts w:eastAsia="黑体"/>
       <w:color w:val="40a070"/>
     </w:rPr>
   </w:style>
@@ -14269,6 +14834,7 @@
     <w:name w:val="BaseNTok"/>
     <w:basedOn w:val="VerbatimChar"/>
     <w:rPr>
+      <w:rFonts w:eastAsia="黑体"/>
       <w:color w:val="40a070"/>
     </w:rPr>
   </w:style>
@@ -14276,6 +14842,7 @@
     <w:name w:val="FloatTok"/>
     <w:basedOn w:val="VerbatimChar"/>
     <w:rPr>
+      <w:rFonts w:eastAsia="黑体"/>
       <w:color w:val="40a070"/>
     </w:rPr>
   </w:style>
@@ -14283,6 +14850,7 @@
     <w:name w:val="ConstantTok"/>
     <w:basedOn w:val="VerbatimChar"/>
     <w:rPr>
+      <w:rFonts w:eastAsia="黑体"/>
       <w:color w:val="880000"/>
     </w:rPr>
   </w:style>
@@ -14290,6 +14858,7 @@
     <w:name w:val="CharTok"/>
     <w:basedOn w:val="VerbatimChar"/>
     <w:rPr>
+      <w:rFonts w:eastAsia="黑体"/>
       <w:color w:val="4070a0"/>
     </w:rPr>
   </w:style>
@@ -14297,6 +14866,7 @@
     <w:name w:val="SpecialCharTok"/>
     <w:basedOn w:val="VerbatimChar"/>
     <w:rPr>
+      <w:rFonts w:eastAsia="黑体"/>
       <w:color w:val="4070a0"/>
     </w:rPr>
   </w:style>
@@ -14304,6 +14874,7 @@
     <w:name w:val="StringTok"/>
     <w:basedOn w:val="VerbatimChar"/>
     <w:rPr>
+      <w:rFonts w:eastAsia="黑体"/>
       <w:color w:val="4070a0"/>
     </w:rPr>
   </w:style>
@@ -14311,6 +14882,7 @@
     <w:name w:val="VerbatimStringTok"/>
     <w:basedOn w:val="VerbatimChar"/>
     <w:rPr>
+      <w:rFonts w:eastAsia="黑体"/>
       <w:color w:val="4070a0"/>
     </w:rPr>
   </w:style>
@@ -14318,6 +14890,7 @@
     <w:name w:val="SpecialStringTok"/>
     <w:basedOn w:val="VerbatimChar"/>
     <w:rPr>
+      <w:rFonts w:eastAsia="黑体"/>
       <w:color w:val="bb6688"/>
     </w:rPr>
   </w:style>
@@ -14325,6 +14898,7 @@
     <w:name w:val="ImportTok"/>
     <w:basedOn w:val="VerbatimChar"/>
     <w:rPr>
+      <w:rFonts w:eastAsia="黑体"/>
       <w:b/>
       <w:color w:val="008000"/>
     </w:rPr>
@@ -14333,6 +14907,7 @@
     <w:name w:val="CommentTok"/>
     <w:basedOn w:val="VerbatimChar"/>
     <w:rPr>
+      <w:rFonts w:eastAsia="黑体"/>
       <w:i/>
       <w:color w:val="60a0b0"/>
     </w:rPr>
@@ -14341,6 +14916,7 @@
     <w:name w:val="DocumentationTok"/>
     <w:basedOn w:val="VerbatimChar"/>
     <w:rPr>
+      <w:rFonts w:eastAsia="黑体"/>
       <w:i/>
       <w:color w:val="ba2121"/>
     </w:rPr>
@@ -14349,6 +14925,7 @@
     <w:name w:val="AnnotationTok"/>
     <w:basedOn w:val="VerbatimChar"/>
     <w:rPr>
+      <w:rFonts w:eastAsia="黑体"/>
       <w:b/>
       <w:i/>
       <w:color w:val="60a0b0"/>
@@ -14358,6 +14935,7 @@
     <w:name w:val="CommentVarTok"/>
     <w:basedOn w:val="VerbatimChar"/>
     <w:rPr>
+      <w:rFonts w:eastAsia="黑体"/>
       <w:b/>
       <w:i/>
       <w:color w:val="60a0b0"/>
@@ -14367,6 +14945,7 @@
     <w:name w:val="OtherTok"/>
     <w:basedOn w:val="VerbatimChar"/>
     <w:rPr>
+      <w:rFonts w:eastAsia="黑体"/>
       <w:color w:val="007020"/>
     </w:rPr>
   </w:style>
@@ -14374,6 +14953,7 @@
     <w:name w:val="FunctionTok"/>
     <w:basedOn w:val="VerbatimChar"/>
     <w:rPr>
+      <w:rFonts w:eastAsia="黑体"/>
       <w:color w:val="06287e"/>
     </w:rPr>
   </w:style>
@@ -14381,6 +14961,7 @@
     <w:name w:val="VariableTok"/>
     <w:basedOn w:val="VerbatimChar"/>
     <w:rPr>
+      <w:rFonts w:eastAsia="黑体"/>
       <w:color w:val="19177c"/>
     </w:rPr>
   </w:style>
@@ -14388,6 +14969,7 @@
     <w:name w:val="ControlFlowTok"/>
     <w:basedOn w:val="VerbatimChar"/>
     <w:rPr>
+      <w:rFonts w:eastAsia="黑体"/>
       <w:b/>
       <w:color w:val="007020"/>
     </w:rPr>
@@ -14396,6 +14978,7 @@
     <w:name w:val="OperatorTok"/>
     <w:basedOn w:val="VerbatimChar"/>
     <w:rPr>
+      <w:rFonts w:eastAsia="黑体"/>
       <w:color w:val="666666"/>
     </w:rPr>
   </w:style>
@@ -14403,18 +14986,22 @@
     <w:name w:val="BuiltInTok"/>
     <w:basedOn w:val="VerbatimChar"/>
     <w:rPr>
+      <w:rFonts w:eastAsia="黑体"/>
       <w:color w:val="008000"/>
     </w:rPr>
   </w:style>
   <w:style w:type="character" w:customStyle="1" w:styleId="ExtensionTok">
     <w:name w:val="ExtensionTok"/>
     <w:basedOn w:val="VerbatimChar"/>
-    <w:rPr/>
+    <w:rPr>
+      <w:rFonts w:eastAsia="黑体"/>
+    </w:rPr>
   </w:style>
   <w:style w:type="character" w:customStyle="1" w:styleId="PreprocessorTok">
     <w:name w:val="PreprocessorTok"/>
     <w:basedOn w:val="VerbatimChar"/>
     <w:rPr>
+      <w:rFonts w:eastAsia="黑体"/>
       <w:color w:val="bc7a00"/>
     </w:rPr>
   </w:style>
@@ -14422,18 +15009,22 @@
     <w:name w:val="AttributeTok"/>
     <w:basedOn w:val="VerbatimChar"/>
     <w:rPr>
+      <w:rFonts w:eastAsia="黑体"/>
       <w:color w:val="7d9029"/>
     </w:rPr>
   </w:style>
   <w:style w:type="character" w:customStyle="1" w:styleId="RegionMarkerTok">
     <w:name w:val="RegionMarkerTok"/>
     <w:basedOn w:val="VerbatimChar"/>
-    <w:rPr/>
+    <w:rPr>
+      <w:rFonts w:eastAsia="黑体"/>
+    </w:rPr>
   </w:style>
   <w:style w:type="character" w:customStyle="1" w:styleId="InformationTok">
     <w:name w:val="InformationTok"/>
     <w:basedOn w:val="VerbatimChar"/>
     <w:rPr>
+      <w:rFonts w:eastAsia="黑体"/>
       <w:b/>
       <w:i/>
       <w:color w:val="60a0b0"/>
@@ -14443,6 +15034,7 @@
     <w:name w:val="WarningTok"/>
     <w:basedOn w:val="VerbatimChar"/>
     <w:rPr>
+      <w:rFonts w:eastAsia="黑体"/>
       <w:b/>
       <w:i/>
       <w:color w:val="60a0b0"/>
@@ -14452,6 +15044,7 @@
     <w:name w:val="AlertTok"/>
     <w:basedOn w:val="VerbatimChar"/>
     <w:rPr>
+      <w:rFonts w:eastAsia="黑体"/>
       <w:b/>
       <w:color w:val="ff0000"/>
     </w:rPr>
@@ -14460,6 +15053,7 @@
     <w:name w:val="ErrorTok"/>
     <w:basedOn w:val="VerbatimChar"/>
     <w:rPr>
+      <w:rFonts w:eastAsia="黑体"/>
       <w:b/>
       <w:color w:val="ff0000"/>
     </w:rPr>
@@ -14467,7 +15061,9 @@
   <w:style w:type="character" w:customStyle="1" w:styleId="NormalTok">
     <w:name w:val="NormalTok"/>
     <w:basedOn w:val="VerbatimChar"/>
-    <w:rPr/>
+    <w:rPr>
+      <w:rFonts w:eastAsia="黑体"/>
+    </w:rPr>
   </w:style>
 </w:styles>
 </file>
@@ -14516,12 +15112,12 @@
     <a:fontScheme name="Office">
       <a:majorFont>
         <a:latin typeface="Calibri"/>
-        <a:ea typeface=""/>
+        <a:ea typeface="黑体"/>
         <a:cs typeface=""/>
         <a:font script="Jpan" typeface="ＭＳ ゴシック"/>
         <a:font script="Hang" typeface="맑은 고딕"/>
-        <a:font script="Hans" typeface="宋体"/>
-        <a:font script="Hant" typeface="新細明體"/>
+        <a:font script="Hans" typeface="黑体"/>
+        <a:font script="Hant" typeface="黑体"/>
         <a:font script="Arab" typeface="Times New Roman"/>
         <a:font script="Hebr" typeface="Times New Roman"/>
         <a:font script="Thai" typeface="Angsana New"/>
@@ -14551,12 +15147,12 @@
       </a:majorFont>
       <a:minorFont>
         <a:latin typeface="Cambria"/>
-        <a:ea typeface=""/>
+        <a:ea typeface="黑体"/>
         <a:cs typeface=""/>
         <a:font script="Jpan" typeface="ＭＳ 明朝"/>
         <a:font script="Hang" typeface="맑은 고딕"/>
-        <a:font script="Hans" typeface="宋体"/>
-        <a:font script="Hant" typeface="新細明體"/>
+        <a:font script="Hans" typeface="黑体"/>
+        <a:font script="Hant" typeface="黑体"/>
         <a:font script="Arab" typeface="Arial"/>
         <a:font script="Hebr" typeface="Arial"/>
         <a:font script="Thai" typeface="Cordia New"/>

--- a/10-保护电路/01-过压保护/浪涌吸收电路/浪涌吸收电路.docx
+++ b/10-保护电路/01-过压保护/浪涌吸收电路/浪涌吸收电路.docx
@@ -2041,7 +2041,7 @@
           <w:color w:val="555555"/>
           <w:sz w:val="21"/>
         </w:rPr>
-        <w:t>材料收集者：杜文杰，WX手机：19519196569，QQ:3478827729</w:t>
+        <w:t>材料收集者：杜文杰，微信/手机：19519196569，QQ:3478827729</w:t>
       </w:r>
     </w:p>
     <w:sectPr>
